--- a/report/179.docx
+++ b/report/179.docx
@@ -1940,6 +1940,75 @@
     </w:p>
     <w:p>
       <w:pPr>
+        <w:spacing w:after="120"/>
+      </w:pPr>
+      <w:r>
+        <w:rPr>
+          <w:rFonts w:ascii="Calibri" w:hAnsi="Calibri" w:eastAsia="Calibri"/>
+          <w:b w:val="0"/>
+          <w:i w:val="0"/>
+          <w:sz w:val="22"/>
+        </w:rPr>
+        <w:t>Component view (classes, modules, and key functions) verified against source imports and call paths. Streamlit and FastAPI both call the shared ResumeScreeningApplication; ResumeScoringService uses ModelPredictor and clean_text; train.py drives offline training through ml.data and ml.trainer with quality gates. Editable Mermaid source: docs/component_diagram.mmd.</w:t>
+      </w:r>
+    </w:p>
+    <w:p>
+      <w:pPr>
+        <w:jc w:val="center"/>
+      </w:pPr>
+      <w:r>
+        <w:drawing>
+          <wp:inline xmlns:a="http://schemas.openxmlformats.org/drawingml/2006/main" xmlns:pic="http://schemas.openxmlformats.org/drawingml/2006/picture">
+            <wp:extent cx="5852160" cy="1910909"/>
+            <wp:docPr id="9" name="Picture 9"/>
+            <wp:cNvGraphicFramePr>
+              <a:graphicFrameLocks noChangeAspect="1"/>
+            </wp:cNvGraphicFramePr>
+            <a:graphic>
+              <a:graphicData uri="http://schemas.openxmlformats.org/drawingml/2006/picture">
+                <pic:pic>
+                  <pic:nvPicPr>
+                    <pic:cNvPr id="0" name="component_diagram.png"/>
+                    <pic:cNvPicPr/>
+                  </pic:nvPicPr>
+                  <pic:blipFill>
+                    <a:blip r:embed="rId20"/>
+                    <a:stretch>
+                      <a:fillRect/>
+                    </a:stretch>
+                  </pic:blipFill>
+                  <pic:spPr>
+                    <a:xfrm>
+                      <a:off x="0" y="0"/>
+                      <a:ext cx="5852160" cy="1910909"/>
+                    </a:xfrm>
+                    <a:prstGeom prst="rect"/>
+                  </pic:spPr>
+                </pic:pic>
+              </a:graphicData>
+            </a:graphic>
+          </wp:inline>
+        </w:drawing>
+      </w:r>
+    </w:p>
+    <w:p>
+      <w:pPr>
+        <w:spacing w:before="80" w:after="200"/>
+        <w:jc w:val="center"/>
+      </w:pPr>
+      <w:r>
+        <w:rPr>
+          <w:rFonts w:ascii="Calibri" w:hAnsi="Calibri" w:eastAsia="Calibri"/>
+          <w:b w:val="0"/>
+          <w:i/>
+          <w:color w:val="333333"/>
+          <w:sz w:val="20"/>
+        </w:rPr>
+        <w:t>Figure 1b. Production component diagram aligned with the codebase: clients/entrypoints (Streamlit, FastAPI, train.py), domain services (classes), ML lifecycle modules, quality metrics, artifacts, and config/logging. Solid edges are runtime or train dependencies; dotted edges are cross-cutting config and logging. Composition wiring of ModelPredictor into services is done inside API/Streamlit get/load helpers (omitted as construction detail).</w:t>
+      </w:r>
+    </w:p>
+    <w:p>
+      <w:pPr>
         <w:spacing w:before="0" w:after="120" w:line="264" w:lineRule="auto"/>
       </w:pPr>
       <w:r>
@@ -3756,6 +3825,20 @@
         <w:br/>
         <w:br/>
         <w:t>GET /health with missing artifact -&gt; 503</w:t>
+      </w:r>
+    </w:p>
+    <w:p>
+      <w:pPr>
+        <w:spacing w:after="160"/>
+      </w:pPr>
+      <w:r>
+        <w:rPr>
+          <w:rFonts w:ascii="Calibri" w:hAnsi="Calibri" w:eastAsia="Calibri"/>
+          <w:b w:val="0"/>
+          <w:i w:val="0"/>
+          <w:sz w:val="22"/>
+        </w:rPr>
+        <w:t>Runtime evidence for these endpoints is shown in Application screenshots (Figures 4–8): OpenAPI /docs, health check, prediction request/response, and metrics snapshot.</w:t>
       </w:r>
     </w:p>
     <w:p>
@@ -5610,6 +5693,496 @@
     <w:p>
       <w:pPr>
         <w:pStyle w:val="Heading1"/>
+      </w:pPr>
+      <w:r>
+        <w:rPr>
+          <w:rFonts w:ascii="Calibri" w:hAnsi="Calibri" w:eastAsia="Calibri"/>
+          <w:b/>
+          <w:i w:val="0"/>
+          <w:sz w:val="32"/>
+        </w:rPr>
+        <w:t>Application screenshots</w:t>
+      </w:r>
+    </w:p>
+    <w:p>
+      <w:pPr>
+        <w:spacing w:after="160"/>
+      </w:pPr>
+      <w:r>
+        <w:rPr>
+          <w:rFonts w:ascii="Calibri" w:hAnsi="Calibri" w:eastAsia="Calibri"/>
+          <w:b w:val="0"/>
+          <w:i w:val="0"/>
+          <w:sz w:val="22"/>
+        </w:rPr>
+        <w:t>The following screenshots demonstrate the running Assignment II system: the preserved recruiter UI (Streamlit) and the production-style FastAPI inference interface required by the assignment submission guidelines.</w:t>
+      </w:r>
+    </w:p>
+    <w:p>
+      <w:pPr>
+        <w:pStyle w:val="Heading2"/>
+      </w:pPr>
+      <w:r>
+        <w:rPr>
+          <w:rFonts w:ascii="Calibri" w:hAnsi="Calibri" w:eastAsia="Calibri"/>
+          <w:b/>
+          <w:i w:val="0"/>
+          <w:sz w:val="26"/>
+        </w:rPr>
+        <w:t>A. Recruiter application (Streamlit)</w:t>
+      </w:r>
+    </w:p>
+    <w:p>
+      <w:pPr>
+        <w:spacing w:after="160"/>
+      </w:pPr>
+      <w:r>
+        <w:rPr>
+          <w:rFonts w:ascii="Calibri" w:hAnsi="Calibri" w:eastAsia="Calibri"/>
+          <w:b w:val="0"/>
+          <w:i w:val="0"/>
+          <w:sz w:val="22"/>
+        </w:rPr>
+        <w:t>The Streamlit app preserves the Assignment I workflow (candidate name, TXT/PDF/DOCX upload or paste, analysis, explanation, and audit history) while routing scoring through the shared modular ResumeScreeningApplication service.</w:t>
+      </w:r>
+    </w:p>
+    <w:p>
+      <w:pPr>
+        <w:spacing w:before="120" w:after="40"/>
+        <w:jc w:val="center"/>
+      </w:pPr>
+      <w:r>
+        <w:drawing>
+          <wp:inline xmlns:a="http://schemas.openxmlformats.org/drawingml/2006/main" xmlns:pic="http://schemas.openxmlformats.org/drawingml/2006/picture">
+            <wp:extent cx="5760720" cy="3102619"/>
+            <wp:docPr id="2" name="Picture 2"/>
+            <wp:cNvGraphicFramePr>
+              <a:graphicFrameLocks noChangeAspect="1"/>
+            </wp:cNvGraphicFramePr>
+            <a:graphic>
+              <a:graphicData uri="http://schemas.openxmlformats.org/drawingml/2006/picture">
+                <pic:pic>
+                  <pic:nvPicPr>
+                    <pic:cNvPr id="0" name="MainApp.png"/>
+                    <pic:cNvPicPr/>
+                  </pic:nvPicPr>
+                  <pic:blipFill>
+                    <a:blip r:embed="rId12"/>
+                    <a:stretch>
+                      <a:fillRect/>
+                    </a:stretch>
+                  </pic:blipFill>
+                  <pic:spPr>
+                    <a:xfrm>
+                      <a:off x="0" y="0"/>
+                      <a:ext cx="5760720" cy="3102619"/>
+                    </a:xfrm>
+                    <a:prstGeom prst="rect"/>
+                  </pic:spPr>
+                </pic:pic>
+              </a:graphicData>
+            </a:graphic>
+          </wp:inline>
+        </w:drawing>
+      </w:r>
+    </w:p>
+    <w:p>
+      <w:pPr>
+        <w:spacing w:before="80" w:after="240"/>
+        <w:jc w:val="center"/>
+      </w:pPr>
+      <w:r>
+        <w:rPr>
+          <w:rFonts w:ascii="Calibri" w:hAnsi="Calibri" w:eastAsia="Calibri"/>
+          <w:b w:val="0"/>
+          <w:i/>
+          <w:color w:val="333333"/>
+          <w:sz w:val="20"/>
+        </w:rPr>
+        <w:t>Figure 2. Main recruiter UI — upload/paste controls, verified model quality sidebar, and privacy-aware audit history (no raw resume text stored).</w:t>
+      </w:r>
+    </w:p>
+    <w:p>
+      <w:pPr>
+        <w:spacing w:before="120" w:after="40"/>
+        <w:jc w:val="center"/>
+      </w:pPr>
+      <w:r>
+        <w:drawing>
+          <wp:inline xmlns:a="http://schemas.openxmlformats.org/drawingml/2006/main" xmlns:pic="http://schemas.openxmlformats.org/drawingml/2006/picture">
+            <wp:extent cx="5760720" cy="3093608"/>
+            <wp:docPr id="3" name="Picture 3"/>
+            <wp:cNvGraphicFramePr>
+              <a:graphicFrameLocks noChangeAspect="1"/>
+            </wp:cNvGraphicFramePr>
+            <a:graphic>
+              <a:graphicData uri="http://schemas.openxmlformats.org/drawingml/2006/picture">
+                <pic:pic>
+                  <pic:nvPicPr>
+                    <pic:cNvPr id="0" name="AppSampleResume.png"/>
+                    <pic:cNvPicPr/>
+                  </pic:nvPicPr>
+                  <pic:blipFill>
+                    <a:blip r:embed="rId13"/>
+                    <a:stretch>
+                      <a:fillRect/>
+                    </a:stretch>
+                  </pic:blipFill>
+                  <pic:spPr>
+                    <a:xfrm>
+                      <a:off x="0" y="0"/>
+                      <a:ext cx="5760720" cy="3093608"/>
+                    </a:xfrm>
+                    <a:prstGeom prst="rect"/>
+                  </pic:spPr>
+                </pic:pic>
+              </a:graphicData>
+            </a:graphic>
+          </wp:inline>
+        </w:drawing>
+      </w:r>
+    </w:p>
+    <w:p>
+      <w:pPr>
+        <w:spacing w:before="80" w:after="240"/>
+        <w:jc w:val="center"/>
+      </w:pPr>
+      <w:r>
+        <w:rPr>
+          <w:rFonts w:ascii="Calibri" w:hAnsi="Calibri" w:eastAsia="Calibri"/>
+          <w:b w:val="0"/>
+          <w:i/>
+          <w:color w:val="333333"/>
+          <w:sz w:val="20"/>
+        </w:rPr>
+        <w:t>Figure 3. Sample resume analysis — predicted role, confidence, keyword explanation, advisory decision note, and role ranking table.</w:t>
+      </w:r>
+    </w:p>
+    <w:p>
+      <w:pPr>
+        <w:pStyle w:val="Heading2"/>
+      </w:pPr>
+      <w:r>
+        <w:rPr>
+          <w:rFonts w:ascii="Calibri" w:hAnsi="Calibri" w:eastAsia="Calibri"/>
+          <w:b/>
+          <w:i w:val="0"/>
+          <w:sz w:val="26"/>
+        </w:rPr>
+        <w:t>B. REST API (FastAPI / OpenAPI)</w:t>
+      </w:r>
+    </w:p>
+    <w:p>
+      <w:pPr>
+        <w:spacing w:after="160"/>
+      </w:pPr>
+      <w:r>
+        <w:rPr>
+          <w:rFonts w:ascii="Calibri" w:hAnsi="Calibri" w:eastAsia="Calibri"/>
+          <w:b w:val="0"/>
+          <w:i w:val="0"/>
+          <w:sz w:val="22"/>
+        </w:rPr>
+        <w:t>The FastAPI service exposes typed health, prediction, and metrics endpoints with OpenAPI documentation at /docs. Request and response schemas are defined in app/schemas.py; inference uses the same application service as Streamlit.</w:t>
+      </w:r>
+    </w:p>
+    <w:p>
+      <w:pPr>
+        <w:spacing w:before="120" w:after="40"/>
+        <w:jc w:val="center"/>
+      </w:pPr>
+      <w:r>
+        <w:drawing>
+          <wp:inline xmlns:a="http://schemas.openxmlformats.org/drawingml/2006/main" xmlns:pic="http://schemas.openxmlformats.org/drawingml/2006/picture">
+            <wp:extent cx="5760720" cy="3084598"/>
+            <wp:docPr id="4" name="Picture 4"/>
+            <wp:cNvGraphicFramePr>
+              <a:graphicFrameLocks noChangeAspect="1"/>
+            </wp:cNvGraphicFramePr>
+            <a:graphic>
+              <a:graphicData uri="http://schemas.openxmlformats.org/drawingml/2006/picture">
+                <pic:pic>
+                  <pic:nvPicPr>
+                    <pic:cNvPr id="0" name="APISpec.png"/>
+                    <pic:cNvPicPr/>
+                  </pic:nvPicPr>
+                  <pic:blipFill>
+                    <a:blip r:embed="rId14"/>
+                    <a:stretch>
+                      <a:fillRect/>
+                    </a:stretch>
+                  </pic:blipFill>
+                  <pic:spPr>
+                    <a:xfrm>
+                      <a:off x="0" y="0"/>
+                      <a:ext cx="5760720" cy="3084598"/>
+                    </a:xfrm>
+                    <a:prstGeom prst="rect"/>
+                  </pic:spPr>
+                </pic:pic>
+              </a:graphicData>
+            </a:graphic>
+          </wp:inline>
+        </w:drawing>
+      </w:r>
+    </w:p>
+    <w:p>
+      <w:pPr>
+        <w:spacing w:before="80" w:after="240"/>
+        <w:jc w:val="center"/>
+      </w:pPr>
+      <w:r>
+        <w:rPr>
+          <w:rFonts w:ascii="Calibri" w:hAnsi="Calibri" w:eastAsia="Calibri"/>
+          <w:b w:val="0"/>
+          <w:i/>
+          <w:color w:val="333333"/>
+          <w:sz w:val="20"/>
+        </w:rPr>
+        <w:t>Figure 4. OpenAPI specification — GET /health, POST /v1/predictions, POST /predict, GET /metrics, and generated schema models.</w:t>
+      </w:r>
+    </w:p>
+    <w:p>
+      <w:pPr>
+        <w:spacing w:before="120" w:after="40"/>
+        <w:jc w:val="center"/>
+      </w:pPr>
+      <w:r>
+        <w:drawing>
+          <wp:inline xmlns:a="http://schemas.openxmlformats.org/drawingml/2006/main" xmlns:pic="http://schemas.openxmlformats.org/drawingml/2006/picture">
+            <wp:extent cx="5486400" cy="1133699"/>
+            <wp:docPr id="5" name="Picture 5"/>
+            <wp:cNvGraphicFramePr>
+              <a:graphicFrameLocks noChangeAspect="1"/>
+            </wp:cNvGraphicFramePr>
+            <a:graphic>
+              <a:graphicData uri="http://schemas.openxmlformats.org/drawingml/2006/picture">
+                <pic:pic>
+                  <pic:nvPicPr>
+                    <pic:cNvPr id="0" name="FastHeatlthCheck.png"/>
+                    <pic:cNvPicPr/>
+                  </pic:nvPicPr>
+                  <pic:blipFill>
+                    <a:blip r:embed="rId15"/>
+                    <a:stretch>
+                      <a:fillRect/>
+                    </a:stretch>
+                  </pic:blipFill>
+                  <pic:spPr>
+                    <a:xfrm>
+                      <a:off x="0" y="0"/>
+                      <a:ext cx="5486400" cy="1133699"/>
+                    </a:xfrm>
+                    <a:prstGeom prst="rect"/>
+                  </pic:spPr>
+                </pic:pic>
+              </a:graphicData>
+            </a:graphic>
+          </wp:inline>
+        </w:drawing>
+      </w:r>
+    </w:p>
+    <w:p>
+      <w:pPr>
+        <w:spacing w:before="80" w:after="240"/>
+        <w:jc w:val="center"/>
+      </w:pPr>
+      <w:r>
+        <w:rPr>
+          <w:rFonts w:ascii="Calibri" w:hAnsi="Calibri" w:eastAsia="Calibri"/>
+          <w:b w:val="0"/>
+          <w:i/>
+          <w:color w:val="333333"/>
+          <w:sz w:val="20"/>
+        </w:rPr>
+        <w:t>Figure 5. GET /health — service ready with model_loaded=true and API version 2.1.0.</w:t>
+      </w:r>
+    </w:p>
+    <w:p>
+      <w:pPr>
+        <w:spacing w:before="120" w:after="40"/>
+        <w:jc w:val="center"/>
+      </w:pPr>
+      <w:r>
+        <w:drawing>
+          <wp:inline xmlns:a="http://schemas.openxmlformats.org/drawingml/2006/main" xmlns:pic="http://schemas.openxmlformats.org/drawingml/2006/picture">
+            <wp:extent cx="5760720" cy="3093608"/>
+            <wp:docPr id="6" name="Picture 6"/>
+            <wp:cNvGraphicFramePr>
+              <a:graphicFrameLocks noChangeAspect="1"/>
+            </wp:cNvGraphicFramePr>
+            <a:graphic>
+              <a:graphicData uri="http://schemas.openxmlformats.org/drawingml/2006/picture">
+                <pic:pic>
+                  <pic:nvPicPr>
+                    <pic:cNvPr id="0" name="APIExecution_Predict_1.png"/>
+                    <pic:cNvPicPr/>
+                  </pic:nvPicPr>
+                  <pic:blipFill>
+                    <a:blip r:embed="rId16"/>
+                    <a:stretch>
+                      <a:fillRect/>
+                    </a:stretch>
+                  </pic:blipFill>
+                  <pic:spPr>
+                    <a:xfrm>
+                      <a:off x="0" y="0"/>
+                      <a:ext cx="5760720" cy="3093608"/>
+                    </a:xfrm>
+                    <a:prstGeom prst="rect"/>
+                  </pic:spPr>
+                </pic:pic>
+              </a:graphicData>
+            </a:graphic>
+          </wp:inline>
+        </w:drawing>
+      </w:r>
+    </w:p>
+    <w:p>
+      <w:pPr>
+        <w:spacing w:before="80" w:after="240"/>
+        <w:jc w:val="center"/>
+      </w:pPr>
+      <w:r>
+        <w:rPr>
+          <w:rFonts w:ascii="Calibri" w:hAnsi="Calibri" w:eastAsia="Calibri"/>
+          <w:b w:val="0"/>
+          <w:i/>
+          <w:color w:val="333333"/>
+          <w:sz w:val="20"/>
+        </w:rPr>
+        <w:t>Figure 6. POST /v1/predictions — interactive request form (candidate_name, resume_text).</w:t>
+      </w:r>
+    </w:p>
+    <w:p>
+      <w:pPr>
+        <w:spacing w:before="120" w:after="40"/>
+        <w:jc w:val="center"/>
+      </w:pPr>
+      <w:r>
+        <w:drawing>
+          <wp:inline xmlns:a="http://schemas.openxmlformats.org/drawingml/2006/main" xmlns:pic="http://schemas.openxmlformats.org/drawingml/2006/picture">
+            <wp:extent cx="5760720" cy="3081594"/>
+            <wp:docPr id="7" name="Picture 7"/>
+            <wp:cNvGraphicFramePr>
+              <a:graphicFrameLocks noChangeAspect="1"/>
+            </wp:cNvGraphicFramePr>
+            <a:graphic>
+              <a:graphicData uri="http://schemas.openxmlformats.org/drawingml/2006/picture">
+                <pic:pic>
+                  <pic:nvPicPr>
+                    <pic:cNvPr id="0" name="APIExecution_Predict_2.png"/>
+                    <pic:cNvPicPr/>
+                  </pic:nvPicPr>
+                  <pic:blipFill>
+                    <a:blip r:embed="rId17"/>
+                    <a:stretch>
+                      <a:fillRect/>
+                    </a:stretch>
+                  </pic:blipFill>
+                  <pic:spPr>
+                    <a:xfrm>
+                      <a:off x="0" y="0"/>
+                      <a:ext cx="5760720" cy="3081594"/>
+                    </a:xfrm>
+                    <a:prstGeom prst="rect"/>
+                  </pic:spPr>
+                </pic:pic>
+              </a:graphicData>
+            </a:graphic>
+          </wp:inline>
+        </w:drawing>
+      </w:r>
+    </w:p>
+    <w:p>
+      <w:pPr>
+        <w:spacing w:before="80" w:after="240"/>
+        <w:jc w:val="center"/>
+      </w:pPr>
+      <w:r>
+        <w:rPr>
+          <w:rFonts w:ascii="Calibri" w:hAnsi="Calibri" w:eastAsia="Calibri"/>
+          <w:b w:val="0"/>
+          <w:i/>
+          <w:color w:val="333333"/>
+          <w:sz w:val="20"/>
+        </w:rPr>
+        <w:t>Figure 7. POST /v1/predictions — successful 200 response with predicted_role, confidence, role_ranking, explanation, and decision_note.</w:t>
+      </w:r>
+    </w:p>
+    <w:p>
+      <w:pPr>
+        <w:spacing w:before="120" w:after="40"/>
+        <w:jc w:val="center"/>
+      </w:pPr>
+      <w:r>
+        <w:drawing>
+          <wp:inline xmlns:a="http://schemas.openxmlformats.org/drawingml/2006/main" xmlns:pic="http://schemas.openxmlformats.org/drawingml/2006/picture">
+            <wp:extent cx="5760720" cy="3118745"/>
+            <wp:docPr id="8" name="Picture 8"/>
+            <wp:cNvGraphicFramePr>
+              <a:graphicFrameLocks noChangeAspect="1"/>
+            </wp:cNvGraphicFramePr>
+            <a:graphic>
+              <a:graphicData uri="http://schemas.openxmlformats.org/drawingml/2006/picture">
+                <pic:pic>
+                  <pic:nvPicPr>
+                    <pic:cNvPr id="0" name="API_PredictionMetrics.png"/>
+                    <pic:cNvPicPr/>
+                  </pic:nvPicPr>
+                  <pic:blipFill>
+                    <a:blip r:embed="rId18"/>
+                    <a:stretch>
+                      <a:fillRect/>
+                    </a:stretch>
+                  </pic:blipFill>
+                  <pic:spPr>
+                    <a:xfrm>
+                      <a:off x="0" y="0"/>
+                      <a:ext cx="5760720" cy="3118745"/>
+                    </a:xfrm>
+                    <a:prstGeom prst="rect"/>
+                  </pic:spPr>
+                </pic:pic>
+              </a:graphicData>
+            </a:graphic>
+          </wp:inline>
+        </w:drawing>
+      </w:r>
+    </w:p>
+    <w:p>
+      <w:pPr>
+        <w:spacing w:before="80" w:after="240"/>
+        <w:jc w:val="center"/>
+      </w:pPr>
+      <w:r>
+        <w:rPr>
+          <w:rFonts w:ascii="Calibri" w:hAnsi="Calibri" w:eastAsia="Calibri"/>
+          <w:b w:val="0"/>
+          <w:i/>
+          <w:color w:val="333333"/>
+          <w:sz w:val="20"/>
+        </w:rPr>
+        <w:t>Figure 8. GET /metrics — persisted model and data quality snapshot used for release evidence and UI sidebar metrics.</w:t>
+      </w:r>
+    </w:p>
+    <w:p>
+      <w:pPr>
+        <w:spacing w:after="160"/>
+      </w:pPr>
+      <w:r>
+        <w:rPr>
+          <w:rFonts w:ascii="Calibri" w:hAnsi="Calibri" w:eastAsia="Calibri"/>
+          <w:b w:val="0"/>
+          <w:i w:val="0"/>
+          <w:sz w:val="22"/>
+        </w:rPr>
+        <w:t>These screenshots, together with reports/pytest_report.txt and reports/lint_*.txt, constitute runtime evidence that the modular production package executes as described in Sections 5–8.</w:t>
+      </w:r>
+    </w:p>
+    <w:p>
+      <w:pPr>
+        <w:pStyle w:val="Heading1"/>
         <w:keepNext/>
       </w:pPr>
       <w:r>
@@ -5625,6 +6198,17 @@
           <w:rFonts w:ascii="Calibri" w:hAnsi="Calibri"/>
         </w:rPr>
         <w:t>The following files form the canonical submission. Earlier draft artifacts remain only as working history and are not required for grading.</w:t>
+      </w:r>
+    </w:p>
+    <w:p>
+      <w:r>
+        <w:rPr>
+          <w:rFonts w:ascii="Calibri" w:hAnsi="Calibri" w:eastAsia="Calibri"/>
+          <w:b w:val="0"/>
+          <w:i w:val="0"/>
+          <w:sz w:val="22"/>
+        </w:rPr>
+        <w:t>Application screenshots used in this report are stored under Screenshots/ (Streamlit UI and FastAPI /docs execution evidence).</w:t>
       </w:r>
     </w:p>
     <w:tbl>
@@ -6195,6 +6779,28 @@
           </w:p>
         </w:tc>
       </w:tr>
+      <w:tr>
+        <w:tc>
+          <w:tcPr>
+            <w:tcW w:type="dxa" w:w="3400"/>
+          </w:tcPr>
+          <w:p>
+            <w:r>
+              <w:t>Screenshots/</w:t>
+            </w:r>
+          </w:p>
+        </w:tc>
+        <w:tc>
+          <w:tcPr>
+            <w:tcW w:type="dxa" w:w="5960"/>
+          </w:tcPr>
+          <w:p>
+            <w:r>
+              <w:t>UI and API runtime screenshots embedded in Application screenshots section</w:t>
+            </w:r>
+          </w:p>
+        </w:tc>
+      </w:tr>
     </w:tbl>
     <w:p>
       <w:pPr>

--- a/report/179.docx
+++ b/report/179.docx
@@ -1058,7 +1058,7 @@
                 <w:color w:val="000000"/>
                 <w:sz w:val="18"/>
               </w:rPr>
-              <w:t>reports/lint_before.txt and lint_after.txt</w:t>
+              <w:t>report/lint_before.txt and lint_after.txt</w:t>
             </w:r>
           </w:p>
         </w:tc>
@@ -1218,7 +1218,7 @@
                 <w:color w:val="000000"/>
                 <w:sz w:val="18"/>
               </w:rPr>
-              <w:t>35 tests; reports/pytest_report.txt</w:t>
+              <w:t>35 tests; report/pytest_report.txt</w:t>
             </w:r>
           </w:p>
         </w:tc>
@@ -1298,7 +1298,7 @@
                 <w:color w:val="000000"/>
                 <w:sz w:val="18"/>
               </w:rPr>
-              <w:t>reports/metrics_snapshot.json</w:t>
+              <w:t>report/metrics_snapshot.json</w:t>
             </w:r>
           </w:p>
         </w:tc>
@@ -6177,7 +6177,7 @@
           <w:i w:val="0"/>
           <w:sz w:val="22"/>
         </w:rPr>
-        <w:t>These screenshots, together with reports/pytest_report.txt and reports/lint_*.txt, constitute runtime evidence that the modular production package executes as described in Sections 5–8.</w:t>
+        <w:t>These screenshots, together with report/pytest_report.txt and report/lint_*.txt, constitute runtime evidence that the modular production package executes as described in Sections 5–8.</w:t>
       </w:r>
     </w:p>
     <w:p>
@@ -6639,7 +6639,7 @@
                 <w:color w:val="000000"/>
                 <w:sz w:val="18"/>
               </w:rPr>
-              <w:t>reports/</w:t>
+              <w:t>report/</w:t>
             </w:r>
           </w:p>
         </w:tc>

--- a/report/179.docx
+++ b/report/179.docx
@@ -4474,6 +4474,20 @@
     </w:p>
     <w:p>
       <w:pPr>
+        <w:spacing w:after="160"/>
+      </w:pPr>
+      <w:r>
+        <w:rPr>
+          <w:rFonts w:ascii="Calibri" w:hAnsi="Calibri" w:eastAsia="Calibri"/>
+          <w:b w:val="0"/>
+          <w:i w:val="0"/>
+          <w:sz w:val="22"/>
+        </w:rPr>
+        <w:t>Evidence location (source package). Automated test output, lint before/after results, and the model/data metrics snapshot are included in the attached source zip (or Git repository) under the report/ folder, alongside this document. Key files: report/pytest_report.txt, report/lint_before.txt, report/lint_after.txt, and report/metrics_snapshot.json. Application screenshots are embedded in this report and also stored under Screenshots/ in the source package.</w:t>
+      </w:r>
+    </w:p>
+    <w:p>
+      <w:pPr>
         <w:pStyle w:val="Heading1"/>
         <w:keepNext/>
       </w:pPr>
@@ -6208,7 +6222,7 @@
           <w:i w:val="0"/>
           <w:sz w:val="22"/>
         </w:rPr>
-        <w:t>Application screenshots used in this report are stored under Screenshots/ (Streamlit UI and FastAPI /docs execution evidence).</w:t>
+        <w:t>Evidence location. Full source code, automated tests (tests/), and quality evidence live in the attached source zip / Git package. The report/ folder holds this Word/PDF narrative together with pytest, lint, and metrics artifacts (pytest_report.txt, lint_before.txt, lint_after.txt, metrics_snapshot.json). UI and API screenshots used above are under Screenshots/ in the same package.</w:t>
       </w:r>
     </w:p>
     <w:tbl>
@@ -6435,16 +6449,8 @@
             <w:vAlign w:val="center"/>
           </w:tcPr>
           <w:p>
-            <w:pPr>
-              <w:spacing w:before="0" w:after="0" w:line="240" w:lineRule="auto"/>
-            </w:pPr>
             <w:r>
-              <w:rPr>
-                <w:rFonts w:ascii="Calibri" w:hAnsi="Calibri"/>
-                <w:color w:val="000000"/>
-                <w:sz w:val="18"/>
-              </w:rPr>
-              <w:t>Submission report</w:t>
+              <w:t>Submission report (this document); evidence paths described in Appendix</w:t>
             </w:r>
           </w:p>
         </w:tc>
@@ -6655,16 +6661,8 @@
             <w:vAlign w:val="center"/>
           </w:tcPr>
           <w:p>
-            <w:pPr>
-              <w:spacing w:before="0" w:after="0" w:line="240" w:lineRule="auto"/>
-            </w:pPr>
             <w:r>
-              <w:rPr>
-                <w:rFonts w:ascii="Calibri" w:hAnsi="Calibri"/>
-                <w:color w:val="000000"/>
-                <w:sz w:val="18"/>
-              </w:rPr>
-              <w:t>Pytest, lint, and metric evidence</w:t>
+              <w:t>Taxila report plus pytest, lint, and metrics snapshot in the source zip</w:t>
             </w:r>
           </w:p>
         </w:tc>
@@ -7219,6 +7217,28 @@
           </w:p>
         </w:tc>
       </w:tr>
+      <w:tr>
+        <w:tc>
+          <w:tcPr>
+            <w:tcW w:type="dxa" w:w="4100"/>
+          </w:tcPr>
+          <w:p>
+            <w:r>
+              <w:t>QA evidence path</w:t>
+            </w:r>
+          </w:p>
+        </w:tc>
+        <w:tc>
+          <w:tcPr>
+            <w:tcW w:type="dxa" w:w="5260"/>
+          </w:tcPr>
+          <w:p>
+            <w:r>
+              <w:t>report/ in source zip (pytest, lint, metrics); Screenshots/ for UI/API</w:t>
+            </w:r>
+          </w:p>
+        </w:tc>
+      </w:tr>
     </w:tbl>
     <w:p>
       <w:pPr>

--- a/report/179.docx
+++ b/report/179.docx
@@ -92,16 +92,7 @@
             <w:vAlign w:val="center"/>
           </w:tcPr>
           <w:p>
-            <w:pPr>
-              <w:spacing w:before="0" w:after="0" w:line="240" w:lineRule="auto"/>
-            </w:pPr>
             <w:r>
-              <w:rPr>
-                <w:rFonts w:ascii="Calibri" w:hAnsi="Calibri"/>
-                <w:b/>
-                <w:color w:val="0B2545"/>
-                <w:sz w:val="19"/>
-              </w:rPr>
               <w:t>BITS ID</w:t>
             </w:r>
           </w:p>
@@ -119,16 +110,7 @@
             <w:vAlign w:val="center"/>
           </w:tcPr>
           <w:p>
-            <w:pPr>
-              <w:spacing w:before="0" w:after="0" w:line="240" w:lineRule="auto"/>
-            </w:pPr>
             <w:r>
-              <w:rPr>
-                <w:rFonts w:ascii="Calibri" w:hAnsi="Calibri"/>
-                <w:b/>
-                <w:color w:val="0B2545"/>
-                <w:sz w:val="19"/>
-              </w:rPr>
               <w:t>Name</w:t>
             </w:r>
           </w:p>
@@ -146,17 +128,8 @@
             <w:vAlign w:val="center"/>
           </w:tcPr>
           <w:p>
-            <w:pPr>
-              <w:spacing w:before="0" w:after="0" w:line="240" w:lineRule="auto"/>
-            </w:pPr>
             <w:r>
-              <w:rPr>
-                <w:rFonts w:ascii="Calibri" w:hAnsi="Calibri"/>
-                <w:b/>
-                <w:color w:val="0B2545"/>
-                <w:sz w:val="19"/>
-              </w:rPr>
-              <w:t>Contribution</w:t>
+              <w:t>Qualitative Task Description</w:t>
             </w:r>
           </w:p>
         </w:tc>
@@ -173,16 +146,7 @@
             <w:vAlign w:val="center"/>
           </w:tcPr>
           <w:p>
-            <w:pPr>
-              <w:spacing w:before="0" w:after="0" w:line="240" w:lineRule="auto"/>
-            </w:pPr>
             <w:r>
-              <w:rPr>
-                <w:rFonts w:ascii="Calibri" w:hAnsi="Calibri"/>
-                <w:b/>
-                <w:color w:val="0B2545"/>
-                <w:sz w:val="19"/>
-              </w:rPr>
               <w:t>Percentage</w:t>
             </w:r>
           </w:p>
@@ -204,15 +168,7 @@
             <w:vAlign w:val="center"/>
           </w:tcPr>
           <w:p>
-            <w:pPr>
-              <w:spacing w:before="0" w:after="0" w:line="240" w:lineRule="auto"/>
-            </w:pPr>
             <w:r>
-              <w:rPr>
-                <w:rFonts w:ascii="Calibri" w:hAnsi="Calibri"/>
-                <w:color w:val="000000"/>
-                <w:sz w:val="18"/>
-              </w:rPr>
               <w:t>2025AB05113</w:t>
             </w:r>
           </w:p>
@@ -229,15 +185,7 @@
             <w:vAlign w:val="center"/>
           </w:tcPr>
           <w:p>
-            <w:pPr>
-              <w:spacing w:before="0" w:after="0" w:line="240" w:lineRule="auto"/>
-            </w:pPr>
             <w:r>
-              <w:rPr>
-                <w:rFonts w:ascii="Calibri" w:hAnsi="Calibri"/>
-                <w:color w:val="000000"/>
-                <w:sz w:val="18"/>
-              </w:rPr>
               <w:t>Prashant</w:t>
             </w:r>
           </w:p>
@@ -254,16 +202,8 @@
             <w:vAlign w:val="center"/>
           </w:tcPr>
           <w:p>
-            <w:pPr>
-              <w:spacing w:before="0" w:after="0" w:line="240" w:lineRule="auto"/>
-            </w:pPr>
             <w:r>
-              <w:rPr>
-                <w:rFonts w:ascii="Calibri" w:hAnsi="Calibri"/>
-                <w:color w:val="000000"/>
-                <w:sz w:val="18"/>
-              </w:rPr>
-              <w:t>ML implementation and API, Architecture and code quality</w:t>
+              <w:t>Implemented ML training &amp; preprocessing pipelines, built FastAPI REST endpoints, authored automated Pytest suite, and drafted initial report sections.</w:t>
             </w:r>
           </w:p>
         </w:tc>
@@ -279,15 +219,8 @@
             <w:vAlign w:val="center"/>
           </w:tcPr>
           <w:p>
-            <w:pPr>
-              <w:spacing w:before="0" w:after="0" w:line="240" w:lineRule="auto"/>
-            </w:pPr>
             <w:r>
-              <w:rPr>
-                <w:rFonts w:ascii="Calibri" w:hAnsi="Calibri"/>
-                <w:color w:val="000000"/>
-                <w:sz w:val="18"/>
-              </w:rPr>
+              <w:t>25%</w:t>
             </w:r>
           </w:p>
         </w:tc>
@@ -308,15 +241,7 @@
             <w:vAlign w:val="center"/>
           </w:tcPr>
           <w:p>
-            <w:pPr>
-              <w:spacing w:before="0" w:after="0" w:line="240" w:lineRule="auto"/>
-            </w:pPr>
             <w:r>
-              <w:rPr>
-                <w:rFonts w:ascii="Calibri" w:hAnsi="Calibri"/>
-                <w:color w:val="000000"/>
-                <w:sz w:val="18"/>
-              </w:rPr>
               <w:t>2025AA05032</w:t>
             </w:r>
           </w:p>
@@ -333,15 +258,7 @@
             <w:vAlign w:val="center"/>
           </w:tcPr>
           <w:p>
-            <w:pPr>
-              <w:spacing w:before="0" w:after="0" w:line="240" w:lineRule="auto"/>
-            </w:pPr>
             <w:r>
-              <w:rPr>
-                <w:rFonts w:ascii="Calibri" w:hAnsi="Calibri"/>
-                <w:color w:val="000000"/>
-                <w:sz w:val="18"/>
-              </w:rPr>
               <w:t>Prathap Wagle</w:t>
             </w:r>
           </w:p>
@@ -358,16 +275,8 @@
             <w:vAlign w:val="center"/>
           </w:tcPr>
           <w:p>
-            <w:pPr>
-              <w:spacing w:before="0" w:after="0" w:line="240" w:lineRule="auto"/>
-            </w:pPr>
             <w:r>
-              <w:rPr>
-                <w:rFonts w:ascii="Calibri" w:hAnsi="Calibri"/>
-                <w:color w:val="000000"/>
-                <w:sz w:val="18"/>
-              </w:rPr>
-              <w:t>ML implementation and API, Architecture and code quality</w:t>
+              <w:t>Designed system architecture, integrated Streamlit UI &amp; application layer, authored main report, added code comments, and validated submission readiness.</w:t>
             </w:r>
           </w:p>
         </w:tc>
@@ -383,15 +292,8 @@
             <w:vAlign w:val="center"/>
           </w:tcPr>
           <w:p>
-            <w:pPr>
-              <w:spacing w:before="0" w:after="0" w:line="240" w:lineRule="auto"/>
-            </w:pPr>
             <w:r>
-              <w:rPr>
-                <w:rFonts w:ascii="Calibri" w:hAnsi="Calibri"/>
-                <w:color w:val="000000"/>
-                <w:sz w:val="18"/>
-              </w:rPr>
+              <w:t>25%</w:t>
             </w:r>
           </w:p>
         </w:tc>
@@ -412,15 +314,7 @@
             <w:vAlign w:val="center"/>
           </w:tcPr>
           <w:p>
-            <w:pPr>
-              <w:spacing w:before="0" w:after="0" w:line="240" w:lineRule="auto"/>
-            </w:pPr>
             <w:r>
-              <w:rPr>
-                <w:rFonts w:ascii="Calibri" w:hAnsi="Calibri"/>
-                <w:color w:val="000000"/>
-                <w:sz w:val="18"/>
-              </w:rPr>
               <w:t>2024AC05999</w:t>
             </w:r>
           </w:p>
@@ -437,15 +331,7 @@
             <w:vAlign w:val="center"/>
           </w:tcPr>
           <w:p>
-            <w:pPr>
-              <w:spacing w:before="0" w:after="0" w:line="240" w:lineRule="auto"/>
-            </w:pPr>
             <w:r>
-              <w:rPr>
-                <w:rFonts w:ascii="Calibri" w:hAnsi="Calibri"/>
-                <w:color w:val="000000"/>
-                <w:sz w:val="18"/>
-              </w:rPr>
               <w:t>Prasanna R T</w:t>
             </w:r>
           </w:p>
@@ -462,16 +348,8 @@
             <w:vAlign w:val="center"/>
           </w:tcPr>
           <w:p>
-            <w:pPr>
-              <w:spacing w:before="0" w:after="0" w:line="240" w:lineRule="auto"/>
-            </w:pPr>
             <w:r>
-              <w:rPr>
-                <w:rFonts w:ascii="Calibri" w:hAnsi="Calibri"/>
-                <w:color w:val="000000"/>
-                <w:sz w:val="18"/>
-              </w:rPr>
-              <w:t>Test design, execution and review</w:t>
+              <w:t>Conducted test design review, performed functional validation of candidate scoring workflows, and verified edge-case handling.</w:t>
             </w:r>
           </w:p>
         </w:tc>
@@ -487,15 +365,8 @@
             <w:vAlign w:val="center"/>
           </w:tcPr>
           <w:p>
-            <w:pPr>
-              <w:spacing w:before="0" w:after="0" w:line="240" w:lineRule="auto"/>
-            </w:pPr>
             <w:r>
-              <w:rPr>
-                <w:rFonts w:ascii="Calibri" w:hAnsi="Calibri"/>
-                <w:color w:val="000000"/>
-                <w:sz w:val="18"/>
-              </w:rPr>
+              <w:t>25%</w:t>
             </w:r>
           </w:p>
         </w:tc>
@@ -516,15 +387,7 @@
             <w:vAlign w:val="center"/>
           </w:tcPr>
           <w:p>
-            <w:pPr>
-              <w:spacing w:before="0" w:after="0" w:line="240" w:lineRule="auto"/>
-            </w:pPr>
             <w:r>
-              <w:rPr>
-                <w:rFonts w:ascii="Calibri" w:hAnsi="Calibri"/>
-                <w:color w:val="000000"/>
-                <w:sz w:val="18"/>
-              </w:rPr>
               <w:t>2024AC05914</w:t>
             </w:r>
           </w:p>
@@ -541,15 +404,7 @@
             <w:vAlign w:val="center"/>
           </w:tcPr>
           <w:p>
-            <w:pPr>
-              <w:spacing w:before="0" w:after="0" w:line="240" w:lineRule="auto"/>
-            </w:pPr>
             <w:r>
-              <w:rPr>
-                <w:rFonts w:ascii="Calibri" w:hAnsi="Calibri"/>
-                <w:color w:val="000000"/>
-                <w:sz w:val="18"/>
-              </w:rPr>
               <w:t>Pranav Mehrotra</w:t>
             </w:r>
           </w:p>
@@ -566,16 +421,8 @@
             <w:vAlign w:val="center"/>
           </w:tcPr>
           <w:p>
-            <w:pPr>
-              <w:spacing w:before="0" w:after="0" w:line="240" w:lineRule="auto"/>
-            </w:pPr>
             <w:r>
-              <w:rPr>
-                <w:rFonts w:ascii="Calibri" w:hAnsi="Calibri"/>
-                <w:color w:val="000000"/>
-                <w:sz w:val="18"/>
-              </w:rPr>
-              <w:t>QA evidence and final review</w:t>
+              <w:t>Reviewed quality assurance evidence, conducted code audit reviews, and validated final submission package integrity.</w:t>
             </w:r>
           </w:p>
         </w:tc>
@@ -591,15 +438,8 @@
             <w:vAlign w:val="center"/>
           </w:tcPr>
           <w:p>
-            <w:pPr>
-              <w:spacing w:before="0" w:after="0" w:line="240" w:lineRule="auto"/>
-            </w:pPr>
             <w:r>
-              <w:rPr>
-                <w:rFonts w:ascii="Calibri" w:hAnsi="Calibri"/>
-                <w:color w:val="000000"/>
-                <w:sz w:val="18"/>
-              </w:rPr>
+              <w:t>25%</w:t>
             </w:r>
           </w:p>
         </w:tc>

--- a/report/179.docx
+++ b/report/179.docx
@@ -5521,45 +5521,6 @@
     </w:p>
     <w:p>
       <w:pPr>
-        <w:pStyle w:val="Heading1"/>
-        <w:keepNext/>
-      </w:pPr>
-      <w:r>
-        <w:t>11. Conclusion</w:t>
-      </w:r>
-    </w:p>
-    <w:p>
-      <w:pPr>
-        <w:spacing w:before="0" w:after="120" w:line="264" w:lineRule="auto"/>
-      </w:pPr>
-      <w:r>
-        <w:rPr>
-          <w:rFonts w:ascii="Calibri" w:hAnsi="Calibri"/>
-        </w:rPr>
-        <w:t>The Assignment I prototype has been evolved into a feature-preserving, production-style ML system. The final package demonstrates explicit research-to-production separation, modular architecture, persistent artifacts, structured logging, robust validation, a typed REST API, multi-level automated testing, quality gates, privacy-aware audit history, and production experimentation planning.</w:t>
-      </w:r>
-    </w:p>
-    <w:p>
-      <w:r>
-        <w:br w:type="page"/>
-      </w:r>
-    </w:p>
-    <w:p>
-      <w:pPr>
-        <w:pStyle w:val="Heading1"/>
-      </w:pPr>
-      <w:r>
-        <w:rPr>
-          <w:rFonts w:ascii="Calibri" w:hAnsi="Calibri" w:eastAsia="Calibri"/>
-          <w:b/>
-          <w:i w:val="0"/>
-          <w:sz w:val="32"/>
-        </w:rPr>
-        <w:t>Application screenshots</w:t>
-      </w:r>
-    </w:p>
-    <w:p>
-      <w:pPr>
         <w:spacing w:after="160"/>
       </w:pPr>
       <w:r>
@@ -5569,35 +5530,23 @@
           <w:i w:val="0"/>
           <w:sz w:val="22"/>
         </w:rPr>
-        <w:t>The following screenshots demonstrate the running Assignment II system: the preserved recruiter UI (Streamlit) and the production-style FastAPI inference interface required by the assignment submission guidelines.</w:t>
+        <w:t>These screenshots, together with report/pytest_report.txt and report/lint_*.txt, constitute runtime evidence that the modular production package executes as described in Sections 5–8.</w:t>
       </w:r>
     </w:p>
     <w:p>
       <w:pPr>
-        <w:pStyle w:val="Heading2"/>
-      </w:pPr>
-      <w:r>
-        <w:rPr>
-          <w:rFonts w:ascii="Calibri" w:hAnsi="Calibri" w:eastAsia="Calibri"/>
-          <w:b/>
-          <w:i w:val="0"/>
-          <w:sz w:val="26"/>
-        </w:rPr>
-        <w:t>A. Recruiter application (Streamlit)</w:t>
-      </w:r>
-    </w:p>
-    <w:p>
-      <w:pPr>
-        <w:spacing w:after="160"/>
+        <w:spacing w:before="80" w:after="240"/>
+        <w:jc w:val="center"/>
       </w:pPr>
       <w:r>
         <w:rPr>
           <w:rFonts w:ascii="Calibri" w:hAnsi="Calibri" w:eastAsia="Calibri"/>
           <w:b w:val="0"/>
-          <w:i w:val="0"/>
-          <w:sz w:val="22"/>
+          <w:i/>
+          <w:color w:val="333333"/>
+          <w:sz w:val="20"/>
         </w:rPr>
-        <w:t>The Streamlit app preserves the Assignment I workflow (candidate name, TXT/PDF/DOCX upload or paste, analysis, explanation, and audit history) while routing scoring through the shared modular ResumeScreeningApplication service.</w:t>
+        <w:t>Figure 8. GET /metrics — persisted model and data quality snapshot used for release evidence and UI sidebar metrics.</w:t>
       </w:r>
     </w:p>
     <w:p>
@@ -5608,8 +5557,8 @@
       <w:r>
         <w:drawing>
           <wp:inline xmlns:a="http://schemas.openxmlformats.org/drawingml/2006/main" xmlns:pic="http://schemas.openxmlformats.org/drawingml/2006/picture">
-            <wp:extent cx="5760720" cy="3102619"/>
-            <wp:docPr id="2" name="Picture 2"/>
+            <wp:extent cx="5760720" cy="3118745"/>
+            <wp:docPr id="8" name="Picture 8"/>
             <wp:cNvGraphicFramePr>
               <a:graphicFrameLocks noChangeAspect="1"/>
             </wp:cNvGraphicFramePr>
@@ -5617,11 +5566,11 @@
               <a:graphicData uri="http://schemas.openxmlformats.org/drawingml/2006/picture">
                 <pic:pic>
                   <pic:nvPicPr>
-                    <pic:cNvPr id="0" name="MainApp.png"/>
+                    <pic:cNvPr id="0" name="API_PredictionMetrics.png"/>
                     <pic:cNvPicPr/>
                   </pic:nvPicPr>
                   <pic:blipFill>
-                    <a:blip r:embed="rId12"/>
+                    <a:blip r:embed="rId18"/>
                     <a:stretch>
                       <a:fillRect/>
                     </a:stretch>
@@ -5629,7 +5578,7 @@
                   <pic:spPr>
                     <a:xfrm>
                       <a:off x="0" y="0"/>
-                      <a:ext cx="5760720" cy="3102619"/>
+                      <a:ext cx="5760720" cy="3118745"/>
                     </a:xfrm>
                     <a:prstGeom prst="rect"/>
                   </pic:spPr>
@@ -5653,7 +5602,259 @@
           <w:color w:val="333333"/>
           <w:sz w:val="20"/>
         </w:rPr>
-        <w:t>Figure 2. Main recruiter UI — upload/paste controls, verified model quality sidebar, and privacy-aware audit history (no raw resume text stored).</w:t>
+        <w:t>Figure 7. POST /v1/predictions — successful 200 response with predicted_role, confidence, role_ranking, explanation, and decision_note.</w:t>
+      </w:r>
+    </w:p>
+    <w:p>
+      <w:pPr>
+        <w:spacing w:before="120" w:after="40"/>
+        <w:jc w:val="center"/>
+      </w:pPr>
+      <w:r>
+        <w:drawing>
+          <wp:inline xmlns:a="http://schemas.openxmlformats.org/drawingml/2006/main" xmlns:pic="http://schemas.openxmlformats.org/drawingml/2006/picture">
+            <wp:extent cx="5760720" cy="3081594"/>
+            <wp:docPr id="7" name="Picture 7"/>
+            <wp:cNvGraphicFramePr>
+              <a:graphicFrameLocks noChangeAspect="1"/>
+            </wp:cNvGraphicFramePr>
+            <a:graphic>
+              <a:graphicData uri="http://schemas.openxmlformats.org/drawingml/2006/picture">
+                <pic:pic>
+                  <pic:nvPicPr>
+                    <pic:cNvPr id="0" name="APIExecution_Predict_2.png"/>
+                    <pic:cNvPicPr/>
+                  </pic:nvPicPr>
+                  <pic:blipFill>
+                    <a:blip r:embed="rId17"/>
+                    <a:stretch>
+                      <a:fillRect/>
+                    </a:stretch>
+                  </pic:blipFill>
+                  <pic:spPr>
+                    <a:xfrm>
+                      <a:off x="0" y="0"/>
+                      <a:ext cx="5760720" cy="3081594"/>
+                    </a:xfrm>
+                    <a:prstGeom prst="rect"/>
+                  </pic:spPr>
+                </pic:pic>
+              </a:graphicData>
+            </a:graphic>
+          </wp:inline>
+        </w:drawing>
+      </w:r>
+    </w:p>
+    <w:p>
+      <w:pPr>
+        <w:spacing w:before="80" w:after="240"/>
+        <w:jc w:val="center"/>
+      </w:pPr>
+      <w:r>
+        <w:rPr>
+          <w:rFonts w:ascii="Calibri" w:hAnsi="Calibri" w:eastAsia="Calibri"/>
+          <w:b w:val="0"/>
+          <w:i/>
+          <w:color w:val="333333"/>
+          <w:sz w:val="20"/>
+        </w:rPr>
+        <w:t>Figure 6. POST /v1/predictions — interactive request form (candidate_name, resume_text).</w:t>
+      </w:r>
+    </w:p>
+    <w:p>
+      <w:pPr>
+        <w:spacing w:before="120" w:after="40"/>
+        <w:jc w:val="center"/>
+      </w:pPr>
+      <w:r>
+        <w:drawing>
+          <wp:inline xmlns:a="http://schemas.openxmlformats.org/drawingml/2006/main" xmlns:pic="http://schemas.openxmlformats.org/drawingml/2006/picture">
+            <wp:extent cx="5760720" cy="3093608"/>
+            <wp:docPr id="6" name="Picture 6"/>
+            <wp:cNvGraphicFramePr>
+              <a:graphicFrameLocks noChangeAspect="1"/>
+            </wp:cNvGraphicFramePr>
+            <a:graphic>
+              <a:graphicData uri="http://schemas.openxmlformats.org/drawingml/2006/picture">
+                <pic:pic>
+                  <pic:nvPicPr>
+                    <pic:cNvPr id="0" name="APIExecution_Predict_1.png"/>
+                    <pic:cNvPicPr/>
+                  </pic:nvPicPr>
+                  <pic:blipFill>
+                    <a:blip r:embed="rId16"/>
+                    <a:stretch>
+                      <a:fillRect/>
+                    </a:stretch>
+                  </pic:blipFill>
+                  <pic:spPr>
+                    <a:xfrm>
+                      <a:off x="0" y="0"/>
+                      <a:ext cx="5760720" cy="3093608"/>
+                    </a:xfrm>
+                    <a:prstGeom prst="rect"/>
+                  </pic:spPr>
+                </pic:pic>
+              </a:graphicData>
+            </a:graphic>
+          </wp:inline>
+        </w:drawing>
+      </w:r>
+    </w:p>
+    <w:p>
+      <w:pPr>
+        <w:spacing w:before="80" w:after="240"/>
+        <w:jc w:val="center"/>
+      </w:pPr>
+      <w:r>
+        <w:rPr>
+          <w:rFonts w:ascii="Calibri" w:hAnsi="Calibri" w:eastAsia="Calibri"/>
+          <w:b w:val="0"/>
+          <w:i/>
+          <w:color w:val="333333"/>
+          <w:sz w:val="20"/>
+        </w:rPr>
+        <w:t>Figure 5. GET /health — service ready with model_loaded=true and API version 2.1.0.</w:t>
+      </w:r>
+    </w:p>
+    <w:p>
+      <w:pPr>
+        <w:spacing w:before="120" w:after="40"/>
+        <w:jc w:val="center"/>
+      </w:pPr>
+      <w:r>
+        <w:drawing>
+          <wp:inline xmlns:a="http://schemas.openxmlformats.org/drawingml/2006/main" xmlns:pic="http://schemas.openxmlformats.org/drawingml/2006/picture">
+            <wp:extent cx="5486400" cy="1133699"/>
+            <wp:docPr id="5" name="Picture 5"/>
+            <wp:cNvGraphicFramePr>
+              <a:graphicFrameLocks noChangeAspect="1"/>
+            </wp:cNvGraphicFramePr>
+            <a:graphic>
+              <a:graphicData uri="http://schemas.openxmlformats.org/drawingml/2006/picture">
+                <pic:pic>
+                  <pic:nvPicPr>
+                    <pic:cNvPr id="0" name="FastHeatlthCheck.png"/>
+                    <pic:cNvPicPr/>
+                  </pic:nvPicPr>
+                  <pic:blipFill>
+                    <a:blip r:embed="rId15"/>
+                    <a:stretch>
+                      <a:fillRect/>
+                    </a:stretch>
+                  </pic:blipFill>
+                  <pic:spPr>
+                    <a:xfrm>
+                      <a:off x="0" y="0"/>
+                      <a:ext cx="5486400" cy="1133699"/>
+                    </a:xfrm>
+                    <a:prstGeom prst="rect"/>
+                  </pic:spPr>
+                </pic:pic>
+              </a:graphicData>
+            </a:graphic>
+          </wp:inline>
+        </w:drawing>
+      </w:r>
+    </w:p>
+    <w:p>
+      <w:pPr>
+        <w:spacing w:before="80" w:after="240"/>
+        <w:jc w:val="center"/>
+      </w:pPr>
+      <w:r>
+        <w:rPr>
+          <w:rFonts w:ascii="Calibri" w:hAnsi="Calibri" w:eastAsia="Calibri"/>
+          <w:b w:val="0"/>
+          <w:i/>
+          <w:color w:val="333333"/>
+          <w:sz w:val="20"/>
+        </w:rPr>
+        <w:t>Figure 4. OpenAPI specification — GET /health, POST /v1/predictions, POST /predict, GET /metrics, and generated schema models.</w:t>
+      </w:r>
+    </w:p>
+    <w:p>
+      <w:pPr>
+        <w:spacing w:before="120" w:after="40"/>
+        <w:jc w:val="center"/>
+      </w:pPr>
+      <w:r>
+        <w:drawing>
+          <wp:inline xmlns:a="http://schemas.openxmlformats.org/drawingml/2006/main" xmlns:pic="http://schemas.openxmlformats.org/drawingml/2006/picture">
+            <wp:extent cx="5760720" cy="3084598"/>
+            <wp:docPr id="4" name="Picture 4"/>
+            <wp:cNvGraphicFramePr>
+              <a:graphicFrameLocks noChangeAspect="1"/>
+            </wp:cNvGraphicFramePr>
+            <a:graphic>
+              <a:graphicData uri="http://schemas.openxmlformats.org/drawingml/2006/picture">
+                <pic:pic>
+                  <pic:nvPicPr>
+                    <pic:cNvPr id="0" name="APISpec.png"/>
+                    <pic:cNvPicPr/>
+                  </pic:nvPicPr>
+                  <pic:blipFill>
+                    <a:blip r:embed="rId14"/>
+                    <a:stretch>
+                      <a:fillRect/>
+                    </a:stretch>
+                  </pic:blipFill>
+                  <pic:spPr>
+                    <a:xfrm>
+                      <a:off x="0" y="0"/>
+                      <a:ext cx="5760720" cy="3084598"/>
+                    </a:xfrm>
+                    <a:prstGeom prst="rect"/>
+                  </pic:spPr>
+                </pic:pic>
+              </a:graphicData>
+            </a:graphic>
+          </wp:inline>
+        </w:drawing>
+      </w:r>
+    </w:p>
+    <w:p>
+      <w:pPr>
+        <w:spacing w:after="160"/>
+      </w:pPr>
+      <w:r>
+        <w:rPr>
+          <w:rFonts w:ascii="Calibri" w:hAnsi="Calibri" w:eastAsia="Calibri"/>
+          <w:b w:val="0"/>
+          <w:i w:val="0"/>
+          <w:sz w:val="22"/>
+        </w:rPr>
+        <w:t>The FastAPI service exposes typed health, prediction, and metrics endpoints with OpenAPI documentation at /docs. Request and response schemas are defined in app/schemas.py; inference uses the same application service as Streamlit.</w:t>
+      </w:r>
+    </w:p>
+    <w:p>
+      <w:pPr>
+        <w:pStyle w:val="Heading2"/>
+      </w:pPr>
+      <w:r>
+        <w:rPr>
+          <w:rFonts w:ascii="Calibri" w:hAnsi="Calibri" w:eastAsia="Calibri"/>
+          <w:b/>
+          <w:i w:val="0"/>
+          <w:sz w:val="26"/>
+        </w:rPr>
+        <w:t>B. REST API (FastAPI / OpenAPI)</w:t>
+      </w:r>
+    </w:p>
+    <w:p>
+      <w:pPr>
+        <w:spacing w:before="80" w:after="240"/>
+        <w:jc w:val="center"/>
+      </w:pPr>
+      <w:r>
+        <w:rPr>
+          <w:rFonts w:ascii="Calibri" w:hAnsi="Calibri" w:eastAsia="Calibri"/>
+          <w:b w:val="0"/>
+          <w:i/>
+          <w:color w:val="333333"/>
+          <w:sz w:val="20"/>
+        </w:rPr>
+        <w:t>Figure 3. Sample resume analysis — predicted role, confidence, keyword explanation, advisory decision note, and role ranking table.</w:t>
       </w:r>
     </w:p>
     <w:p>
@@ -5709,7 +5910,61 @@
           <w:color w:val="333333"/>
           <w:sz w:val="20"/>
         </w:rPr>
-        <w:t>Figure 3. Sample resume analysis — predicted role, confidence, keyword explanation, advisory decision note, and role ranking table.</w:t>
+        <w:t>Figure 2. Main recruiter UI — upload/paste controls, verified model quality sidebar, and privacy-aware audit history (no raw resume text stored).</w:t>
+      </w:r>
+    </w:p>
+    <w:p>
+      <w:pPr>
+        <w:spacing w:before="120" w:after="40"/>
+        <w:jc w:val="center"/>
+      </w:pPr>
+      <w:r>
+        <w:drawing>
+          <wp:inline xmlns:a="http://schemas.openxmlformats.org/drawingml/2006/main" xmlns:pic="http://schemas.openxmlformats.org/drawingml/2006/picture">
+            <wp:extent cx="5760720" cy="3102619"/>
+            <wp:docPr id="2" name="Picture 2"/>
+            <wp:cNvGraphicFramePr>
+              <a:graphicFrameLocks noChangeAspect="1"/>
+            </wp:cNvGraphicFramePr>
+            <a:graphic>
+              <a:graphicData uri="http://schemas.openxmlformats.org/drawingml/2006/picture">
+                <pic:pic>
+                  <pic:nvPicPr>
+                    <pic:cNvPr id="0" name="MainApp.png"/>
+                    <pic:cNvPicPr/>
+                  </pic:nvPicPr>
+                  <pic:blipFill>
+                    <a:blip r:embed="rId12"/>
+                    <a:stretch>
+                      <a:fillRect/>
+                    </a:stretch>
+                  </pic:blipFill>
+                  <pic:spPr>
+                    <a:xfrm>
+                      <a:off x="0" y="0"/>
+                      <a:ext cx="5760720" cy="3102619"/>
+                    </a:xfrm>
+                    <a:prstGeom prst="rect"/>
+                  </pic:spPr>
+                </pic:pic>
+              </a:graphicData>
+            </a:graphic>
+          </wp:inline>
+        </w:drawing>
+      </w:r>
+    </w:p>
+    <w:p>
+      <w:pPr>
+        <w:spacing w:after="160"/>
+      </w:pPr>
+      <w:r>
+        <w:rPr>
+          <w:rFonts w:ascii="Calibri" w:hAnsi="Calibri" w:eastAsia="Calibri"/>
+          <w:b w:val="0"/>
+          <w:i w:val="0"/>
+          <w:sz w:val="22"/>
+        </w:rPr>
+        <w:t>The Streamlit app preserves the Assignment I workflow (candidate name, TXT/PDF/DOCX upload or paste, analysis, explanation, and audit history) while routing scoring through the shared modular ResumeScreeningApplication service.</w:t>
       </w:r>
     </w:p>
     <w:p>
@@ -5723,7 +5978,7 @@
           <w:i w:val="0"/>
           <w:sz w:val="26"/>
         </w:rPr>
-        <w:t>B. REST API (FastAPI / OpenAPI)</w:t>
+        <w:t>A. Recruiter application (Streamlit)</w:t>
       </w:r>
     </w:p>
     <w:p>
@@ -5737,301 +5992,46 @@
           <w:i w:val="0"/>
           <w:sz w:val="22"/>
         </w:rPr>
-        <w:t>The FastAPI service exposes typed health, prediction, and metrics endpoints with OpenAPI documentation at /docs. Request and response schemas are defined in app/schemas.py; inference uses the same application service as Streamlit.</w:t>
+        <w:t>The following screenshots demonstrate the running Assignment II system: the preserved recruiter UI (Streamlit) and the production-style FastAPI inference interface required by the assignment submission guidelines.</w:t>
       </w:r>
     </w:p>
     <w:p>
       <w:pPr>
-        <w:spacing w:before="120" w:after="40"/>
-        <w:jc w:val="center"/>
+        <w:pStyle w:val="Heading1"/>
       </w:pPr>
       <w:r>
-        <w:drawing>
-          <wp:inline xmlns:a="http://schemas.openxmlformats.org/drawingml/2006/main" xmlns:pic="http://schemas.openxmlformats.org/drawingml/2006/picture">
-            <wp:extent cx="5760720" cy="3084598"/>
-            <wp:docPr id="4" name="Picture 4"/>
-            <wp:cNvGraphicFramePr>
-              <a:graphicFrameLocks noChangeAspect="1"/>
-            </wp:cNvGraphicFramePr>
-            <a:graphic>
-              <a:graphicData uri="http://schemas.openxmlformats.org/drawingml/2006/picture">
-                <pic:pic>
-                  <pic:nvPicPr>
-                    <pic:cNvPr id="0" name="APISpec.png"/>
-                    <pic:cNvPicPr/>
-                  </pic:nvPicPr>
-                  <pic:blipFill>
-                    <a:blip r:embed="rId14"/>
-                    <a:stretch>
-                      <a:fillRect/>
-                    </a:stretch>
-                  </pic:blipFill>
-                  <pic:spPr>
-                    <a:xfrm>
-                      <a:off x="0" y="0"/>
-                      <a:ext cx="5760720" cy="3084598"/>
-                    </a:xfrm>
-                    <a:prstGeom prst="rect"/>
-                  </pic:spPr>
-                </pic:pic>
-              </a:graphicData>
-            </a:graphic>
-          </wp:inline>
-        </w:drawing>
+        <w:rPr>
+          <w:rFonts w:ascii="Calibri" w:hAnsi="Calibri" w:eastAsia="Calibri"/>
+          <w:b/>
+          <w:i w:val="0"/>
+          <w:sz w:val="32"/>
+        </w:rPr>
+        <w:t>Application screenshots</w:t>
+      </w:r>
+    </w:p>
+    <w:p>
+      <w:r>
+        <w:br w:type="page"/>
       </w:r>
     </w:p>
     <w:p>
       <w:pPr>
-        <w:spacing w:before="80" w:after="240"/>
-        <w:jc w:val="center"/>
+        <w:spacing w:before="0" w:after="120" w:line="264" w:lineRule="auto"/>
       </w:pPr>
       <w:r>
         <w:rPr>
-          <w:rFonts w:ascii="Calibri" w:hAnsi="Calibri" w:eastAsia="Calibri"/>
-          <w:b w:val="0"/>
-          <w:i/>
-          <w:color w:val="333333"/>
-          <w:sz w:val="20"/>
+          <w:rFonts w:ascii="Calibri" w:hAnsi="Calibri"/>
         </w:rPr>
-        <w:t>Figure 4. OpenAPI specification — GET /health, POST /v1/predictions, POST /predict, GET /metrics, and generated schema models.</w:t>
+        <w:t>The Assignment I prototype has been evolved into a feature-preserving, production-style ML system. The final package demonstrates explicit research-to-production separation, modular architecture, persistent artifacts, structured logging, robust validation, a typed REST API, multi-level automated testing, quality gates, privacy-aware audit history, and production experimentation planning.</w:t>
       </w:r>
     </w:p>
     <w:p>
       <w:pPr>
-        <w:spacing w:before="120" w:after="40"/>
-        <w:jc w:val="center"/>
+        <w:pStyle w:val="Heading1"/>
+        <w:keepNext/>
       </w:pPr>
       <w:r>
-        <w:drawing>
-          <wp:inline xmlns:a="http://schemas.openxmlformats.org/drawingml/2006/main" xmlns:pic="http://schemas.openxmlformats.org/drawingml/2006/picture">
-            <wp:extent cx="5486400" cy="1133699"/>
-            <wp:docPr id="5" name="Picture 5"/>
-            <wp:cNvGraphicFramePr>
-              <a:graphicFrameLocks noChangeAspect="1"/>
-            </wp:cNvGraphicFramePr>
-            <a:graphic>
-              <a:graphicData uri="http://schemas.openxmlformats.org/drawingml/2006/picture">
-                <pic:pic>
-                  <pic:nvPicPr>
-                    <pic:cNvPr id="0" name="FastHeatlthCheck.png"/>
-                    <pic:cNvPicPr/>
-                  </pic:nvPicPr>
-                  <pic:blipFill>
-                    <a:blip r:embed="rId15"/>
-                    <a:stretch>
-                      <a:fillRect/>
-                    </a:stretch>
-                  </pic:blipFill>
-                  <pic:spPr>
-                    <a:xfrm>
-                      <a:off x="0" y="0"/>
-                      <a:ext cx="5486400" cy="1133699"/>
-                    </a:xfrm>
-                    <a:prstGeom prst="rect"/>
-                  </pic:spPr>
-                </pic:pic>
-              </a:graphicData>
-            </a:graphic>
-          </wp:inline>
-        </w:drawing>
-      </w:r>
-    </w:p>
-    <w:p>
-      <w:pPr>
-        <w:spacing w:before="80" w:after="240"/>
-        <w:jc w:val="center"/>
-      </w:pPr>
-      <w:r>
-        <w:rPr>
-          <w:rFonts w:ascii="Calibri" w:hAnsi="Calibri" w:eastAsia="Calibri"/>
-          <w:b w:val="0"/>
-          <w:i/>
-          <w:color w:val="333333"/>
-          <w:sz w:val="20"/>
-        </w:rPr>
-        <w:t>Figure 5. GET /health — service ready with model_loaded=true and API version 2.1.0.</w:t>
-      </w:r>
-    </w:p>
-    <w:p>
-      <w:pPr>
-        <w:spacing w:before="120" w:after="40"/>
-        <w:jc w:val="center"/>
-      </w:pPr>
-      <w:r>
-        <w:drawing>
-          <wp:inline xmlns:a="http://schemas.openxmlformats.org/drawingml/2006/main" xmlns:pic="http://schemas.openxmlformats.org/drawingml/2006/picture">
-            <wp:extent cx="5760720" cy="3093608"/>
-            <wp:docPr id="6" name="Picture 6"/>
-            <wp:cNvGraphicFramePr>
-              <a:graphicFrameLocks noChangeAspect="1"/>
-            </wp:cNvGraphicFramePr>
-            <a:graphic>
-              <a:graphicData uri="http://schemas.openxmlformats.org/drawingml/2006/picture">
-                <pic:pic>
-                  <pic:nvPicPr>
-                    <pic:cNvPr id="0" name="APIExecution_Predict_1.png"/>
-                    <pic:cNvPicPr/>
-                  </pic:nvPicPr>
-                  <pic:blipFill>
-                    <a:blip r:embed="rId16"/>
-                    <a:stretch>
-                      <a:fillRect/>
-                    </a:stretch>
-                  </pic:blipFill>
-                  <pic:spPr>
-                    <a:xfrm>
-                      <a:off x="0" y="0"/>
-                      <a:ext cx="5760720" cy="3093608"/>
-                    </a:xfrm>
-                    <a:prstGeom prst="rect"/>
-                  </pic:spPr>
-                </pic:pic>
-              </a:graphicData>
-            </a:graphic>
-          </wp:inline>
-        </w:drawing>
-      </w:r>
-    </w:p>
-    <w:p>
-      <w:pPr>
-        <w:spacing w:before="80" w:after="240"/>
-        <w:jc w:val="center"/>
-      </w:pPr>
-      <w:r>
-        <w:rPr>
-          <w:rFonts w:ascii="Calibri" w:hAnsi="Calibri" w:eastAsia="Calibri"/>
-          <w:b w:val="0"/>
-          <w:i/>
-          <w:color w:val="333333"/>
-          <w:sz w:val="20"/>
-        </w:rPr>
-        <w:t>Figure 6. POST /v1/predictions — interactive request form (candidate_name, resume_text).</w:t>
-      </w:r>
-    </w:p>
-    <w:p>
-      <w:pPr>
-        <w:spacing w:before="120" w:after="40"/>
-        <w:jc w:val="center"/>
-      </w:pPr>
-      <w:r>
-        <w:drawing>
-          <wp:inline xmlns:a="http://schemas.openxmlformats.org/drawingml/2006/main" xmlns:pic="http://schemas.openxmlformats.org/drawingml/2006/picture">
-            <wp:extent cx="5760720" cy="3081594"/>
-            <wp:docPr id="7" name="Picture 7"/>
-            <wp:cNvGraphicFramePr>
-              <a:graphicFrameLocks noChangeAspect="1"/>
-            </wp:cNvGraphicFramePr>
-            <a:graphic>
-              <a:graphicData uri="http://schemas.openxmlformats.org/drawingml/2006/picture">
-                <pic:pic>
-                  <pic:nvPicPr>
-                    <pic:cNvPr id="0" name="APIExecution_Predict_2.png"/>
-                    <pic:cNvPicPr/>
-                  </pic:nvPicPr>
-                  <pic:blipFill>
-                    <a:blip r:embed="rId17"/>
-                    <a:stretch>
-                      <a:fillRect/>
-                    </a:stretch>
-                  </pic:blipFill>
-                  <pic:spPr>
-                    <a:xfrm>
-                      <a:off x="0" y="0"/>
-                      <a:ext cx="5760720" cy="3081594"/>
-                    </a:xfrm>
-                    <a:prstGeom prst="rect"/>
-                  </pic:spPr>
-                </pic:pic>
-              </a:graphicData>
-            </a:graphic>
-          </wp:inline>
-        </w:drawing>
-      </w:r>
-    </w:p>
-    <w:p>
-      <w:pPr>
-        <w:spacing w:before="80" w:after="240"/>
-        <w:jc w:val="center"/>
-      </w:pPr>
-      <w:r>
-        <w:rPr>
-          <w:rFonts w:ascii="Calibri" w:hAnsi="Calibri" w:eastAsia="Calibri"/>
-          <w:b w:val="0"/>
-          <w:i/>
-          <w:color w:val="333333"/>
-          <w:sz w:val="20"/>
-        </w:rPr>
-        <w:t>Figure 7. POST /v1/predictions — successful 200 response with predicted_role, confidence, role_ranking, explanation, and decision_note.</w:t>
-      </w:r>
-    </w:p>
-    <w:p>
-      <w:pPr>
-        <w:spacing w:before="120" w:after="40"/>
-        <w:jc w:val="center"/>
-      </w:pPr>
-      <w:r>
-        <w:drawing>
-          <wp:inline xmlns:a="http://schemas.openxmlformats.org/drawingml/2006/main" xmlns:pic="http://schemas.openxmlformats.org/drawingml/2006/picture">
-            <wp:extent cx="5760720" cy="3118745"/>
-            <wp:docPr id="8" name="Picture 8"/>
-            <wp:cNvGraphicFramePr>
-              <a:graphicFrameLocks noChangeAspect="1"/>
-            </wp:cNvGraphicFramePr>
-            <a:graphic>
-              <a:graphicData uri="http://schemas.openxmlformats.org/drawingml/2006/picture">
-                <pic:pic>
-                  <pic:nvPicPr>
-                    <pic:cNvPr id="0" name="API_PredictionMetrics.png"/>
-                    <pic:cNvPicPr/>
-                  </pic:nvPicPr>
-                  <pic:blipFill>
-                    <a:blip r:embed="rId18"/>
-                    <a:stretch>
-                      <a:fillRect/>
-                    </a:stretch>
-                  </pic:blipFill>
-                  <pic:spPr>
-                    <a:xfrm>
-                      <a:off x="0" y="0"/>
-                      <a:ext cx="5760720" cy="3118745"/>
-                    </a:xfrm>
-                    <a:prstGeom prst="rect"/>
-                  </pic:spPr>
-                </pic:pic>
-              </a:graphicData>
-            </a:graphic>
-          </wp:inline>
-        </w:drawing>
-      </w:r>
-    </w:p>
-    <w:p>
-      <w:pPr>
-        <w:spacing w:before="80" w:after="240"/>
-        <w:jc w:val="center"/>
-      </w:pPr>
-      <w:r>
-        <w:rPr>
-          <w:rFonts w:ascii="Calibri" w:hAnsi="Calibri" w:eastAsia="Calibri"/>
-          <w:b w:val="0"/>
-          <w:i/>
-          <w:color w:val="333333"/>
-          <w:sz w:val="20"/>
-        </w:rPr>
-        <w:t>Figure 8. GET /metrics — persisted model and data quality snapshot used for release evidence and UI sidebar metrics.</w:t>
-      </w:r>
-    </w:p>
-    <w:p>
-      <w:pPr>
-        <w:spacing w:after="160"/>
-      </w:pPr>
-      <w:r>
-        <w:rPr>
-          <w:rFonts w:ascii="Calibri" w:hAnsi="Calibri" w:eastAsia="Calibri"/>
-          <w:b w:val="0"/>
-          <w:i w:val="0"/>
-          <w:sz w:val="22"/>
-        </w:rPr>
-        <w:t>These screenshots, together with report/pytest_report.txt and report/lint_*.txt, constitute runtime evidence that the modular production package executes as described in Sections 5–8.</w:t>
+        <w:t>11. Conclusion</w:t>
       </w:r>
     </w:p>
     <w:p>

--- a/report/179.docx
+++ b/report/179.docx
@@ -5521,6 +5521,20 @@
     </w:p>
     <w:p>
       <w:pPr>
+        <w:pStyle w:val="Heading1"/>
+      </w:pPr>
+      <w:r>
+        <w:rPr>
+          <w:rFonts w:ascii="Calibri" w:hAnsi="Calibri" w:eastAsia="Calibri"/>
+          <w:b/>
+          <w:i w:val="0"/>
+          <w:sz w:val="32"/>
+        </w:rPr>
+        <w:t>Application screenshots</w:t>
+      </w:r>
+    </w:p>
+    <w:p>
+      <w:pPr>
         <w:spacing w:after="160"/>
       </w:pPr>
       <w:r>
@@ -5530,7 +5544,75 @@
           <w:i w:val="0"/>
           <w:sz w:val="22"/>
         </w:rPr>
-        <w:t>These screenshots, together with report/pytest_report.txt and report/lint_*.txt, constitute runtime evidence that the modular production package executes as described in Sections 5–8.</w:t>
+        <w:t>The following screenshots demonstrate the running Assignment II system: the preserved recruiter UI (Streamlit) and the production-style FastAPI inference interface required by the assignment submission guidelines.</w:t>
+      </w:r>
+    </w:p>
+    <w:p>
+      <w:pPr>
+        <w:pStyle w:val="Heading2"/>
+      </w:pPr>
+      <w:r>
+        <w:rPr>
+          <w:rFonts w:ascii="Calibri" w:hAnsi="Calibri" w:eastAsia="Calibri"/>
+          <w:b/>
+          <w:i w:val="0"/>
+          <w:sz w:val="26"/>
+        </w:rPr>
+        <w:t>A. Recruiter application (Streamlit)</w:t>
+      </w:r>
+    </w:p>
+    <w:p>
+      <w:pPr>
+        <w:spacing w:after="160"/>
+      </w:pPr>
+      <w:r>
+        <w:rPr>
+          <w:rFonts w:ascii="Calibri" w:hAnsi="Calibri" w:eastAsia="Calibri"/>
+          <w:b w:val="0"/>
+          <w:i w:val="0"/>
+          <w:sz w:val="22"/>
+        </w:rPr>
+        <w:t>The Streamlit app preserves the Assignment I workflow (candidate name, TXT/PDF/DOCX upload or paste, analysis, explanation, and audit history) while routing scoring through the shared modular ResumeScreeningApplication service.</w:t>
+      </w:r>
+    </w:p>
+    <w:p>
+      <w:pPr>
+        <w:spacing w:before="120" w:after="40"/>
+        <w:jc w:val="center"/>
+      </w:pPr>
+      <w:r>
+        <w:drawing>
+          <wp:inline xmlns:a="http://schemas.openxmlformats.org/drawingml/2006/main" xmlns:pic="http://schemas.openxmlformats.org/drawingml/2006/picture">
+            <wp:extent cx="5760720" cy="3102619"/>
+            <wp:docPr id="2" name="Picture 2"/>
+            <wp:cNvGraphicFramePr>
+              <a:graphicFrameLocks noChangeAspect="1"/>
+            </wp:cNvGraphicFramePr>
+            <a:graphic>
+              <a:graphicData uri="http://schemas.openxmlformats.org/drawingml/2006/picture">
+                <pic:pic>
+                  <pic:nvPicPr>
+                    <pic:cNvPr id="0" name="MainApp.png"/>
+                    <pic:cNvPicPr/>
+                  </pic:nvPicPr>
+                  <pic:blipFill>
+                    <a:blip r:embed="rId12"/>
+                    <a:stretch>
+                      <a:fillRect/>
+                    </a:stretch>
+                  </pic:blipFill>
+                  <pic:spPr>
+                    <a:xfrm>
+                      <a:off x="0" y="0"/>
+                      <a:ext cx="5760720" cy="3102619"/>
+                    </a:xfrm>
+                    <a:prstGeom prst="rect"/>
+                  </pic:spPr>
+                </pic:pic>
+              </a:graphicData>
+            </a:graphic>
+          </wp:inline>
+        </w:drawing>
       </w:r>
     </w:p>
     <w:p>
@@ -5546,7 +5628,315 @@
           <w:color w:val="333333"/>
           <w:sz w:val="20"/>
         </w:rPr>
-        <w:t>Figure 8. GET /metrics — persisted model and data quality snapshot used for release evidence and UI sidebar metrics.</w:t>
+        <w:t>Figure 2. Main recruiter UI — upload/paste controls, verified model quality sidebar, and privacy-aware audit history (no raw resume text stored).</w:t>
+      </w:r>
+    </w:p>
+    <w:p>
+      <w:pPr>
+        <w:spacing w:before="120" w:after="40"/>
+        <w:jc w:val="center"/>
+      </w:pPr>
+      <w:r>
+        <w:drawing>
+          <wp:inline xmlns:a="http://schemas.openxmlformats.org/drawingml/2006/main" xmlns:pic="http://schemas.openxmlformats.org/drawingml/2006/picture">
+            <wp:extent cx="5760720" cy="3093608"/>
+            <wp:docPr id="3" name="Picture 3"/>
+            <wp:cNvGraphicFramePr>
+              <a:graphicFrameLocks noChangeAspect="1"/>
+            </wp:cNvGraphicFramePr>
+            <a:graphic>
+              <a:graphicData uri="http://schemas.openxmlformats.org/drawingml/2006/picture">
+                <pic:pic>
+                  <pic:nvPicPr>
+                    <pic:cNvPr id="0" name="AppSampleResume.png"/>
+                    <pic:cNvPicPr/>
+                  </pic:nvPicPr>
+                  <pic:blipFill>
+                    <a:blip r:embed="rId13"/>
+                    <a:stretch>
+                      <a:fillRect/>
+                    </a:stretch>
+                  </pic:blipFill>
+                  <pic:spPr>
+                    <a:xfrm>
+                      <a:off x="0" y="0"/>
+                      <a:ext cx="5760720" cy="3093608"/>
+                    </a:xfrm>
+                    <a:prstGeom prst="rect"/>
+                  </pic:spPr>
+                </pic:pic>
+              </a:graphicData>
+            </a:graphic>
+          </wp:inline>
+        </w:drawing>
+      </w:r>
+    </w:p>
+    <w:p>
+      <w:pPr>
+        <w:spacing w:before="80" w:after="240"/>
+        <w:jc w:val="center"/>
+      </w:pPr>
+      <w:r>
+        <w:rPr>
+          <w:rFonts w:ascii="Calibri" w:hAnsi="Calibri" w:eastAsia="Calibri"/>
+          <w:b w:val="0"/>
+          <w:i/>
+          <w:color w:val="333333"/>
+          <w:sz w:val="20"/>
+        </w:rPr>
+        <w:t>Figure 3. Sample resume analysis — predicted role, confidence, keyword explanation, advisory decision note, and role ranking table.</w:t>
+      </w:r>
+    </w:p>
+    <w:p>
+      <w:pPr>
+        <w:pStyle w:val="Heading2"/>
+      </w:pPr>
+      <w:r>
+        <w:rPr>
+          <w:rFonts w:ascii="Calibri" w:hAnsi="Calibri" w:eastAsia="Calibri"/>
+          <w:b/>
+          <w:i w:val="0"/>
+          <w:sz w:val="26"/>
+        </w:rPr>
+        <w:t>B. REST API (FastAPI / OpenAPI)</w:t>
+      </w:r>
+    </w:p>
+    <w:p>
+      <w:pPr>
+        <w:spacing w:after="160"/>
+      </w:pPr>
+      <w:r>
+        <w:rPr>
+          <w:rFonts w:ascii="Calibri" w:hAnsi="Calibri" w:eastAsia="Calibri"/>
+          <w:b w:val="0"/>
+          <w:i w:val="0"/>
+          <w:sz w:val="22"/>
+        </w:rPr>
+        <w:t>The FastAPI service exposes typed health, prediction, and metrics endpoints with OpenAPI documentation at /docs. Request and response schemas are defined in app/schemas.py; inference uses the same application service as Streamlit.</w:t>
+      </w:r>
+    </w:p>
+    <w:p>
+      <w:pPr>
+        <w:spacing w:before="120" w:after="40"/>
+        <w:jc w:val="center"/>
+      </w:pPr>
+      <w:r>
+        <w:drawing>
+          <wp:inline xmlns:a="http://schemas.openxmlformats.org/drawingml/2006/main" xmlns:pic="http://schemas.openxmlformats.org/drawingml/2006/picture">
+            <wp:extent cx="5760720" cy="3084598"/>
+            <wp:docPr id="4" name="Picture 4"/>
+            <wp:cNvGraphicFramePr>
+              <a:graphicFrameLocks noChangeAspect="1"/>
+            </wp:cNvGraphicFramePr>
+            <a:graphic>
+              <a:graphicData uri="http://schemas.openxmlformats.org/drawingml/2006/picture">
+                <pic:pic>
+                  <pic:nvPicPr>
+                    <pic:cNvPr id="0" name="APISpec.png"/>
+                    <pic:cNvPicPr/>
+                  </pic:nvPicPr>
+                  <pic:blipFill>
+                    <a:blip r:embed="rId14"/>
+                    <a:stretch>
+                      <a:fillRect/>
+                    </a:stretch>
+                  </pic:blipFill>
+                  <pic:spPr>
+                    <a:xfrm>
+                      <a:off x="0" y="0"/>
+                      <a:ext cx="5760720" cy="3084598"/>
+                    </a:xfrm>
+                    <a:prstGeom prst="rect"/>
+                  </pic:spPr>
+                </pic:pic>
+              </a:graphicData>
+            </a:graphic>
+          </wp:inline>
+        </w:drawing>
+      </w:r>
+    </w:p>
+    <w:p>
+      <w:pPr>
+        <w:spacing w:before="80" w:after="240"/>
+        <w:jc w:val="center"/>
+      </w:pPr>
+      <w:r>
+        <w:rPr>
+          <w:rFonts w:ascii="Calibri" w:hAnsi="Calibri" w:eastAsia="Calibri"/>
+          <w:b w:val="0"/>
+          <w:i/>
+          <w:color w:val="333333"/>
+          <w:sz w:val="20"/>
+        </w:rPr>
+        <w:t>Figure 4. OpenAPI specification — GET /health, POST /v1/predictions, POST /predict, GET /metrics, and generated schema models.</w:t>
+      </w:r>
+    </w:p>
+    <w:p>
+      <w:pPr>
+        <w:spacing w:before="120" w:after="40"/>
+        <w:jc w:val="center"/>
+      </w:pPr>
+      <w:r>
+        <w:drawing>
+          <wp:inline xmlns:a="http://schemas.openxmlformats.org/drawingml/2006/main" xmlns:pic="http://schemas.openxmlformats.org/drawingml/2006/picture">
+            <wp:extent cx="5486400" cy="1133699"/>
+            <wp:docPr id="5" name="Picture 5"/>
+            <wp:cNvGraphicFramePr>
+              <a:graphicFrameLocks noChangeAspect="1"/>
+            </wp:cNvGraphicFramePr>
+            <a:graphic>
+              <a:graphicData uri="http://schemas.openxmlformats.org/drawingml/2006/picture">
+                <pic:pic>
+                  <pic:nvPicPr>
+                    <pic:cNvPr id="0" name="FastHeatlthCheck.png"/>
+                    <pic:cNvPicPr/>
+                  </pic:nvPicPr>
+                  <pic:blipFill>
+                    <a:blip r:embed="rId15"/>
+                    <a:stretch>
+                      <a:fillRect/>
+                    </a:stretch>
+                  </pic:blipFill>
+                  <pic:spPr>
+                    <a:xfrm>
+                      <a:off x="0" y="0"/>
+                      <a:ext cx="5486400" cy="1133699"/>
+                    </a:xfrm>
+                    <a:prstGeom prst="rect"/>
+                  </pic:spPr>
+                </pic:pic>
+              </a:graphicData>
+            </a:graphic>
+          </wp:inline>
+        </w:drawing>
+      </w:r>
+    </w:p>
+    <w:p>
+      <w:pPr>
+        <w:spacing w:before="80" w:after="240"/>
+        <w:jc w:val="center"/>
+      </w:pPr>
+      <w:r>
+        <w:rPr>
+          <w:rFonts w:ascii="Calibri" w:hAnsi="Calibri" w:eastAsia="Calibri"/>
+          <w:b w:val="0"/>
+          <w:i/>
+          <w:color w:val="333333"/>
+          <w:sz w:val="20"/>
+        </w:rPr>
+        <w:t>Figure 5. GET /health — service ready with model_loaded=true and API version 2.1.0.</w:t>
+      </w:r>
+    </w:p>
+    <w:p>
+      <w:pPr>
+        <w:spacing w:before="120" w:after="40"/>
+        <w:jc w:val="center"/>
+      </w:pPr>
+      <w:r>
+        <w:drawing>
+          <wp:inline xmlns:a="http://schemas.openxmlformats.org/drawingml/2006/main" xmlns:pic="http://schemas.openxmlformats.org/drawingml/2006/picture">
+            <wp:extent cx="5760720" cy="3093608"/>
+            <wp:docPr id="6" name="Picture 6"/>
+            <wp:cNvGraphicFramePr>
+              <a:graphicFrameLocks noChangeAspect="1"/>
+            </wp:cNvGraphicFramePr>
+            <a:graphic>
+              <a:graphicData uri="http://schemas.openxmlformats.org/drawingml/2006/picture">
+                <pic:pic>
+                  <pic:nvPicPr>
+                    <pic:cNvPr id="0" name="APIExecution_Predict_1.png"/>
+                    <pic:cNvPicPr/>
+                  </pic:nvPicPr>
+                  <pic:blipFill>
+                    <a:blip r:embed="rId16"/>
+                    <a:stretch>
+                      <a:fillRect/>
+                    </a:stretch>
+                  </pic:blipFill>
+                  <pic:spPr>
+                    <a:xfrm>
+                      <a:off x="0" y="0"/>
+                      <a:ext cx="5760720" cy="3093608"/>
+                    </a:xfrm>
+                    <a:prstGeom prst="rect"/>
+                  </pic:spPr>
+                </pic:pic>
+              </a:graphicData>
+            </a:graphic>
+          </wp:inline>
+        </w:drawing>
+      </w:r>
+    </w:p>
+    <w:p>
+      <w:pPr>
+        <w:spacing w:before="80" w:after="240"/>
+        <w:jc w:val="center"/>
+      </w:pPr>
+      <w:r>
+        <w:rPr>
+          <w:rFonts w:ascii="Calibri" w:hAnsi="Calibri" w:eastAsia="Calibri"/>
+          <w:b w:val="0"/>
+          <w:i/>
+          <w:color w:val="333333"/>
+          <w:sz w:val="20"/>
+        </w:rPr>
+        <w:t>Figure 6. POST /v1/predictions — interactive request form (candidate_name, resume_text).</w:t>
+      </w:r>
+    </w:p>
+    <w:p>
+      <w:pPr>
+        <w:spacing w:before="120" w:after="40"/>
+        <w:jc w:val="center"/>
+      </w:pPr>
+      <w:r>
+        <w:drawing>
+          <wp:inline xmlns:a="http://schemas.openxmlformats.org/drawingml/2006/main" xmlns:pic="http://schemas.openxmlformats.org/drawingml/2006/picture">
+            <wp:extent cx="5760720" cy="3081594"/>
+            <wp:docPr id="7" name="Picture 7"/>
+            <wp:cNvGraphicFramePr>
+              <a:graphicFrameLocks noChangeAspect="1"/>
+            </wp:cNvGraphicFramePr>
+            <a:graphic>
+              <a:graphicData uri="http://schemas.openxmlformats.org/drawingml/2006/picture">
+                <pic:pic>
+                  <pic:nvPicPr>
+                    <pic:cNvPr id="0" name="APIExecution_Predict_2.png"/>
+                    <pic:cNvPicPr/>
+                  </pic:nvPicPr>
+                  <pic:blipFill>
+                    <a:blip r:embed="rId17"/>
+                    <a:stretch>
+                      <a:fillRect/>
+                    </a:stretch>
+                  </pic:blipFill>
+                  <pic:spPr>
+                    <a:xfrm>
+                      <a:off x="0" y="0"/>
+                      <a:ext cx="5760720" cy="3081594"/>
+                    </a:xfrm>
+                    <a:prstGeom prst="rect"/>
+                  </pic:spPr>
+                </pic:pic>
+              </a:graphicData>
+            </a:graphic>
+          </wp:inline>
+        </w:drawing>
+      </w:r>
+    </w:p>
+    <w:p>
+      <w:pPr>
+        <w:spacing w:before="80" w:after="240"/>
+        <w:jc w:val="center"/>
+      </w:pPr>
+      <w:r>
+        <w:rPr>
+          <w:rFonts w:ascii="Calibri" w:hAnsi="Calibri" w:eastAsia="Calibri"/>
+          <w:b w:val="0"/>
+          <w:i/>
+          <w:color w:val="333333"/>
+          <w:sz w:val="20"/>
+        </w:rPr>
+        <w:t>Figure 7. POST /v1/predictions — successful 200 response with predicted_role, confidence, role_ranking, explanation, and decision_note.</w:t>
       </w:r>
     </w:p>
     <w:p>
@@ -5602,215 +5992,7 @@
           <w:color w:val="333333"/>
           <w:sz w:val="20"/>
         </w:rPr>
-        <w:t>Figure 7. POST /v1/predictions — successful 200 response with predicted_role, confidence, role_ranking, explanation, and decision_note.</w:t>
-      </w:r>
-    </w:p>
-    <w:p>
-      <w:pPr>
-        <w:spacing w:before="120" w:after="40"/>
-        <w:jc w:val="center"/>
-      </w:pPr>
-      <w:r>
-        <w:drawing>
-          <wp:inline xmlns:a="http://schemas.openxmlformats.org/drawingml/2006/main" xmlns:pic="http://schemas.openxmlformats.org/drawingml/2006/picture">
-            <wp:extent cx="5760720" cy="3081594"/>
-            <wp:docPr id="7" name="Picture 7"/>
-            <wp:cNvGraphicFramePr>
-              <a:graphicFrameLocks noChangeAspect="1"/>
-            </wp:cNvGraphicFramePr>
-            <a:graphic>
-              <a:graphicData uri="http://schemas.openxmlformats.org/drawingml/2006/picture">
-                <pic:pic>
-                  <pic:nvPicPr>
-                    <pic:cNvPr id="0" name="APIExecution_Predict_2.png"/>
-                    <pic:cNvPicPr/>
-                  </pic:nvPicPr>
-                  <pic:blipFill>
-                    <a:blip r:embed="rId17"/>
-                    <a:stretch>
-                      <a:fillRect/>
-                    </a:stretch>
-                  </pic:blipFill>
-                  <pic:spPr>
-                    <a:xfrm>
-                      <a:off x="0" y="0"/>
-                      <a:ext cx="5760720" cy="3081594"/>
-                    </a:xfrm>
-                    <a:prstGeom prst="rect"/>
-                  </pic:spPr>
-                </pic:pic>
-              </a:graphicData>
-            </a:graphic>
-          </wp:inline>
-        </w:drawing>
-      </w:r>
-    </w:p>
-    <w:p>
-      <w:pPr>
-        <w:spacing w:before="80" w:after="240"/>
-        <w:jc w:val="center"/>
-      </w:pPr>
-      <w:r>
-        <w:rPr>
-          <w:rFonts w:ascii="Calibri" w:hAnsi="Calibri" w:eastAsia="Calibri"/>
-          <w:b w:val="0"/>
-          <w:i/>
-          <w:color w:val="333333"/>
-          <w:sz w:val="20"/>
-        </w:rPr>
-        <w:t>Figure 6. POST /v1/predictions — interactive request form (candidate_name, resume_text).</w:t>
-      </w:r>
-    </w:p>
-    <w:p>
-      <w:pPr>
-        <w:spacing w:before="120" w:after="40"/>
-        <w:jc w:val="center"/>
-      </w:pPr>
-      <w:r>
-        <w:drawing>
-          <wp:inline xmlns:a="http://schemas.openxmlformats.org/drawingml/2006/main" xmlns:pic="http://schemas.openxmlformats.org/drawingml/2006/picture">
-            <wp:extent cx="5760720" cy="3093608"/>
-            <wp:docPr id="6" name="Picture 6"/>
-            <wp:cNvGraphicFramePr>
-              <a:graphicFrameLocks noChangeAspect="1"/>
-            </wp:cNvGraphicFramePr>
-            <a:graphic>
-              <a:graphicData uri="http://schemas.openxmlformats.org/drawingml/2006/picture">
-                <pic:pic>
-                  <pic:nvPicPr>
-                    <pic:cNvPr id="0" name="APIExecution_Predict_1.png"/>
-                    <pic:cNvPicPr/>
-                  </pic:nvPicPr>
-                  <pic:blipFill>
-                    <a:blip r:embed="rId16"/>
-                    <a:stretch>
-                      <a:fillRect/>
-                    </a:stretch>
-                  </pic:blipFill>
-                  <pic:spPr>
-                    <a:xfrm>
-                      <a:off x="0" y="0"/>
-                      <a:ext cx="5760720" cy="3093608"/>
-                    </a:xfrm>
-                    <a:prstGeom prst="rect"/>
-                  </pic:spPr>
-                </pic:pic>
-              </a:graphicData>
-            </a:graphic>
-          </wp:inline>
-        </w:drawing>
-      </w:r>
-    </w:p>
-    <w:p>
-      <w:pPr>
-        <w:spacing w:before="80" w:after="240"/>
-        <w:jc w:val="center"/>
-      </w:pPr>
-      <w:r>
-        <w:rPr>
-          <w:rFonts w:ascii="Calibri" w:hAnsi="Calibri" w:eastAsia="Calibri"/>
-          <w:b w:val="0"/>
-          <w:i/>
-          <w:color w:val="333333"/>
-          <w:sz w:val="20"/>
-        </w:rPr>
-        <w:t>Figure 5. GET /health — service ready with model_loaded=true and API version 2.1.0.</w:t>
-      </w:r>
-    </w:p>
-    <w:p>
-      <w:pPr>
-        <w:spacing w:before="120" w:after="40"/>
-        <w:jc w:val="center"/>
-      </w:pPr>
-      <w:r>
-        <w:drawing>
-          <wp:inline xmlns:a="http://schemas.openxmlformats.org/drawingml/2006/main" xmlns:pic="http://schemas.openxmlformats.org/drawingml/2006/picture">
-            <wp:extent cx="5486400" cy="1133699"/>
-            <wp:docPr id="5" name="Picture 5"/>
-            <wp:cNvGraphicFramePr>
-              <a:graphicFrameLocks noChangeAspect="1"/>
-            </wp:cNvGraphicFramePr>
-            <a:graphic>
-              <a:graphicData uri="http://schemas.openxmlformats.org/drawingml/2006/picture">
-                <pic:pic>
-                  <pic:nvPicPr>
-                    <pic:cNvPr id="0" name="FastHeatlthCheck.png"/>
-                    <pic:cNvPicPr/>
-                  </pic:nvPicPr>
-                  <pic:blipFill>
-                    <a:blip r:embed="rId15"/>
-                    <a:stretch>
-                      <a:fillRect/>
-                    </a:stretch>
-                  </pic:blipFill>
-                  <pic:spPr>
-                    <a:xfrm>
-                      <a:off x="0" y="0"/>
-                      <a:ext cx="5486400" cy="1133699"/>
-                    </a:xfrm>
-                    <a:prstGeom prst="rect"/>
-                  </pic:spPr>
-                </pic:pic>
-              </a:graphicData>
-            </a:graphic>
-          </wp:inline>
-        </w:drawing>
-      </w:r>
-    </w:p>
-    <w:p>
-      <w:pPr>
-        <w:spacing w:before="80" w:after="240"/>
-        <w:jc w:val="center"/>
-      </w:pPr>
-      <w:r>
-        <w:rPr>
-          <w:rFonts w:ascii="Calibri" w:hAnsi="Calibri" w:eastAsia="Calibri"/>
-          <w:b w:val="0"/>
-          <w:i/>
-          <w:color w:val="333333"/>
-          <w:sz w:val="20"/>
-        </w:rPr>
-        <w:t>Figure 4. OpenAPI specification — GET /health, POST /v1/predictions, POST /predict, GET /metrics, and generated schema models.</w:t>
-      </w:r>
-    </w:p>
-    <w:p>
-      <w:pPr>
-        <w:spacing w:before="120" w:after="40"/>
-        <w:jc w:val="center"/>
-      </w:pPr>
-      <w:r>
-        <w:drawing>
-          <wp:inline xmlns:a="http://schemas.openxmlformats.org/drawingml/2006/main" xmlns:pic="http://schemas.openxmlformats.org/drawingml/2006/picture">
-            <wp:extent cx="5760720" cy="3084598"/>
-            <wp:docPr id="4" name="Picture 4"/>
-            <wp:cNvGraphicFramePr>
-              <a:graphicFrameLocks noChangeAspect="1"/>
-            </wp:cNvGraphicFramePr>
-            <a:graphic>
-              <a:graphicData uri="http://schemas.openxmlformats.org/drawingml/2006/picture">
-                <pic:pic>
-                  <pic:nvPicPr>
-                    <pic:cNvPr id="0" name="APISpec.png"/>
-                    <pic:cNvPicPr/>
-                  </pic:nvPicPr>
-                  <pic:blipFill>
-                    <a:blip r:embed="rId14"/>
-                    <a:stretch>
-                      <a:fillRect/>
-                    </a:stretch>
-                  </pic:blipFill>
-                  <pic:spPr>
-                    <a:xfrm>
-                      <a:off x="0" y="0"/>
-                      <a:ext cx="5760720" cy="3084598"/>
-                    </a:xfrm>
-                    <a:prstGeom prst="rect"/>
-                  </pic:spPr>
-                </pic:pic>
-              </a:graphicData>
-            </a:graphic>
-          </wp:inline>
-        </w:drawing>
+        <w:t>Figure 8. GET /metrics — persisted model and data quality snapshot used for release evidence and UI sidebar metrics.</w:t>
       </w:r>
     </w:p>
     <w:p>
@@ -5824,194 +6006,16 @@
           <w:i w:val="0"/>
           <w:sz w:val="22"/>
         </w:rPr>
-        <w:t>The FastAPI service exposes typed health, prediction, and metrics endpoints with OpenAPI documentation at /docs. Request and response schemas are defined in app/schemas.py; inference uses the same application service as Streamlit.</w:t>
-      </w:r>
-    </w:p>
-    <w:p>
-      <w:pPr>
-        <w:pStyle w:val="Heading2"/>
-      </w:pPr>
-      <w:r>
-        <w:rPr>
-          <w:rFonts w:ascii="Calibri" w:hAnsi="Calibri" w:eastAsia="Calibri"/>
-          <w:b/>
-          <w:i w:val="0"/>
-          <w:sz w:val="26"/>
-        </w:rPr>
-        <w:t>B. REST API (FastAPI / OpenAPI)</w:t>
-      </w:r>
-    </w:p>
-    <w:p>
-      <w:pPr>
-        <w:spacing w:before="80" w:after="240"/>
-        <w:jc w:val="center"/>
-      </w:pPr>
-      <w:r>
-        <w:rPr>
-          <w:rFonts w:ascii="Calibri" w:hAnsi="Calibri" w:eastAsia="Calibri"/>
-          <w:b w:val="0"/>
-          <w:i/>
-          <w:color w:val="333333"/>
-          <w:sz w:val="20"/>
-        </w:rPr>
-        <w:t>Figure 3. Sample resume analysis — predicted role, confidence, keyword explanation, advisory decision note, and role ranking table.</w:t>
-      </w:r>
-    </w:p>
-    <w:p>
-      <w:pPr>
-        <w:spacing w:before="120" w:after="40"/>
-        <w:jc w:val="center"/>
-      </w:pPr>
-      <w:r>
-        <w:drawing>
-          <wp:inline xmlns:a="http://schemas.openxmlformats.org/drawingml/2006/main" xmlns:pic="http://schemas.openxmlformats.org/drawingml/2006/picture">
-            <wp:extent cx="5760720" cy="3093608"/>
-            <wp:docPr id="3" name="Picture 3"/>
-            <wp:cNvGraphicFramePr>
-              <a:graphicFrameLocks noChangeAspect="1"/>
-            </wp:cNvGraphicFramePr>
-            <a:graphic>
-              <a:graphicData uri="http://schemas.openxmlformats.org/drawingml/2006/picture">
-                <pic:pic>
-                  <pic:nvPicPr>
-                    <pic:cNvPr id="0" name="AppSampleResume.png"/>
-                    <pic:cNvPicPr/>
-                  </pic:nvPicPr>
-                  <pic:blipFill>
-                    <a:blip r:embed="rId13"/>
-                    <a:stretch>
-                      <a:fillRect/>
-                    </a:stretch>
-                  </pic:blipFill>
-                  <pic:spPr>
-                    <a:xfrm>
-                      <a:off x="0" y="0"/>
-                      <a:ext cx="5760720" cy="3093608"/>
-                    </a:xfrm>
-                    <a:prstGeom prst="rect"/>
-                  </pic:spPr>
-                </pic:pic>
-              </a:graphicData>
-            </a:graphic>
-          </wp:inline>
-        </w:drawing>
-      </w:r>
-    </w:p>
-    <w:p>
-      <w:pPr>
-        <w:spacing w:before="80" w:after="240"/>
-        <w:jc w:val="center"/>
-      </w:pPr>
-      <w:r>
-        <w:rPr>
-          <w:rFonts w:ascii="Calibri" w:hAnsi="Calibri" w:eastAsia="Calibri"/>
-          <w:b w:val="0"/>
-          <w:i/>
-          <w:color w:val="333333"/>
-          <w:sz w:val="20"/>
-        </w:rPr>
-        <w:t>Figure 2. Main recruiter UI — upload/paste controls, verified model quality sidebar, and privacy-aware audit history (no raw resume text stored).</w:t>
-      </w:r>
-    </w:p>
-    <w:p>
-      <w:pPr>
-        <w:spacing w:before="120" w:after="40"/>
-        <w:jc w:val="center"/>
-      </w:pPr>
-      <w:r>
-        <w:drawing>
-          <wp:inline xmlns:a="http://schemas.openxmlformats.org/drawingml/2006/main" xmlns:pic="http://schemas.openxmlformats.org/drawingml/2006/picture">
-            <wp:extent cx="5760720" cy="3102619"/>
-            <wp:docPr id="2" name="Picture 2"/>
-            <wp:cNvGraphicFramePr>
-              <a:graphicFrameLocks noChangeAspect="1"/>
-            </wp:cNvGraphicFramePr>
-            <a:graphic>
-              <a:graphicData uri="http://schemas.openxmlformats.org/drawingml/2006/picture">
-                <pic:pic>
-                  <pic:nvPicPr>
-                    <pic:cNvPr id="0" name="MainApp.png"/>
-                    <pic:cNvPicPr/>
-                  </pic:nvPicPr>
-                  <pic:blipFill>
-                    <a:blip r:embed="rId12"/>
-                    <a:stretch>
-                      <a:fillRect/>
-                    </a:stretch>
-                  </pic:blipFill>
-                  <pic:spPr>
-                    <a:xfrm>
-                      <a:off x="0" y="0"/>
-                      <a:ext cx="5760720" cy="3102619"/>
-                    </a:xfrm>
-                    <a:prstGeom prst="rect"/>
-                  </pic:spPr>
-                </pic:pic>
-              </a:graphicData>
-            </a:graphic>
-          </wp:inline>
-        </w:drawing>
-      </w:r>
-    </w:p>
-    <w:p>
-      <w:pPr>
-        <w:spacing w:after="160"/>
-      </w:pPr>
-      <w:r>
-        <w:rPr>
-          <w:rFonts w:ascii="Calibri" w:hAnsi="Calibri" w:eastAsia="Calibri"/>
-          <w:b w:val="0"/>
-          <w:i w:val="0"/>
-          <w:sz w:val="22"/>
-        </w:rPr>
-        <w:t>The Streamlit app preserves the Assignment I workflow (candidate name, TXT/PDF/DOCX upload or paste, analysis, explanation, and audit history) while routing scoring through the shared modular ResumeScreeningApplication service.</w:t>
-      </w:r>
-    </w:p>
-    <w:p>
-      <w:pPr>
-        <w:pStyle w:val="Heading2"/>
-      </w:pPr>
-      <w:r>
-        <w:rPr>
-          <w:rFonts w:ascii="Calibri" w:hAnsi="Calibri" w:eastAsia="Calibri"/>
-          <w:b/>
-          <w:i w:val="0"/>
-          <w:sz w:val="26"/>
-        </w:rPr>
-        <w:t>A. Recruiter application (Streamlit)</w:t>
-      </w:r>
-    </w:p>
-    <w:p>
-      <w:pPr>
-        <w:spacing w:after="160"/>
-      </w:pPr>
-      <w:r>
-        <w:rPr>
-          <w:rFonts w:ascii="Calibri" w:hAnsi="Calibri" w:eastAsia="Calibri"/>
-          <w:b w:val="0"/>
-          <w:i w:val="0"/>
-          <w:sz w:val="22"/>
-        </w:rPr>
-        <w:t>The following screenshots demonstrate the running Assignment II system: the preserved recruiter UI (Streamlit) and the production-style FastAPI inference interface required by the assignment submission guidelines.</w:t>
+        <w:t>These screenshots, together with report/pytest_report.txt and report/lint_*.txt, constitute runtime evidence that the modular production package executes as described in Sections 5–8.</w:t>
       </w:r>
     </w:p>
     <w:p>
       <w:pPr>
         <w:pStyle w:val="Heading1"/>
+        <w:keepNext/>
       </w:pPr>
       <w:r>
-        <w:rPr>
-          <w:rFonts w:ascii="Calibri" w:hAnsi="Calibri" w:eastAsia="Calibri"/>
-          <w:b/>
-          <w:i w:val="0"/>
-          <w:sz w:val="32"/>
-        </w:rPr>
-        <w:t>Application screenshots</w:t>
-      </w:r>
-    </w:p>
-    <w:p>
-      <w:r>
-        <w:br w:type="page"/>
+        <w:t>11. Conclusion</w:t>
       </w:r>
     </w:p>
     <w:p>
@@ -6023,15 +6027,6 @@
           <w:rFonts w:ascii="Calibri" w:hAnsi="Calibri"/>
         </w:rPr>
         <w:t>The Assignment I prototype has been evolved into a feature-preserving, production-style ML system. The final package demonstrates explicit research-to-production separation, modular architecture, persistent artifacts, structured logging, robust validation, a typed REST API, multi-level automated testing, quality gates, privacy-aware audit history, and production experimentation planning.</w:t>
-      </w:r>
-    </w:p>
-    <w:p>
-      <w:pPr>
-        <w:pStyle w:val="Heading1"/>
-        <w:keepNext/>
-      </w:pPr>
-      <w:r>
-        <w:t>11. Conclusion</w:t>
       </w:r>
     </w:p>
     <w:p>

--- a/report/179.docx
+++ b/report/179.docx
@@ -710,7 +710,7 @@
               <w:rPr>
                 <w:sz w:val="18"/>
               </w:rPr>
-              <w:t>179.ipynb, Section 3</w:t>
+              <w:t>notebooks/179.ipynb, Section 3</w:t>
             </w:r>
           </w:p>
         </w:tc>
@@ -1826,7 +1826,7 @@
     </w:p>
     <w:p>
       <w:r>
-        <w:t>The canonical 179.ipynb now demonstrates the same preprocessing component twice. The first version is deliberately notebook-oriented; the second imports the tested production function. It also records class/text-length EDA, compares MultinomialNB with logistic regression on one fixed split, and displays a classification report and confusion matrix before the production hand-off.</w:t>
+        <w:t>The canonical notebooks/179.ipynb now demonstrates the same preprocessing component twice. The first version is deliberately notebook-oriented; the second imports the tested production function. It also records class/text-length EDA, compares MultinomialNB with logistic regression on one fixed split, and displays a classification report and confusion matrix before the production hand-off.</w:t>
       </w:r>
     </w:p>
     <w:p>
@@ -1841,7 +1841,7 @@
           <w:color w:val="FFFFFF"/>
           <w:sz w:val="17"/>
         </w:rPr>
-        <w:t># Research prototype in 179.ipynb</w:t>
+        <w:t># Research prototype in notebooks/179.ipynb</w:t>
         <w:br/>
         <w:t>def prototype_clean_text(text):</w:t>
         <w:br/>
@@ -5959,7 +5959,7 @@
               <w:rPr>
                 <w:sz w:val="18"/>
               </w:rPr>
-              <w:t>179.ipynb</w:t>
+              <w:t>notebooks/179.ipynb</w:t>
             </w:r>
           </w:p>
         </w:tc>

--- a/report/179.docx
+++ b/report/179.docx
@@ -1826,7 +1826,7 @@
     </w:p>
     <w:p>
       <w:r>
-        <w:t>The canonical notebooks/179.ipynb now demonstrates the same preprocessing component twice. The first version is deliberately notebook-oriented; the second imports the tested production function. It also records class/text-length EDA, compares MultinomialNB with logistic regression on one fixed split, and displays a classification report and confusion matrix before the production hand-off.</w:t>
+        <w:t>The canonical 179.ipynb now demonstrates the same preprocessing component twice. The first version is deliberately notebook-oriented; the second imports the tested production function. It also records class/text-length EDA, compares MultinomialNB with logistic regression on one fixed split, and displays a classification report and confusion matrix before the production hand-off.</w:t>
       </w:r>
     </w:p>
     <w:p>
@@ -1841,7 +1841,7 @@
           <w:color w:val="FFFFFF"/>
           <w:sz w:val="17"/>
         </w:rPr>
-        <w:t># Research prototype in notebooks/179.ipynb</w:t>
+        <w:t># Research prototype in 179.ipynb</w:t>
         <w:br/>
         <w:t>def prototype_clean_text(text):</w:t>
         <w:br/>
@@ -5952,14 +5952,8 @@
             <w:vAlign w:val="center"/>
           </w:tcPr>
           <w:p>
-            <w:pPr>
-              <w:spacing w:after="0" w:line="240" w:lineRule="auto"/>
-            </w:pPr>
-            <w:r>
-              <w:rPr>
-                <w:sz w:val="18"/>
-              </w:rPr>
-              <w:t>notebooks/179.ipynb</w:t>
+            <w:r>
+              <w:t>179.ipynb</w:t>
             </w:r>
           </w:p>
         </w:tc>
@@ -5975,14 +5969,8 @@
             <w:vAlign w:val="center"/>
           </w:tcPr>
           <w:p>
-            <w:pPr>
-              <w:spacing w:after="0" w:line="240" w:lineRule="auto"/>
-            </w:pPr>
-            <w:r>
-              <w:rPr>
-                <w:sz w:val="18"/>
-              </w:rPr>
-              <w:t>Canonical implementation notebook</w:t>
+            <w:r>
+              <w:t>Required assignment notebook; research/demo path (production code in ml/, services/, app/)</w:t>
             </w:r>
           </w:p>
         </w:tc>
@@ -6003,15 +5991,7 @@
             <w:vAlign w:val="center"/>
           </w:tcPr>
           <w:p>
-            <w:pPr>
-              <w:spacing w:after="0" w:line="240" w:lineRule="auto"/>
-            </w:pPr>
-            <w:r>
-              <w:rPr>
-                <w:sz w:val="18"/>
-              </w:rPr>
-              <w:t>179_executed.ipynb</w:t>
-            </w:r>
+            <w:r/>
           </w:p>
         </w:tc>
         <w:tc>
@@ -6026,15 +6006,7 @@
             <w:vAlign w:val="center"/>
           </w:tcPr>
           <w:p>
-            <w:pPr>
-              <w:spacing w:after="0" w:line="240" w:lineRule="auto"/>
-            </w:pPr>
-            <w:r>
-              <w:rPr>
-                <w:sz w:val="18"/>
-              </w:rPr>
-              <w:t>Notebook with verified outputs</w:t>
-            </w:r>
+            <w:r/>
           </w:p>
         </w:tc>
       </w:tr>

--- a/report/179.docx
+++ b/report/179.docx
@@ -60,14 +60,22 @@
         <w:tblStyle w:val="TableGrid"/>
         <w:tblW w:w="9360" w:type="dxa"/>
         <w:tblInd w:w="120" w:type="dxa"/>
-        <w:tblLayout w:type="fixed"/>
+        <w:tblBorders>
+          <w:top w:val="none" w:sz="0" w:space="0" w:color="auto"/>
+          <w:left w:val="none" w:sz="0" w:space="0" w:color="auto"/>
+          <w:bottom w:val="none" w:sz="0" w:space="0" w:color="auto"/>
+          <w:right w:val="none" w:sz="0" w:space="0" w:color="auto"/>
+          <w:insideH w:val="none" w:sz="0" w:space="0" w:color="auto"/>
+          <w:insideV w:val="none" w:sz="0" w:space="0" w:color="auto"/>
+        </w:tblBorders>
         <w:tblLook w:val="04A0" w:firstRow="1" w:lastRow="0" w:firstColumn="1" w:lastColumn="0" w:noHBand="0" w:noVBand="1"/>
       </w:tblPr>
       <w:tblGrid>
-        <w:gridCol w:w="1900"/>
-        <w:gridCol w:w="1800"/>
-        <w:gridCol w:w="4460"/>
-        <w:gridCol w:w="1200"/>
+        <w:gridCol w:w="798"/>
+        <w:gridCol w:w="1699"/>
+        <w:gridCol w:w="1697"/>
+        <w:gridCol w:w="3886"/>
+        <w:gridCol w:w="1280"/>
       </w:tblGrid>
       <w:tr>
         <w:trPr>
@@ -76,7 +84,13 @@
         </w:trPr>
         <w:tc>
           <w:tcPr>
-            <w:tcW w:w="1900" w:type="dxa"/>
+            <w:tcW w:w="800" w:type="dxa"/>
+            <w:tcBorders>
+              <w:top w:val="single" w:sz="8" w:space="0" w:color="auto"/>
+              <w:left w:val="single" w:sz="8" w:space="0" w:color="auto"/>
+              <w:bottom w:val="single" w:sz="8" w:space="0" w:color="auto"/>
+              <w:right w:val="single" w:sz="8" w:space="0" w:color="auto"/>
+            </w:tcBorders>
             <w:shd w:val="clear" w:color="auto" w:fill="E8EEF5"/>
             <w:tcMar>
               <w:top w:w="80" w:type="dxa"/>
@@ -84,17 +98,30 @@
               <w:bottom w:w="80" w:type="dxa"/>
               <w:right w:w="120" w:type="dxa"/>
             </w:tcMar>
-            <w:vAlign w:val="center"/>
-          </w:tcPr>
-          <w:p>
-            <w:r>
-              <w:t>BITS ID</w:t>
-            </w:r>
-          </w:p>
-        </w:tc>
-        <w:tc>
-          <w:tcPr>
-            <w:tcW w:w="1800" w:type="dxa"/>
+            <w:hideMark/>
+          </w:tcPr>
+          <w:p>
+            <w:pPr>
+              <w:rPr>
+                <w:kern w:val="2"/>
+                <w:lang w:val="en-IN" w:eastAsia="en-IN"/>
+                <w14:ligatures w14:val="standardContextual"/>
+              </w:rPr>
+            </w:pPr>
+            <w:r>
+              <w:t>Sl. No</w:t>
+            </w:r>
+          </w:p>
+        </w:tc>
+        <w:tc>
+          <w:tcPr>
+            <w:tcW w:w="1700" w:type="dxa"/>
+            <w:tcBorders>
+              <w:top w:val="single" w:sz="8" w:space="0" w:color="auto"/>
+              <w:left w:val="nil"/>
+              <w:bottom w:val="single" w:sz="8" w:space="0" w:color="auto"/>
+              <w:right w:val="single" w:sz="8" w:space="0" w:color="auto"/>
+            </w:tcBorders>
             <w:shd w:val="clear" w:color="auto" w:fill="E8EEF5"/>
             <w:tcMar>
               <w:top w:w="80" w:type="dxa"/>
@@ -102,17 +129,23 @@
               <w:bottom w:w="80" w:type="dxa"/>
               <w:right w:w="120" w:type="dxa"/>
             </w:tcMar>
-            <w:vAlign w:val="center"/>
-          </w:tcPr>
-          <w:p>
-            <w:r>
-              <w:t>Name</w:t>
-            </w:r>
-          </w:p>
-        </w:tc>
-        <w:tc>
-          <w:tcPr>
-            <w:tcW w:w="4460" w:type="dxa"/>
+            <w:hideMark/>
+          </w:tcPr>
+          <w:p>
+            <w:r>
+              <w:t>BITS ID</w:t>
+            </w:r>
+          </w:p>
+        </w:tc>
+        <w:tc>
+          <w:tcPr>
+            <w:tcW w:w="1700" w:type="dxa"/>
+            <w:tcBorders>
+              <w:top w:val="single" w:sz="8" w:space="0" w:color="auto"/>
+              <w:left w:val="nil"/>
+              <w:bottom w:val="single" w:sz="8" w:space="0" w:color="auto"/>
+              <w:right w:val="single" w:sz="8" w:space="0" w:color="auto"/>
+            </w:tcBorders>
             <w:shd w:val="clear" w:color="auto" w:fill="E8EEF5"/>
             <w:tcMar>
               <w:top w:w="80" w:type="dxa"/>
@@ -120,17 +153,23 @@
               <w:bottom w:w="80" w:type="dxa"/>
               <w:right w:w="120" w:type="dxa"/>
             </w:tcMar>
-            <w:vAlign w:val="center"/>
-          </w:tcPr>
-          <w:p>
-            <w:r>
-              <w:t>Qualitative Task Description</w:t>
-            </w:r>
-          </w:p>
-        </w:tc>
-        <w:tc>
-          <w:tcPr>
-            <w:tcW w:w="1200" w:type="dxa"/>
+            <w:hideMark/>
+          </w:tcPr>
+          <w:p>
+            <w:r>
+              <w:t>Name</w:t>
+            </w:r>
+          </w:p>
+        </w:tc>
+        <w:tc>
+          <w:tcPr>
+            <w:tcW w:w="3900" w:type="dxa"/>
+            <w:tcBorders>
+              <w:top w:val="single" w:sz="8" w:space="0" w:color="auto"/>
+              <w:left w:val="nil"/>
+              <w:bottom w:val="single" w:sz="8" w:space="0" w:color="auto"/>
+              <w:right w:val="single" w:sz="8" w:space="0" w:color="auto"/>
+            </w:tcBorders>
             <w:shd w:val="clear" w:color="auto" w:fill="E8EEF5"/>
             <w:tcMar>
               <w:top w:w="80" w:type="dxa"/>
@@ -138,7 +177,31 @@
               <w:bottom w:w="80" w:type="dxa"/>
               <w:right w:w="120" w:type="dxa"/>
             </w:tcMar>
-            <w:vAlign w:val="center"/>
+            <w:hideMark/>
+          </w:tcPr>
+          <w:p>
+            <w:r>
+              <w:t>Qualitative Task Description</w:t>
+            </w:r>
+          </w:p>
+        </w:tc>
+        <w:tc>
+          <w:tcPr>
+            <w:tcW w:w="1280" w:type="dxa"/>
+            <w:tcBorders>
+              <w:top w:val="single" w:sz="8" w:space="0" w:color="auto"/>
+              <w:left w:val="nil"/>
+              <w:bottom w:val="single" w:sz="8" w:space="0" w:color="auto"/>
+              <w:right w:val="single" w:sz="8" w:space="0" w:color="auto"/>
+            </w:tcBorders>
+            <w:shd w:val="clear" w:color="auto" w:fill="E8EEF5"/>
+            <w:tcMar>
+              <w:top w:w="80" w:type="dxa"/>
+              <w:left w:w="120" w:type="dxa"/>
+              <w:bottom w:w="80" w:type="dxa"/>
+              <w:right w:w="120" w:type="dxa"/>
+            </w:tcMar>
+            <w:hideMark/>
           </w:tcPr>
           <w:p>
             <w:r>
@@ -153,65 +216,128 @@
         </w:trPr>
         <w:tc>
           <w:tcPr>
-            <w:tcW w:w="1900" w:type="dxa"/>
+            <w:tcW w:w="800" w:type="dxa"/>
+            <w:tcBorders>
+              <w:top w:val="nil"/>
+              <w:left w:val="single" w:sz="8" w:space="0" w:color="auto"/>
+              <w:bottom w:val="single" w:sz="8" w:space="0" w:color="auto"/>
+              <w:right w:val="single" w:sz="8" w:space="0" w:color="auto"/>
+            </w:tcBorders>
             <w:tcMar>
               <w:top w:w="80" w:type="dxa"/>
               <w:left w:w="120" w:type="dxa"/>
               <w:bottom w:w="80" w:type="dxa"/>
               <w:right w:w="120" w:type="dxa"/>
             </w:tcMar>
-            <w:vAlign w:val="center"/>
-          </w:tcPr>
-          <w:p>
-            <w:r>
-              <w:t>2025AB05113</w:t>
-            </w:r>
-          </w:p>
-        </w:tc>
-        <w:tc>
-          <w:tcPr>
-            <w:tcW w:w="1800" w:type="dxa"/>
+            <w:hideMark/>
+          </w:tcPr>
+          <w:p>
+            <w:r>
+              <w:t>1</w:t>
+            </w:r>
+          </w:p>
+        </w:tc>
+        <w:tc>
+          <w:tcPr>
+            <w:tcW w:w="1700" w:type="dxa"/>
+            <w:tcBorders>
+              <w:top w:val="nil"/>
+              <w:left w:val="nil"/>
+              <w:bottom w:val="single" w:sz="8" w:space="0" w:color="auto"/>
+              <w:right w:val="single" w:sz="8" w:space="0" w:color="auto"/>
+            </w:tcBorders>
             <w:tcMar>
               <w:top w:w="80" w:type="dxa"/>
               <w:left w:w="120" w:type="dxa"/>
               <w:bottom w:w="80" w:type="dxa"/>
               <w:right w:w="120" w:type="dxa"/>
             </w:tcMar>
-            <w:vAlign w:val="center"/>
-          </w:tcPr>
-          <w:p>
-            <w:r>
-              <w:t>Prashant</w:t>
-            </w:r>
-          </w:p>
-        </w:tc>
-        <w:tc>
-          <w:tcPr>
-            <w:tcW w:w="4460" w:type="dxa"/>
+            <w:hideMark/>
+          </w:tcPr>
+          <w:p>
+            <w:r>
+              <w:t>2025AB05113</w:t>
+            </w:r>
+          </w:p>
+        </w:tc>
+        <w:tc>
+          <w:tcPr>
+            <w:tcW w:w="1700" w:type="dxa"/>
+            <w:tcBorders>
+              <w:top w:val="nil"/>
+              <w:left w:val="nil"/>
+              <w:bottom w:val="single" w:sz="8" w:space="0" w:color="auto"/>
+              <w:right w:val="single" w:sz="8" w:space="0" w:color="auto"/>
+            </w:tcBorders>
             <w:tcMar>
               <w:top w:w="80" w:type="dxa"/>
               <w:left w:w="120" w:type="dxa"/>
               <w:bottom w:w="80" w:type="dxa"/>
               <w:right w:w="120" w:type="dxa"/>
             </w:tcMar>
-            <w:vAlign w:val="center"/>
-          </w:tcPr>
-          <w:p>
-            <w:r>
-              <w:t>Implemented ML training &amp; preprocessing pipelines, built FastAPI REST endpoints, authored automated Pytest suite, and drafted initial report sections.</w:t>
-            </w:r>
-          </w:p>
-        </w:tc>
-        <w:tc>
-          <w:tcPr>
-            <w:tcW w:w="1200" w:type="dxa"/>
+            <w:hideMark/>
+          </w:tcPr>
+          <w:p>
+            <w:r>
+              <w:t>Prashant</w:t>
+            </w:r>
+          </w:p>
+        </w:tc>
+        <w:tc>
+          <w:tcPr>
+            <w:tcW w:w="3900" w:type="dxa"/>
+            <w:tcBorders>
+              <w:top w:val="nil"/>
+              <w:left w:val="nil"/>
+              <w:bottom w:val="single" w:sz="8" w:space="0" w:color="auto"/>
+              <w:right w:val="single" w:sz="8" w:space="0" w:color="auto"/>
+            </w:tcBorders>
             <w:tcMar>
               <w:top w:w="80" w:type="dxa"/>
               <w:left w:w="120" w:type="dxa"/>
               <w:bottom w:w="80" w:type="dxa"/>
               <w:right w:w="120" w:type="dxa"/>
             </w:tcMar>
-            <w:vAlign w:val="center"/>
+            <w:hideMark/>
+          </w:tcPr>
+          <w:p>
+            <w:r>
+              <w:t xml:space="preserve">Implemented ML training &amp; preprocessing pipelines, built </w:t>
+            </w:r>
+            <w:proofErr w:type="spellStart"/>
+            <w:r>
+              <w:t>FastAPI</w:t>
+            </w:r>
+            <w:proofErr w:type="spellEnd"/>
+            <w:r>
+              <w:t xml:space="preserve"> REST endpoints, authored automated </w:t>
+            </w:r>
+            <w:proofErr w:type="spellStart"/>
+            <w:r>
+              <w:t>Pytest</w:t>
+            </w:r>
+            <w:proofErr w:type="spellEnd"/>
+            <w:r>
+              <w:t xml:space="preserve"> suite, and drafted initial report sections.</w:t>
+            </w:r>
+          </w:p>
+        </w:tc>
+        <w:tc>
+          <w:tcPr>
+            <w:tcW w:w="1280" w:type="dxa"/>
+            <w:tcBorders>
+              <w:top w:val="nil"/>
+              <w:left w:val="nil"/>
+              <w:bottom w:val="single" w:sz="8" w:space="0" w:color="auto"/>
+              <w:right w:val="single" w:sz="8" w:space="0" w:color="auto"/>
+            </w:tcBorders>
+            <w:tcMar>
+              <w:top w:w="80" w:type="dxa"/>
+              <w:left w:w="120" w:type="dxa"/>
+              <w:bottom w:w="80" w:type="dxa"/>
+              <w:right w:w="120" w:type="dxa"/>
+            </w:tcMar>
+            <w:hideMark/>
           </w:tcPr>
           <w:p>
             <w:r>
@@ -226,65 +352,120 @@
         </w:trPr>
         <w:tc>
           <w:tcPr>
-            <w:tcW w:w="1900" w:type="dxa"/>
+            <w:tcW w:w="800" w:type="dxa"/>
+            <w:tcBorders>
+              <w:top w:val="nil"/>
+              <w:left w:val="single" w:sz="8" w:space="0" w:color="auto"/>
+              <w:bottom w:val="single" w:sz="8" w:space="0" w:color="auto"/>
+              <w:right w:val="single" w:sz="8" w:space="0" w:color="auto"/>
+            </w:tcBorders>
             <w:tcMar>
               <w:top w:w="80" w:type="dxa"/>
               <w:left w:w="120" w:type="dxa"/>
               <w:bottom w:w="80" w:type="dxa"/>
               <w:right w:w="120" w:type="dxa"/>
             </w:tcMar>
-            <w:vAlign w:val="center"/>
-          </w:tcPr>
-          <w:p>
-            <w:r>
-              <w:t>2025AA05032</w:t>
-            </w:r>
-          </w:p>
-        </w:tc>
-        <w:tc>
-          <w:tcPr>
-            <w:tcW w:w="1800" w:type="dxa"/>
+            <w:hideMark/>
+          </w:tcPr>
+          <w:p>
+            <w:r>
+              <w:t>2</w:t>
+            </w:r>
+          </w:p>
+        </w:tc>
+        <w:tc>
+          <w:tcPr>
+            <w:tcW w:w="1700" w:type="dxa"/>
+            <w:tcBorders>
+              <w:top w:val="nil"/>
+              <w:left w:val="nil"/>
+              <w:bottom w:val="single" w:sz="8" w:space="0" w:color="auto"/>
+              <w:right w:val="single" w:sz="8" w:space="0" w:color="auto"/>
+            </w:tcBorders>
             <w:tcMar>
               <w:top w:w="80" w:type="dxa"/>
               <w:left w:w="120" w:type="dxa"/>
               <w:bottom w:w="80" w:type="dxa"/>
               <w:right w:w="120" w:type="dxa"/>
             </w:tcMar>
-            <w:vAlign w:val="center"/>
-          </w:tcPr>
-          <w:p>
-            <w:r>
-              <w:t>Prathap Wagle</w:t>
-            </w:r>
-          </w:p>
-        </w:tc>
-        <w:tc>
-          <w:tcPr>
-            <w:tcW w:w="4460" w:type="dxa"/>
+            <w:hideMark/>
+          </w:tcPr>
+          <w:p>
+            <w:r>
+              <w:t>2025AA05032</w:t>
+            </w:r>
+          </w:p>
+        </w:tc>
+        <w:tc>
+          <w:tcPr>
+            <w:tcW w:w="1700" w:type="dxa"/>
+            <w:tcBorders>
+              <w:top w:val="nil"/>
+              <w:left w:val="nil"/>
+              <w:bottom w:val="single" w:sz="8" w:space="0" w:color="auto"/>
+              <w:right w:val="single" w:sz="8" w:space="0" w:color="auto"/>
+            </w:tcBorders>
             <w:tcMar>
               <w:top w:w="80" w:type="dxa"/>
               <w:left w:w="120" w:type="dxa"/>
               <w:bottom w:w="80" w:type="dxa"/>
               <w:right w:w="120" w:type="dxa"/>
             </w:tcMar>
-            <w:vAlign w:val="center"/>
-          </w:tcPr>
-          <w:p>
-            <w:r>
-              <w:t>Designed system architecture, integrated Streamlit UI &amp; application layer, authored main report, added code comments, and validated submission readiness.</w:t>
-            </w:r>
-          </w:p>
-        </w:tc>
-        <w:tc>
-          <w:tcPr>
-            <w:tcW w:w="1200" w:type="dxa"/>
+            <w:hideMark/>
+          </w:tcPr>
+          <w:p>
+            <w:r>
+              <w:t>Prathap Wagle</w:t>
+            </w:r>
+          </w:p>
+        </w:tc>
+        <w:tc>
+          <w:tcPr>
+            <w:tcW w:w="3900" w:type="dxa"/>
+            <w:tcBorders>
+              <w:top w:val="nil"/>
+              <w:left w:val="nil"/>
+              <w:bottom w:val="single" w:sz="8" w:space="0" w:color="auto"/>
+              <w:right w:val="single" w:sz="8" w:space="0" w:color="auto"/>
+            </w:tcBorders>
             <w:tcMar>
               <w:top w:w="80" w:type="dxa"/>
               <w:left w:w="120" w:type="dxa"/>
               <w:bottom w:w="80" w:type="dxa"/>
               <w:right w:w="120" w:type="dxa"/>
             </w:tcMar>
-            <w:vAlign w:val="center"/>
+            <w:hideMark/>
+          </w:tcPr>
+          <w:p>
+            <w:r>
+              <w:t xml:space="preserve">Designed system architecture, integrated </w:t>
+            </w:r>
+            <w:proofErr w:type="spellStart"/>
+            <w:r>
+              <w:t>Streamlit</w:t>
+            </w:r>
+            <w:proofErr w:type="spellEnd"/>
+            <w:r>
+              <w:t xml:space="preserve"> UI &amp; application layer, authored main report, added code comments, and validated submission readiness.</w:t>
+            </w:r>
+          </w:p>
+        </w:tc>
+        <w:tc>
+          <w:tcPr>
+            <w:tcW w:w="1280" w:type="dxa"/>
+            <w:tcBorders>
+              <w:top w:val="nil"/>
+              <w:left w:val="nil"/>
+              <w:bottom w:val="single" w:sz="8" w:space="0" w:color="auto"/>
+              <w:right w:val="single" w:sz="8" w:space="0" w:color="auto"/>
+            </w:tcBorders>
+            <w:tcMar>
+              <w:top w:w="80" w:type="dxa"/>
+              <w:left w:w="120" w:type="dxa"/>
+              <w:bottom w:w="80" w:type="dxa"/>
+              <w:right w:w="120" w:type="dxa"/>
+            </w:tcMar>
+            <w:hideMark/>
           </w:tcPr>
           <w:p>
             <w:r>
@@ -299,65 +480,112 @@
         </w:trPr>
         <w:tc>
           <w:tcPr>
-            <w:tcW w:w="1900" w:type="dxa"/>
+            <w:tcW w:w="800" w:type="dxa"/>
+            <w:tcBorders>
+              <w:top w:val="nil"/>
+              <w:left w:val="single" w:sz="8" w:space="0" w:color="auto"/>
+              <w:bottom w:val="single" w:sz="8" w:space="0" w:color="auto"/>
+              <w:right w:val="single" w:sz="8" w:space="0" w:color="auto"/>
+            </w:tcBorders>
             <w:tcMar>
               <w:top w:w="80" w:type="dxa"/>
               <w:left w:w="120" w:type="dxa"/>
               <w:bottom w:w="80" w:type="dxa"/>
               <w:right w:w="120" w:type="dxa"/>
             </w:tcMar>
-            <w:vAlign w:val="center"/>
-          </w:tcPr>
-          <w:p>
-            <w:r>
-              <w:t>2024AC05999</w:t>
-            </w:r>
-          </w:p>
-        </w:tc>
-        <w:tc>
-          <w:tcPr>
-            <w:tcW w:w="1800" w:type="dxa"/>
+            <w:hideMark/>
+          </w:tcPr>
+          <w:p>
+            <w:r>
+              <w:t>3</w:t>
+            </w:r>
+          </w:p>
+        </w:tc>
+        <w:tc>
+          <w:tcPr>
+            <w:tcW w:w="1700" w:type="dxa"/>
+            <w:tcBorders>
+              <w:top w:val="nil"/>
+              <w:left w:val="nil"/>
+              <w:bottom w:val="single" w:sz="8" w:space="0" w:color="auto"/>
+              <w:right w:val="single" w:sz="8" w:space="0" w:color="auto"/>
+            </w:tcBorders>
             <w:tcMar>
               <w:top w:w="80" w:type="dxa"/>
               <w:left w:w="120" w:type="dxa"/>
               <w:bottom w:w="80" w:type="dxa"/>
               <w:right w:w="120" w:type="dxa"/>
             </w:tcMar>
-            <w:vAlign w:val="center"/>
-          </w:tcPr>
-          <w:p>
-            <w:r>
-              <w:t>Prasanna R T</w:t>
-            </w:r>
-          </w:p>
-        </w:tc>
-        <w:tc>
-          <w:tcPr>
-            <w:tcW w:w="4460" w:type="dxa"/>
+            <w:hideMark/>
+          </w:tcPr>
+          <w:p>
+            <w:r>
+              <w:t>2024AC05999</w:t>
+            </w:r>
+          </w:p>
+        </w:tc>
+        <w:tc>
+          <w:tcPr>
+            <w:tcW w:w="1700" w:type="dxa"/>
+            <w:tcBorders>
+              <w:top w:val="nil"/>
+              <w:left w:val="nil"/>
+              <w:bottom w:val="single" w:sz="8" w:space="0" w:color="auto"/>
+              <w:right w:val="single" w:sz="8" w:space="0" w:color="auto"/>
+            </w:tcBorders>
             <w:tcMar>
               <w:top w:w="80" w:type="dxa"/>
               <w:left w:w="120" w:type="dxa"/>
               <w:bottom w:w="80" w:type="dxa"/>
               <w:right w:w="120" w:type="dxa"/>
             </w:tcMar>
-            <w:vAlign w:val="center"/>
-          </w:tcPr>
-          <w:p>
-            <w:r>
-              <w:t>Conducted test design review, performed functional validation of candidate scoring workflows, and verified edge-case handling.</w:t>
-            </w:r>
-          </w:p>
-        </w:tc>
-        <w:tc>
-          <w:tcPr>
-            <w:tcW w:w="1200" w:type="dxa"/>
+            <w:hideMark/>
+          </w:tcPr>
+          <w:p>
+            <w:r>
+              <w:t>Prasanna R T</w:t>
+            </w:r>
+          </w:p>
+        </w:tc>
+        <w:tc>
+          <w:tcPr>
+            <w:tcW w:w="3900" w:type="dxa"/>
+            <w:tcBorders>
+              <w:top w:val="nil"/>
+              <w:left w:val="nil"/>
+              <w:bottom w:val="single" w:sz="8" w:space="0" w:color="auto"/>
+              <w:right w:val="single" w:sz="8" w:space="0" w:color="auto"/>
+            </w:tcBorders>
             <w:tcMar>
               <w:top w:w="80" w:type="dxa"/>
               <w:left w:w="120" w:type="dxa"/>
               <w:bottom w:w="80" w:type="dxa"/>
               <w:right w:w="120" w:type="dxa"/>
             </w:tcMar>
-            <w:vAlign w:val="center"/>
+            <w:hideMark/>
+          </w:tcPr>
+          <w:p>
+            <w:r>
+              <w:t>Conducted test design review, performed functional validation of candidate scoring workflows, and verified edge-case handling.</w:t>
+            </w:r>
+          </w:p>
+        </w:tc>
+        <w:tc>
+          <w:tcPr>
+            <w:tcW w:w="1280" w:type="dxa"/>
+            <w:tcBorders>
+              <w:top w:val="nil"/>
+              <w:left w:val="nil"/>
+              <w:bottom w:val="single" w:sz="8" w:space="0" w:color="auto"/>
+              <w:right w:val="single" w:sz="8" w:space="0" w:color="auto"/>
+            </w:tcBorders>
+            <w:tcMar>
+              <w:top w:w="80" w:type="dxa"/>
+              <w:left w:w="120" w:type="dxa"/>
+              <w:bottom w:w="80" w:type="dxa"/>
+              <w:right w:w="120" w:type="dxa"/>
+            </w:tcMar>
+            <w:hideMark/>
           </w:tcPr>
           <w:p>
             <w:r>
@@ -372,65 +600,112 @@
         </w:trPr>
         <w:tc>
           <w:tcPr>
-            <w:tcW w:w="1900" w:type="dxa"/>
+            <w:tcW w:w="800" w:type="dxa"/>
+            <w:tcBorders>
+              <w:top w:val="nil"/>
+              <w:left w:val="single" w:sz="8" w:space="0" w:color="auto"/>
+              <w:bottom w:val="single" w:sz="8" w:space="0" w:color="auto"/>
+              <w:right w:val="single" w:sz="8" w:space="0" w:color="auto"/>
+            </w:tcBorders>
             <w:tcMar>
               <w:top w:w="80" w:type="dxa"/>
               <w:left w:w="120" w:type="dxa"/>
               <w:bottom w:w="80" w:type="dxa"/>
               <w:right w:w="120" w:type="dxa"/>
             </w:tcMar>
-            <w:vAlign w:val="center"/>
-          </w:tcPr>
-          <w:p>
-            <w:r>
-              <w:t>2024AC05914</w:t>
-            </w:r>
-          </w:p>
-        </w:tc>
-        <w:tc>
-          <w:tcPr>
-            <w:tcW w:w="1800" w:type="dxa"/>
+            <w:hideMark/>
+          </w:tcPr>
+          <w:p>
+            <w:r>
+              <w:t>4</w:t>
+            </w:r>
+          </w:p>
+        </w:tc>
+        <w:tc>
+          <w:tcPr>
+            <w:tcW w:w="1700" w:type="dxa"/>
+            <w:tcBorders>
+              <w:top w:val="nil"/>
+              <w:left w:val="nil"/>
+              <w:bottom w:val="single" w:sz="8" w:space="0" w:color="auto"/>
+              <w:right w:val="single" w:sz="8" w:space="0" w:color="auto"/>
+            </w:tcBorders>
             <w:tcMar>
               <w:top w:w="80" w:type="dxa"/>
               <w:left w:w="120" w:type="dxa"/>
               <w:bottom w:w="80" w:type="dxa"/>
               <w:right w:w="120" w:type="dxa"/>
             </w:tcMar>
-            <w:vAlign w:val="center"/>
-          </w:tcPr>
-          <w:p>
-            <w:r>
-              <w:t>Pranav Mehrotra</w:t>
-            </w:r>
-          </w:p>
-        </w:tc>
-        <w:tc>
-          <w:tcPr>
-            <w:tcW w:w="4460" w:type="dxa"/>
+            <w:hideMark/>
+          </w:tcPr>
+          <w:p>
+            <w:r>
+              <w:t>2024AC05914</w:t>
+            </w:r>
+          </w:p>
+        </w:tc>
+        <w:tc>
+          <w:tcPr>
+            <w:tcW w:w="1700" w:type="dxa"/>
+            <w:tcBorders>
+              <w:top w:val="nil"/>
+              <w:left w:val="nil"/>
+              <w:bottom w:val="single" w:sz="8" w:space="0" w:color="auto"/>
+              <w:right w:val="single" w:sz="8" w:space="0" w:color="auto"/>
+            </w:tcBorders>
             <w:tcMar>
               <w:top w:w="80" w:type="dxa"/>
               <w:left w:w="120" w:type="dxa"/>
               <w:bottom w:w="80" w:type="dxa"/>
               <w:right w:w="120" w:type="dxa"/>
             </w:tcMar>
-            <w:vAlign w:val="center"/>
-          </w:tcPr>
-          <w:p>
-            <w:r>
-              <w:t>Reviewed quality assurance evidence, conducted code audit reviews, and validated final submission package integrity.</w:t>
-            </w:r>
-          </w:p>
-        </w:tc>
-        <w:tc>
-          <w:tcPr>
-            <w:tcW w:w="1200" w:type="dxa"/>
+            <w:hideMark/>
+          </w:tcPr>
+          <w:p>
+            <w:r>
+              <w:t>Pranav Mehrotra</w:t>
+            </w:r>
+          </w:p>
+        </w:tc>
+        <w:tc>
+          <w:tcPr>
+            <w:tcW w:w="3900" w:type="dxa"/>
+            <w:tcBorders>
+              <w:top w:val="nil"/>
+              <w:left w:val="nil"/>
+              <w:bottom w:val="single" w:sz="8" w:space="0" w:color="auto"/>
+              <w:right w:val="single" w:sz="8" w:space="0" w:color="auto"/>
+            </w:tcBorders>
             <w:tcMar>
               <w:top w:w="80" w:type="dxa"/>
               <w:left w:w="120" w:type="dxa"/>
               <w:bottom w:w="80" w:type="dxa"/>
               <w:right w:w="120" w:type="dxa"/>
             </w:tcMar>
-            <w:vAlign w:val="center"/>
+            <w:hideMark/>
+          </w:tcPr>
+          <w:p>
+            <w:r>
+              <w:t>Reviewed quality assurance evidence, conducted code audit reviews, and validated final submission package integrity.</w:t>
+            </w:r>
+          </w:p>
+        </w:tc>
+        <w:tc>
+          <w:tcPr>
+            <w:tcW w:w="1280" w:type="dxa"/>
+            <w:tcBorders>
+              <w:top w:val="nil"/>
+              <w:left w:val="nil"/>
+              <w:bottom w:val="single" w:sz="8" w:space="0" w:color="auto"/>
+              <w:right w:val="single" w:sz="8" w:space="0" w:color="auto"/>
+            </w:tcBorders>
+            <w:tcMar>
+              <w:top w:w="80" w:type="dxa"/>
+              <w:left w:w="120" w:type="dxa"/>
+              <w:bottom w:w="80" w:type="dxa"/>
+              <w:right w:w="120" w:type="dxa"/>
+            </w:tcMar>
+            <w:hideMark/>
           </w:tcPr>
           <w:p>
             <w:r>
@@ -636,7 +911,7 @@
               <w:rPr>
                 <w:sz w:val="18"/>
               </w:rPr>
-              <w:t>ml/, quality/, services/, app/, streamlit_app.py</w:t>
+              <w:t>ml/ (including features.py), quality/, services/, app/, streamlit_app.py</w:t>
             </w:r>
           </w:p>
         </w:tc>
@@ -687,7 +962,7 @@
               <w:rPr>
                 <w:sz w:val="18"/>
               </w:rPr>
-              <w:t>Inline notebook prototype compared with production clean_text</w:t>
+              <w:t>Inline notebook prototypes for clean_text and TF-IDF compared with production modules</w:t>
             </w:r>
           </w:p>
         </w:tc>
@@ -710,7 +985,7 @@
               <w:rPr>
                 <w:sz w:val="18"/>
               </w:rPr>
-              <w:t>notebooks/179.ipynb, Section 3</w:t>
+              <w:t>179.ipynb, Section 3</w:t>
             </w:r>
           </w:p>
         </w:tc>
@@ -1000,13 +1275,26 @@
           </w:tcPr>
           <w:p>
             <w:pPr>
-              <w:spacing w:after="0" w:line="240" w:lineRule="auto"/>
+              <w:spacing w:after="0"/>
             </w:pPr>
             <w:r>
               <w:rPr>
                 <w:sz w:val="18"/>
               </w:rPr>
-              <w:t>35 tests; report/pytest_report.txt</w:t>
+              <w:t>44 collected / 43 functions; report/pytest_</w:t>
+            </w:r>
+            <w:r>
+              <w:rPr>
+                <w:sz w:val="18"/>
+                <w:szCs w:val="18"/>
+              </w:rPr>
+              <w:t>verbose</w:t>
+            </w:r>
+            <w:r>
+              <w:rPr>
+                <w:sz w:val="18"/>
+              </w:rPr>
+              <w:t>.txt</w:t>
             </w:r>
           </w:p>
         </w:tc>
@@ -1057,7 +1345,7 @@
               <w:rPr>
                 <w:sz w:val="18"/>
               </w:rPr>
-              <w:t>Accuracy, F1, Brier, top-3, schema, balance, drift helper</w:t>
+              <w:t>Accuracy, F1, Brier, top-3, schema, balance, wired train/holdout length drift</w:t>
             </w:r>
           </w:p>
         </w:tc>
@@ -1345,7 +1633,7 @@
               <w:rPr>
                 <w:sz w:val="18"/>
               </w:rPr>
-              <w:t>ml/preprocessing.py, ml/trainer.py</w:t>
+              <w:t>ml/preprocessing.py, ml/features.py, ml/trainer.py</w:t>
             </w:r>
           </w:p>
         </w:tc>
@@ -1613,55 +1901,874 @@
     </w:p>
     <w:p>
       <w:pPr>
-        <w:keepNext/>
-        <w:jc w:val="center"/>
+        <w:spacing w:after="40"/>
       </w:pPr>
-      <w:r>
+    </w:p>
+    <w:p>
+      <w:pPr>
+        <w:spacing w:after="40"/>
+      </w:pPr>
+    </w:p>
+    <w:p>
+      <w:pPr>
+        <w:spacing w:after="40"/>
+      </w:pPr>
+    </w:p>
+    <w:tbl>
+      <w:tblPr>
+        <w:tblStyle w:val="TableGrid"/>
+        <w:tblW w:w="9360" w:type="dxa"/>
+        <w:tblInd w:w="120" w:type="dxa"/>
+        <w:tblBorders>
+          <w:top w:val="none" w:sz="0" w:space="0" w:color="auto"/>
+          <w:left w:val="none" w:sz="0" w:space="0" w:color="auto"/>
+          <w:bottom w:val="none" w:sz="0" w:space="0" w:color="auto"/>
+          <w:right w:val="none" w:sz="0" w:space="0" w:color="auto"/>
+          <w:insideH w:val="none" w:sz="0" w:space="0" w:color="auto"/>
+          <w:insideV w:val="none" w:sz="0" w:space="0" w:color="auto"/>
+        </w:tblBorders>
+        <w:tblLook w:val="04A0" w:firstRow="1" w:lastRow="0" w:firstColumn="1" w:lastColumn="0" w:noHBand="0" w:noVBand="1"/>
+      </w:tblPr>
+      <w:tblGrid>
+        <w:gridCol w:w="1946"/>
+        <w:gridCol w:w="431"/>
+        <w:gridCol w:w="1966"/>
+        <w:gridCol w:w="431"/>
+        <w:gridCol w:w="2213"/>
+        <w:gridCol w:w="431"/>
+        <w:gridCol w:w="1942"/>
+      </w:tblGrid>
+      <w:tr>
+        <w:tc>
+          <w:tcPr>
+            <w:tcW w:w="0" w:type="auto"/>
+            <w:gridSpan w:val="7"/>
+            <w:tcBorders>
+              <w:top w:val="nil"/>
+              <w:left w:val="nil"/>
+              <w:bottom w:val="nil"/>
+              <w:right w:val="nil"/>
+            </w:tcBorders>
+            <w:tcMar>
+              <w:top w:w="40" w:type="dxa"/>
+              <w:left w:w="80" w:type="dxa"/>
+              <w:bottom w:w="80" w:type="dxa"/>
+              <w:right w:w="80" w:type="dxa"/>
+            </w:tcMar>
+            <w:hideMark/>
+          </w:tcPr>
+          <w:p>
+            <w:pPr>
+              <w:spacing w:after="0"/>
+              <w:rPr>
+                <w:kern w:val="2"/>
+                <w:lang w:val="en-IN" w:eastAsia="en-IN"/>
+                <w14:ligatures w14:val="standardContextual"/>
+              </w:rPr>
+            </w:pPr>
+            <w:r>
+              <w:rPr>
+                <w:b/>
+                <w:bCs/>
+                <w:color w:val="0B2545"/>
+                <w:sz w:val="19"/>
+                <w:szCs w:val="19"/>
+              </w:rPr>
+              <w:lastRenderedPageBreak/>
+              <w:t>Online path - one shared request workflow</w:t>
+            </w:r>
+          </w:p>
+        </w:tc>
+      </w:tr>
+      <w:tr>
+        <w:tc>
+          <w:tcPr>
+            <w:tcW w:w="2000" w:type="dxa"/>
+            <w:tcBorders>
+              <w:top w:val="single" w:sz="8" w:space="0" w:color="2E74B5"/>
+              <w:left w:val="single" w:sz="8" w:space="0" w:color="2E74B5"/>
+              <w:bottom w:val="single" w:sz="8" w:space="0" w:color="2E74B5"/>
+              <w:right w:val="single" w:sz="8" w:space="0" w:color="2E74B5"/>
+            </w:tcBorders>
+            <w:shd w:val="clear" w:color="auto" w:fill="EAF1F8"/>
+            <w:tcMar>
+              <w:top w:w="100" w:type="dxa"/>
+              <w:left w:w="100" w:type="dxa"/>
+              <w:bottom w:w="100" w:type="dxa"/>
+              <w:right w:w="100" w:type="dxa"/>
+            </w:tcMar>
+            <w:hideMark/>
+          </w:tcPr>
+          <w:p>
+            <w:pPr>
+              <w:spacing w:after="0"/>
+              <w:jc w:val="center"/>
+            </w:pPr>
+            <w:r>
+              <w:rPr>
+                <w:b/>
+                <w:bCs/>
+                <w:color w:val="0B2545"/>
+                <w:sz w:val="19"/>
+                <w:szCs w:val="19"/>
+              </w:rPr>
+              <w:t>Clients</w:t>
+            </w:r>
+          </w:p>
+          <w:p>
+            <w:pPr>
+              <w:spacing w:after="0"/>
+              <w:jc w:val="center"/>
+            </w:pPr>
+            <w:proofErr w:type="spellStart"/>
+            <w:r>
+              <w:rPr>
+                <w:sz w:val="17"/>
+                <w:szCs w:val="17"/>
+              </w:rPr>
+              <w:t>Streamlit</w:t>
+            </w:r>
+            <w:proofErr w:type="spellEnd"/>
+            <w:r>
+              <w:rPr>
+                <w:sz w:val="17"/>
+                <w:szCs w:val="17"/>
+              </w:rPr>
+              <w:t xml:space="preserve"> UI</w:t>
+            </w:r>
+            <w:r>
+              <w:rPr>
+                <w:sz w:val="17"/>
+                <w:szCs w:val="17"/>
+              </w:rPr>
+              <w:br/>
+              <w:t>REST consumers</w:t>
+            </w:r>
+          </w:p>
+        </w:tc>
+        <w:tc>
+          <w:tcPr>
+            <w:tcW w:w="440" w:type="dxa"/>
+            <w:tcBorders>
+              <w:top w:val="nil"/>
+              <w:left w:val="nil"/>
+              <w:bottom w:val="nil"/>
+              <w:right w:val="nil"/>
+            </w:tcBorders>
+            <w:tcMar>
+              <w:top w:w="0" w:type="dxa"/>
+              <w:left w:w="0" w:type="dxa"/>
+              <w:bottom w:w="0" w:type="dxa"/>
+              <w:right w:w="0" w:type="dxa"/>
+            </w:tcMar>
+            <w:vAlign w:val="center"/>
+            <w:hideMark/>
+          </w:tcPr>
+          <w:p>
+            <w:pPr>
+              <w:spacing w:after="0"/>
+              <w:jc w:val="center"/>
+            </w:pPr>
+            <w:r>
+              <w:rPr>
+                <w:b/>
+                <w:bCs/>
+                <w:color w:val="2E74B5"/>
+                <w:sz w:val="28"/>
+                <w:szCs w:val="28"/>
+              </w:rPr>
+              <w:t>→</w:t>
+            </w:r>
+          </w:p>
+        </w:tc>
+        <w:tc>
+          <w:tcPr>
+            <w:tcW w:w="2000" w:type="dxa"/>
+            <w:tcBorders>
+              <w:top w:val="single" w:sz="8" w:space="0" w:color="2E74B5"/>
+              <w:left w:val="single" w:sz="8" w:space="0" w:color="2E74B5"/>
+              <w:bottom w:val="single" w:sz="8" w:space="0" w:color="2E74B5"/>
+              <w:right w:val="single" w:sz="8" w:space="0" w:color="2E74B5"/>
+            </w:tcBorders>
+            <w:shd w:val="clear" w:color="auto" w:fill="EAF1F8"/>
+            <w:tcMar>
+              <w:top w:w="100" w:type="dxa"/>
+              <w:left w:w="100" w:type="dxa"/>
+              <w:bottom w:w="100" w:type="dxa"/>
+              <w:right w:w="100" w:type="dxa"/>
+            </w:tcMar>
+            <w:hideMark/>
+          </w:tcPr>
+          <w:p>
+            <w:pPr>
+              <w:spacing w:after="0"/>
+              <w:jc w:val="center"/>
+            </w:pPr>
+            <w:r>
+              <w:rPr>
+                <w:b/>
+                <w:bCs/>
+                <w:color w:val="0B2545"/>
+                <w:sz w:val="19"/>
+                <w:szCs w:val="19"/>
+              </w:rPr>
+              <w:t>Interfaces</w:t>
+            </w:r>
+          </w:p>
+          <w:p>
+            <w:pPr>
+              <w:spacing w:after="0"/>
+              <w:jc w:val="center"/>
+            </w:pPr>
+            <w:r>
+              <w:rPr>
+                <w:sz w:val="17"/>
+                <w:szCs w:val="17"/>
+              </w:rPr>
+              <w:t>streamlit_app.py</w:t>
+            </w:r>
+            <w:r>
+              <w:rPr>
+                <w:sz w:val="17"/>
+                <w:szCs w:val="17"/>
+              </w:rPr>
+              <w:br/>
+            </w:r>
+            <w:proofErr w:type="spellStart"/>
+            <w:r>
+              <w:rPr>
+                <w:sz w:val="17"/>
+                <w:szCs w:val="17"/>
+              </w:rPr>
+              <w:t>FastAPI</w:t>
+            </w:r>
+            <w:proofErr w:type="spellEnd"/>
+            <w:r>
+              <w:rPr>
+                <w:sz w:val="17"/>
+                <w:szCs w:val="17"/>
+              </w:rPr>
+              <w:t xml:space="preserve"> + schemas</w:t>
+            </w:r>
+          </w:p>
+        </w:tc>
+        <w:tc>
+          <w:tcPr>
+            <w:tcW w:w="440" w:type="dxa"/>
+            <w:tcBorders>
+              <w:top w:val="nil"/>
+              <w:left w:val="nil"/>
+              <w:bottom w:val="nil"/>
+              <w:right w:val="nil"/>
+            </w:tcBorders>
+            <w:tcMar>
+              <w:top w:w="0" w:type="dxa"/>
+              <w:left w:w="0" w:type="dxa"/>
+              <w:bottom w:w="0" w:type="dxa"/>
+              <w:right w:w="0" w:type="dxa"/>
+            </w:tcMar>
+            <w:vAlign w:val="center"/>
+            <w:hideMark/>
+          </w:tcPr>
+          <w:p>
+            <w:pPr>
+              <w:spacing w:after="0"/>
+              <w:jc w:val="center"/>
+            </w:pPr>
+            <w:r>
+              <w:rPr>
+                <w:b/>
+                <w:bCs/>
+                <w:color w:val="2E74B5"/>
+                <w:sz w:val="28"/>
+                <w:szCs w:val="28"/>
+              </w:rPr>
+              <w:t>→</w:t>
+            </w:r>
+          </w:p>
+        </w:tc>
+        <w:tc>
+          <w:tcPr>
+            <w:tcW w:w="2000" w:type="dxa"/>
+            <w:tcBorders>
+              <w:top w:val="single" w:sz="8" w:space="0" w:color="2E74B5"/>
+              <w:left w:val="single" w:sz="8" w:space="0" w:color="2E74B5"/>
+              <w:bottom w:val="single" w:sz="8" w:space="0" w:color="2E74B5"/>
+              <w:right w:val="single" w:sz="8" w:space="0" w:color="2E74B5"/>
+            </w:tcBorders>
+            <w:shd w:val="clear" w:color="auto" w:fill="FDF3DC"/>
+            <w:tcMar>
+              <w:top w:w="100" w:type="dxa"/>
+              <w:left w:w="100" w:type="dxa"/>
+              <w:bottom w:w="100" w:type="dxa"/>
+              <w:right w:w="100" w:type="dxa"/>
+            </w:tcMar>
+            <w:hideMark/>
+          </w:tcPr>
+          <w:p>
+            <w:pPr>
+              <w:spacing w:after="0"/>
+              <w:jc w:val="center"/>
+            </w:pPr>
+            <w:r>
+              <w:rPr>
+                <w:b/>
+                <w:bCs/>
+                <w:color w:val="0B2545"/>
+                <w:sz w:val="19"/>
+                <w:szCs w:val="19"/>
+              </w:rPr>
+              <w:t>Shared application</w:t>
+            </w:r>
+          </w:p>
+          <w:p>
+            <w:pPr>
+              <w:spacing w:after="0"/>
+              <w:jc w:val="center"/>
+            </w:pPr>
+            <w:r>
+              <w:rPr>
+                <w:sz w:val="17"/>
+                <w:szCs w:val="17"/>
+              </w:rPr>
+              <w:t>validate - score - audit</w:t>
+            </w:r>
+            <w:r>
+              <w:rPr>
+                <w:sz w:val="17"/>
+                <w:szCs w:val="17"/>
+              </w:rPr>
+              <w:br/>
+            </w:r>
+            <w:proofErr w:type="spellStart"/>
+            <w:r>
+              <w:rPr>
+                <w:sz w:val="17"/>
+                <w:szCs w:val="17"/>
+              </w:rPr>
+              <w:t>ResumeScreeningApplication</w:t>
+            </w:r>
+            <w:proofErr w:type="spellEnd"/>
+          </w:p>
+        </w:tc>
+        <w:tc>
+          <w:tcPr>
+            <w:tcW w:w="440" w:type="dxa"/>
+            <w:tcBorders>
+              <w:top w:val="nil"/>
+              <w:left w:val="nil"/>
+              <w:bottom w:val="nil"/>
+              <w:right w:val="nil"/>
+            </w:tcBorders>
+            <w:tcMar>
+              <w:top w:w="0" w:type="dxa"/>
+              <w:left w:w="0" w:type="dxa"/>
+              <w:bottom w:w="0" w:type="dxa"/>
+              <w:right w:w="0" w:type="dxa"/>
+            </w:tcMar>
+            <w:vAlign w:val="center"/>
+            <w:hideMark/>
+          </w:tcPr>
+          <w:p>
+            <w:pPr>
+              <w:spacing w:after="0"/>
+              <w:jc w:val="center"/>
+            </w:pPr>
+            <w:r>
+              <w:rPr>
+                <w:b/>
+                <w:bCs/>
+                <w:color w:val="2E74B5"/>
+                <w:sz w:val="28"/>
+                <w:szCs w:val="28"/>
+              </w:rPr>
+              <w:t>→</w:t>
+            </w:r>
+          </w:p>
+        </w:tc>
+        <w:tc>
+          <w:tcPr>
+            <w:tcW w:w="2000" w:type="dxa"/>
+            <w:tcBorders>
+              <w:top w:val="single" w:sz="8" w:space="0" w:color="2E74B5"/>
+              <w:left w:val="single" w:sz="8" w:space="0" w:color="2E74B5"/>
+              <w:bottom w:val="single" w:sz="8" w:space="0" w:color="2E74B5"/>
+              <w:right w:val="single" w:sz="8" w:space="0" w:color="2E74B5"/>
+            </w:tcBorders>
+            <w:shd w:val="clear" w:color="auto" w:fill="F2ECF7"/>
+            <w:tcMar>
+              <w:top w:w="100" w:type="dxa"/>
+              <w:left w:w="100" w:type="dxa"/>
+              <w:bottom w:w="100" w:type="dxa"/>
+              <w:right w:w="100" w:type="dxa"/>
+            </w:tcMar>
+            <w:hideMark/>
+          </w:tcPr>
+          <w:p>
+            <w:pPr>
+              <w:spacing w:after="0"/>
+              <w:jc w:val="center"/>
+            </w:pPr>
+            <w:r>
+              <w:rPr>
+                <w:b/>
+                <w:bCs/>
+                <w:color w:val="0B2545"/>
+                <w:sz w:val="19"/>
+                <w:szCs w:val="19"/>
+              </w:rPr>
+              <w:t>Runtime</w:t>
+            </w:r>
+          </w:p>
+          <w:p>
+            <w:pPr>
+              <w:spacing w:after="0"/>
+              <w:jc w:val="center"/>
+            </w:pPr>
+            <w:r>
+              <w:rPr>
+                <w:sz w:val="17"/>
+                <w:szCs w:val="17"/>
+              </w:rPr>
+              <w:t>predictor + model</w:t>
+            </w:r>
+            <w:r>
+              <w:rPr>
+                <w:sz w:val="17"/>
+                <w:szCs w:val="17"/>
+              </w:rPr>
+              <w:br/>
+              <w:t>audit metadata</w:t>
+            </w:r>
+          </w:p>
+        </w:tc>
+      </w:tr>
+      <w:tr>
+        <w:tc>
+          <w:tcPr>
+            <w:tcW w:w="0" w:type="auto"/>
+            <w:gridSpan w:val="6"/>
+            <w:tcBorders>
+              <w:top w:val="nil"/>
+              <w:left w:val="nil"/>
+              <w:bottom w:val="nil"/>
+              <w:right w:val="nil"/>
+            </w:tcBorders>
+            <w:tcMar>
+              <w:top w:w="40" w:type="dxa"/>
+              <w:left w:w="80" w:type="dxa"/>
+              <w:bottom w:w="40" w:type="dxa"/>
+              <w:right w:w="80" w:type="dxa"/>
+            </w:tcMar>
+            <w:hideMark/>
+          </w:tcPr>
+          <w:p>
+            <w:pPr>
+              <w:spacing w:after="0"/>
+            </w:pPr>
+            <w:r>
+              <w:rPr>
+                <w:sz w:val="17"/>
+                <w:szCs w:val="17"/>
+              </w:rPr>
+              <w:t> </w:t>
+            </w:r>
+          </w:p>
+        </w:tc>
+        <w:tc>
+          <w:tcPr>
+            <w:tcW w:w="0" w:type="auto"/>
+            <w:tcBorders>
+              <w:top w:val="nil"/>
+              <w:left w:val="nil"/>
+              <w:bottom w:val="nil"/>
+              <w:right w:val="nil"/>
+            </w:tcBorders>
+            <w:tcMar>
+              <w:top w:w="40" w:type="dxa"/>
+              <w:left w:w="0" w:type="dxa"/>
+              <w:bottom w:w="40" w:type="dxa"/>
+              <w:right w:w="0" w:type="dxa"/>
+            </w:tcMar>
+            <w:vAlign w:val="center"/>
+            <w:hideMark/>
+          </w:tcPr>
+          <w:p>
+            <w:pPr>
+              <w:spacing w:after="0"/>
+              <w:jc w:val="center"/>
+            </w:pPr>
+            <w:r>
+              <w:rPr>
+                <w:b/>
+                <w:bCs/>
+                <w:color w:val="2E74B5"/>
+                <w:sz w:val="28"/>
+                <w:szCs w:val="28"/>
+              </w:rPr>
+              <w:t>↑</w:t>
+            </w:r>
+          </w:p>
+        </w:tc>
+      </w:tr>
+      <w:tr>
+        <w:tc>
+          <w:tcPr>
+            <w:tcW w:w="0" w:type="auto"/>
+            <w:gridSpan w:val="7"/>
+            <w:tcBorders>
+              <w:top w:val="nil"/>
+              <w:left w:val="nil"/>
+              <w:bottom w:val="nil"/>
+              <w:right w:val="nil"/>
+            </w:tcBorders>
+            <w:tcMar>
+              <w:top w:w="40" w:type="dxa"/>
+              <w:left w:w="80" w:type="dxa"/>
+              <w:bottom w:w="80" w:type="dxa"/>
+              <w:right w:w="80" w:type="dxa"/>
+            </w:tcMar>
+            <w:hideMark/>
+          </w:tcPr>
+          <w:p>
+            <w:pPr>
+              <w:spacing w:after="0"/>
+            </w:pPr>
+            <w:r>
+              <w:rPr>
+                <w:b/>
+                <w:bCs/>
+                <w:color w:val="0B2545"/>
+                <w:sz w:val="19"/>
+                <w:szCs w:val="19"/>
+              </w:rPr>
+              <w:t>Offline path - evidence governs the release</w:t>
+            </w:r>
+          </w:p>
+        </w:tc>
+      </w:tr>
+      <w:tr>
+        <w:tc>
+          <w:tcPr>
+            <w:tcW w:w="2000" w:type="dxa"/>
+            <w:tcBorders>
+              <w:top w:val="single" w:sz="8" w:space="0" w:color="2E74B5"/>
+              <w:left w:val="single" w:sz="8" w:space="0" w:color="2E74B5"/>
+              <w:bottom w:val="single" w:sz="8" w:space="0" w:color="2E74B5"/>
+              <w:right w:val="single" w:sz="8" w:space="0" w:color="2E74B5"/>
+            </w:tcBorders>
+            <w:shd w:val="clear" w:color="auto" w:fill="EAF1F8"/>
+            <w:tcMar>
+              <w:top w:w="100" w:type="dxa"/>
+              <w:left w:w="100" w:type="dxa"/>
+              <w:bottom w:w="100" w:type="dxa"/>
+              <w:right w:w="100" w:type="dxa"/>
+            </w:tcMar>
+            <w:hideMark/>
+          </w:tcPr>
+          <w:p>
+            <w:pPr>
+              <w:spacing w:after="0"/>
+              <w:jc w:val="center"/>
+            </w:pPr>
+            <w:r>
+              <w:rPr>
+                <w:b/>
+                <w:bCs/>
+                <w:color w:val="0B2545"/>
+                <w:sz w:val="19"/>
+                <w:szCs w:val="19"/>
+              </w:rPr>
+              <w:t>Research</w:t>
+            </w:r>
+          </w:p>
+          <w:p>
+            <w:pPr>
+              <w:spacing w:after="0"/>
+              <w:jc w:val="center"/>
+            </w:pPr>
+            <w:r>
+              <w:rPr>
+                <w:sz w:val="17"/>
+                <w:szCs w:val="17"/>
+              </w:rPr>
+              <w:t>179.ipynb</w:t>
+            </w:r>
+            <w:r>
+              <w:rPr>
+                <w:sz w:val="17"/>
+                <w:szCs w:val="17"/>
+              </w:rPr>
+              <w:br/>
+              <w:t>EDA + baseline comparison</w:t>
+            </w:r>
+          </w:p>
+        </w:tc>
+        <w:tc>
+          <w:tcPr>
+            <w:tcW w:w="440" w:type="dxa"/>
+            <w:tcBorders>
+              <w:top w:val="nil"/>
+              <w:left w:val="nil"/>
+              <w:bottom w:val="nil"/>
+              <w:right w:val="nil"/>
+            </w:tcBorders>
+            <w:tcMar>
+              <w:top w:w="0" w:type="dxa"/>
+              <w:left w:w="0" w:type="dxa"/>
+              <w:bottom w:w="0" w:type="dxa"/>
+              <w:right w:w="0" w:type="dxa"/>
+            </w:tcMar>
+            <w:vAlign w:val="center"/>
+            <w:hideMark/>
+          </w:tcPr>
+          <w:p>
+            <w:pPr>
+              <w:spacing w:after="0"/>
+              <w:jc w:val="center"/>
+            </w:pPr>
+            <w:r>
+              <w:rPr>
+                <w:b/>
+                <w:bCs/>
+                <w:color w:val="2E74B5"/>
+                <w:sz w:val="28"/>
+                <w:szCs w:val="28"/>
+              </w:rPr>
+              <w:t>→</w:t>
+            </w:r>
+          </w:p>
+        </w:tc>
+        <w:tc>
+          <w:tcPr>
+            <w:tcW w:w="2000" w:type="dxa"/>
+            <w:tcBorders>
+              <w:top w:val="single" w:sz="8" w:space="0" w:color="2E74B5"/>
+              <w:left w:val="single" w:sz="8" w:space="0" w:color="2E74B5"/>
+              <w:bottom w:val="single" w:sz="8" w:space="0" w:color="2E74B5"/>
+              <w:right w:val="single" w:sz="8" w:space="0" w:color="2E74B5"/>
+            </w:tcBorders>
+            <w:shd w:val="clear" w:color="auto" w:fill="EAF1F8"/>
+            <w:tcMar>
+              <w:top w:w="100" w:type="dxa"/>
+              <w:left w:w="100" w:type="dxa"/>
+              <w:bottom w:w="100" w:type="dxa"/>
+              <w:right w:w="100" w:type="dxa"/>
+            </w:tcMar>
+            <w:hideMark/>
+          </w:tcPr>
+          <w:p>
+            <w:pPr>
+              <w:spacing w:after="0"/>
+              <w:jc w:val="center"/>
+            </w:pPr>
+            <w:r>
+              <w:rPr>
+                <w:b/>
+                <w:bCs/>
+                <w:color w:val="0B2545"/>
+                <w:sz w:val="19"/>
+                <w:szCs w:val="19"/>
+              </w:rPr>
+              <w:t>Training and quality</w:t>
+            </w:r>
+          </w:p>
+          <w:p>
+            <w:pPr>
+              <w:spacing w:after="0"/>
+              <w:jc w:val="center"/>
+            </w:pPr>
+            <w:r>
+              <w:rPr>
+                <w:sz w:val="17"/>
+                <w:szCs w:val="17"/>
+              </w:rPr>
+              <w:t>train.py + quality/</w:t>
+            </w:r>
+            <w:r>
+              <w:rPr>
+                <w:sz w:val="17"/>
+                <w:szCs w:val="17"/>
+              </w:rPr>
+              <w:br/>
+              <w:t>model and data gates</w:t>
+            </w:r>
+          </w:p>
+        </w:tc>
+        <w:tc>
+          <w:tcPr>
+            <w:tcW w:w="440" w:type="dxa"/>
+            <w:tcBorders>
+              <w:top w:val="nil"/>
+              <w:left w:val="nil"/>
+              <w:bottom w:val="nil"/>
+              <w:right w:val="nil"/>
+            </w:tcBorders>
+            <w:tcMar>
+              <w:top w:w="0" w:type="dxa"/>
+              <w:left w:w="0" w:type="dxa"/>
+              <w:bottom w:w="0" w:type="dxa"/>
+              <w:right w:w="0" w:type="dxa"/>
+            </w:tcMar>
+            <w:vAlign w:val="center"/>
+            <w:hideMark/>
+          </w:tcPr>
+          <w:p>
+            <w:pPr>
+              <w:spacing w:after="0"/>
+              <w:jc w:val="center"/>
+            </w:pPr>
+            <w:r>
+              <w:rPr>
+                <w:b/>
+                <w:bCs/>
+                <w:color w:val="2E74B5"/>
+                <w:sz w:val="28"/>
+                <w:szCs w:val="28"/>
+              </w:rPr>
+              <w:t>→</w:t>
+            </w:r>
+          </w:p>
+        </w:tc>
+        <w:tc>
+          <w:tcPr>
+            <w:tcW w:w="2000" w:type="dxa"/>
+            <w:tcBorders>
+              <w:top w:val="single" w:sz="8" w:space="0" w:color="2E74B5"/>
+              <w:left w:val="single" w:sz="8" w:space="0" w:color="2E74B5"/>
+              <w:bottom w:val="single" w:sz="8" w:space="0" w:color="2E74B5"/>
+              <w:right w:val="single" w:sz="8" w:space="0" w:color="2E74B5"/>
+            </w:tcBorders>
+            <w:shd w:val="clear" w:color="auto" w:fill="FDF3DC"/>
+            <w:tcMar>
+              <w:top w:w="100" w:type="dxa"/>
+              <w:left w:w="100" w:type="dxa"/>
+              <w:bottom w:w="100" w:type="dxa"/>
+              <w:right w:w="100" w:type="dxa"/>
+            </w:tcMar>
+            <w:hideMark/>
+          </w:tcPr>
+          <w:p>
+            <w:pPr>
+              <w:spacing w:after="0"/>
+              <w:jc w:val="center"/>
+            </w:pPr>
+            <w:r>
+              <w:rPr>
+                <w:b/>
+                <w:bCs/>
+                <w:color w:val="0B2545"/>
+                <w:sz w:val="19"/>
+                <w:szCs w:val="19"/>
+              </w:rPr>
+              <w:t>Release evidence</w:t>
+            </w:r>
+          </w:p>
+          <w:p>
+            <w:pPr>
+              <w:spacing w:after="0"/>
+              <w:jc w:val="center"/>
+            </w:pPr>
+            <w:r>
+              <w:rPr>
+                <w:sz w:val="17"/>
+                <w:szCs w:val="17"/>
+              </w:rPr>
+              <w:t>model artifact + metrics JSON</w:t>
+            </w:r>
+            <w:r>
+              <w:rPr>
+                <w:sz w:val="17"/>
+                <w:szCs w:val="17"/>
+              </w:rPr>
+              <w:br/>
+              <w:t>tests + before/after lint</w:t>
+            </w:r>
+          </w:p>
+        </w:tc>
+        <w:tc>
+          <w:tcPr>
+            <w:tcW w:w="440" w:type="dxa"/>
+            <w:tcBorders>
+              <w:top w:val="nil"/>
+              <w:left w:val="nil"/>
+              <w:bottom w:val="nil"/>
+              <w:right w:val="nil"/>
+            </w:tcBorders>
+            <w:tcMar>
+              <w:top w:w="0" w:type="dxa"/>
+              <w:left w:w="0" w:type="dxa"/>
+              <w:bottom w:w="0" w:type="dxa"/>
+              <w:right w:w="0" w:type="dxa"/>
+            </w:tcMar>
+            <w:vAlign w:val="center"/>
+            <w:hideMark/>
+          </w:tcPr>
+          <w:p>
+            <w:pPr>
+              <w:spacing w:after="0"/>
+              <w:jc w:val="center"/>
+            </w:pPr>
+            <w:r>
+              <w:rPr>
+                <w:b/>
+                <w:bCs/>
+                <w:color w:val="2E74B5"/>
+                <w:sz w:val="28"/>
+                <w:szCs w:val="28"/>
+              </w:rPr>
+              <w:t>→</w:t>
+            </w:r>
+          </w:p>
+        </w:tc>
+        <w:tc>
+          <w:tcPr>
+            <w:tcW w:w="2000" w:type="dxa"/>
+            <w:tcBorders>
+              <w:top w:val="dotted" w:sz="8" w:space="0" w:color="2E74B5"/>
+              <w:left w:val="dotted" w:sz="8" w:space="0" w:color="2E74B5"/>
+              <w:bottom w:val="dotted" w:sz="8" w:space="0" w:color="2E74B5"/>
+              <w:right w:val="dotted" w:sz="8" w:space="0" w:color="2E74B5"/>
+            </w:tcBorders>
+            <w:tcMar>
+              <w:top w:w="100" w:type="dxa"/>
+              <w:left w:w="100" w:type="dxa"/>
+              <w:bottom w:w="100" w:type="dxa"/>
+              <w:right w:w="100" w:type="dxa"/>
+            </w:tcMar>
+            <w:hideMark/>
+          </w:tcPr>
+          <w:p>
+            <w:pPr>
+              <w:spacing w:after="0"/>
+              <w:jc w:val="center"/>
+            </w:pPr>
+            <w:r>
+              <w:rPr>
+                <w:color w:val="5B6573"/>
+                <w:sz w:val="17"/>
+                <w:szCs w:val="17"/>
+              </w:rPr>
+              <w:t>Gated promotion of the approved artifact to Runtime</w:t>
+            </w:r>
+          </w:p>
+        </w:tc>
+      </w:tr>
+    </w:tbl>
+    <w:p>
+      <w:pPr>
+        <w:spacing w:after="40"/>
         <w:rPr>
-          <w:noProof/>
+          <w:kern w:val="2"/>
+          <w:lang w:val="en-IN" w:eastAsia="en-IN"/>
+          <w14:ligatures w14:val="standardContextual"/>
         </w:rPr>
-        <w:lastRenderedPageBreak/>
-        <w:drawing>
-          <wp:inline distT="0" distB="0" distL="0" distR="0" wp14:anchorId="68E022CC" wp14:editId="79A3DC20">
-            <wp:extent cx="5669280" cy="3149600"/>
-            <wp:effectExtent l="0" t="0" r="0" b="0"/>
-            <wp:docPr id="1" name="Picture 1" descr="Clients flow through interfaces into one shared application, predictor, model and audit store; research flows through quality gates into versioned release evidence." title="Assignment II evolution architecture"/>
-            <wp:cNvGraphicFramePr>
-              <a:graphicFrameLocks xmlns:a="http://schemas.openxmlformats.org/drawingml/2006/main" noChangeAspect="1"/>
-            </wp:cNvGraphicFramePr>
-            <a:graphic xmlns:a="http://schemas.openxmlformats.org/drawingml/2006/main">
-              <a:graphicData uri="http://schemas.openxmlformats.org/drawingml/2006/picture">
-                <pic:pic xmlns:pic="http://schemas.openxmlformats.org/drawingml/2006/picture">
-                  <pic:nvPicPr>
-                    <pic:cNvPr id="0" name="assignment2_architecture.png"/>
-                    <pic:cNvPicPr/>
-                  </pic:nvPicPr>
-                  <pic:blipFill>
-                    <a:blip r:embed="rId8"/>
-                    <a:stretch>
-                      <a:fillRect/>
-                    </a:stretch>
-                  </pic:blipFill>
-                  <pic:spPr>
-                    <a:xfrm>
-                      <a:off x="0" y="0"/>
-                      <a:ext cx="5669280" cy="3149600"/>
-                    </a:xfrm>
-                    <a:prstGeom prst="rect">
-                      <a:avLst/>
-                    </a:prstGeom>
-                  </pic:spPr>
-                </pic:pic>
-              </a:graphicData>
-            </a:graphic>
-          </wp:inline>
-        </w:drawing>
-      </w:r>
+      </w:pPr>
     </w:p>
     <w:p>
       <w:pPr>
         <w:keepNext/>
-        <w:spacing w:before="80" w:after="160" w:line="240" w:lineRule="auto"/>
+        <w:spacing w:before="80" w:after="160"/>
         <w:jc w:val="center"/>
       </w:pPr>
       <w:r>
@@ -1671,6 +2778,16 @@
           <w:sz w:val="18"/>
         </w:rPr>
         <w:t>Figure 1. Shared online workflow and evidence-governed offline release.</w:t>
+      </w:r>
+      <w:r>
+        <w:rPr>
+          <w:i/>
+          <w:iCs/>
+          <w:color w:val="5B6573"/>
+          <w:sz w:val="18"/>
+          <w:szCs w:val="18"/>
+        </w:rPr>
+        <w:t xml:space="preserve"> Horizontal arrows show request and training flow; the vertical arrow shows that an artifact reaches Runtime only after the offline quality gates and release evidence are satisfied.</w:t>
       </w:r>
     </w:p>
     <w:p>
@@ -1713,7 +2830,7 @@
                     <pic:cNvPicPr/>
                   </pic:nvPicPr>
                   <pic:blipFill>
-                    <a:blip r:embed="rId9"/>
+                    <a:blip r:embed="rId8"/>
                     <a:stretch>
                       <a:fillRect/>
                     </a:stretch>
@@ -1746,7 +2863,237 @@
           <w:color w:val="333333"/>
           <w:sz w:val="20"/>
         </w:rPr>
-        <w:t>Figure 1b. Production component diagram aligned with the codebase: clients/entrypoints (Streamlit, FastAPI, train.py), domain services (classes), ML lifecycle modules, quality metrics, artifacts, and config/logging. Solid edges are runtime or train dependencies; dotted edges are cross-cutting config and logging. Composition wiring of ModelPredictor into services is done inside API/Streamlit get/load helpers (omitted as construction detail).</w:t>
+        <w:t xml:space="preserve">Figure </w:t>
+      </w:r>
+      <w:r>
+        <w:rPr>
+          <w:i/>
+          <w:iCs/>
+          <w:color w:val="333333"/>
+          <w:sz w:val="20"/>
+          <w:szCs w:val="20"/>
+        </w:rPr>
+        <w:t>2</w:t>
+      </w:r>
+      <w:r>
+        <w:rPr>
+          <w:rFonts w:eastAsia="Calibri"/>
+          <w:i/>
+          <w:color w:val="333333"/>
+          <w:sz w:val="20"/>
+        </w:rPr>
+        <w:t xml:space="preserve">. Production component </w:t>
+      </w:r>
+      <w:r>
+        <w:rPr>
+          <w:i/>
+          <w:iCs/>
+          <w:color w:val="333333"/>
+          <w:sz w:val="20"/>
+          <w:szCs w:val="20"/>
+        </w:rPr>
+        <w:t xml:space="preserve">overview of </w:t>
+      </w:r>
+      <w:r>
+        <w:rPr>
+          <w:rFonts w:eastAsia="Calibri"/>
+          <w:i/>
+          <w:color w:val="333333"/>
+          <w:sz w:val="20"/>
+        </w:rPr>
+        <w:t xml:space="preserve">the </w:t>
+      </w:r>
+      <w:r>
+        <w:rPr>
+          <w:i/>
+          <w:iCs/>
+          <w:color w:val="333333"/>
+          <w:sz w:val="20"/>
+          <w:szCs w:val="20"/>
+        </w:rPr>
+        <w:t xml:space="preserve">modular Assignment II </w:t>
+      </w:r>
+      <w:r>
+        <w:rPr>
+          <w:rFonts w:eastAsia="Calibri"/>
+          <w:i/>
+          <w:color w:val="333333"/>
+          <w:sz w:val="20"/>
+        </w:rPr>
+        <w:t xml:space="preserve">codebase: </w:t>
+      </w:r>
+      <w:r>
+        <w:rPr>
+          <w:i/>
+          <w:iCs/>
+          <w:color w:val="333333"/>
+          <w:sz w:val="20"/>
+          <w:szCs w:val="20"/>
+        </w:rPr>
+        <w:t xml:space="preserve">application </w:t>
+      </w:r>
+      <w:proofErr w:type="spellStart"/>
+      <w:r>
+        <w:rPr>
+          <w:rFonts w:eastAsia="Calibri"/>
+          <w:i/>
+          <w:color w:val="333333"/>
+          <w:sz w:val="20"/>
+        </w:rPr>
+        <w:t>entrypoints</w:t>
+      </w:r>
+      <w:proofErr w:type="spellEnd"/>
+      <w:r>
+        <w:rPr>
+          <w:i/>
+          <w:iCs/>
+          <w:color w:val="333333"/>
+          <w:sz w:val="20"/>
+          <w:szCs w:val="20"/>
+        </w:rPr>
+        <w:t>, shared</w:t>
+      </w:r>
+      <w:r>
+        <w:rPr>
+          <w:rFonts w:eastAsia="Calibri"/>
+          <w:i/>
+          <w:color w:val="333333"/>
+          <w:sz w:val="20"/>
+        </w:rPr>
+        <w:t xml:space="preserve"> services</w:t>
+      </w:r>
+      <w:r>
+        <w:rPr>
+          <w:i/>
+          <w:iCs/>
+          <w:color w:val="333333"/>
+          <w:sz w:val="20"/>
+          <w:szCs w:val="20"/>
+        </w:rPr>
+        <w:t>,</w:t>
+      </w:r>
+      <w:r>
+        <w:rPr>
+          <w:rFonts w:eastAsia="Calibri"/>
+          <w:i/>
+          <w:color w:val="333333"/>
+          <w:sz w:val="20"/>
+        </w:rPr>
+        <w:t xml:space="preserve"> ML lifecycle modules, quality </w:t>
+      </w:r>
+      <w:r>
+        <w:rPr>
+          <w:i/>
+          <w:iCs/>
+          <w:color w:val="333333"/>
+          <w:sz w:val="20"/>
+          <w:szCs w:val="20"/>
+        </w:rPr>
+        <w:t>checks</w:t>
+      </w:r>
+      <w:r>
+        <w:rPr>
+          <w:rFonts w:eastAsia="Calibri"/>
+          <w:i/>
+          <w:color w:val="333333"/>
+          <w:sz w:val="20"/>
+        </w:rPr>
+        <w:t>, artifacts, and config/logging</w:t>
+      </w:r>
+      <w:r>
+        <w:rPr>
+          <w:i/>
+          <w:iCs/>
+          <w:color w:val="333333"/>
+          <w:sz w:val="20"/>
+          <w:szCs w:val="20"/>
+        </w:rPr>
+        <w:t xml:space="preserve"> boundaries.</w:t>
+      </w:r>
+      <w:r>
+        <w:rPr>
+          <w:rFonts w:eastAsia="Calibri"/>
+          <w:i/>
+          <w:color w:val="333333"/>
+          <w:sz w:val="20"/>
+        </w:rPr>
+        <w:t xml:space="preserve"> Solid edges </w:t>
+      </w:r>
+      <w:r>
+        <w:rPr>
+          <w:i/>
+          <w:iCs/>
+          <w:color w:val="333333"/>
+          <w:sz w:val="20"/>
+          <w:szCs w:val="20"/>
+        </w:rPr>
+        <w:t>indicate</w:t>
+      </w:r>
+      <w:r>
+        <w:rPr>
+          <w:rFonts w:eastAsia="Calibri"/>
+          <w:i/>
+          <w:color w:val="333333"/>
+          <w:sz w:val="20"/>
+        </w:rPr>
+        <w:t xml:space="preserve"> runtime or </w:t>
+      </w:r>
+      <w:r>
+        <w:rPr>
+          <w:i/>
+          <w:iCs/>
+          <w:color w:val="333333"/>
+          <w:sz w:val="20"/>
+          <w:szCs w:val="20"/>
+        </w:rPr>
+        <w:t>training</w:t>
+      </w:r>
+      <w:r>
+        <w:rPr>
+          <w:rFonts w:eastAsia="Calibri"/>
+          <w:i/>
+          <w:color w:val="333333"/>
+          <w:sz w:val="20"/>
+        </w:rPr>
+        <w:t xml:space="preserve"> dependencies; dotted edges </w:t>
+      </w:r>
+      <w:r>
+        <w:rPr>
+          <w:i/>
+          <w:iCs/>
+          <w:color w:val="333333"/>
+          <w:sz w:val="20"/>
+          <w:szCs w:val="20"/>
+        </w:rPr>
+        <w:t>indicate</w:t>
+      </w:r>
+      <w:r>
+        <w:rPr>
+          <w:rFonts w:eastAsia="Calibri"/>
+          <w:i/>
+          <w:color w:val="333333"/>
+          <w:sz w:val="20"/>
+        </w:rPr>
+        <w:t xml:space="preserve"> cross-cutting </w:t>
+      </w:r>
+      <w:r>
+        <w:rPr>
+          <w:i/>
+          <w:iCs/>
+          <w:color w:val="333333"/>
+          <w:sz w:val="20"/>
+          <w:szCs w:val="20"/>
+        </w:rPr>
+        <w:t>configuration</w:t>
+      </w:r>
+      <w:r>
+        <w:rPr>
+          <w:rFonts w:eastAsia="Calibri"/>
+          <w:i/>
+          <w:color w:val="333333"/>
+          <w:sz w:val="20"/>
+        </w:rPr>
+        <w:t xml:space="preserve"> and logging.</w:t>
       </w:r>
     </w:p>
     <w:p>
@@ -1765,7 +3112,6 @@
         <w:rPr>
           <w:b/>
         </w:rPr>
-        <w:lastRenderedPageBreak/>
         <w:t xml:space="preserve">Ingestion. </w:t>
       </w:r>
       <w:r>
@@ -1780,7 +3126,7 @@
         <w:t xml:space="preserve">Training. </w:t>
       </w:r>
       <w:r>
-        <w:t>ml/trainer.py constructs the reusable scikit-learn pipeline, measures validation metrics, enforces release gates, retrains on all data, and persists a versionable artifact.</w:t>
+        <w:t>ml/features.py isolates TF-IDF as FeatureEngineer. ml/trainer.py builds the pipeline from that step plus logistic regression, measures validation metrics, enforces release gates, retrains on all data, and persists a versionable artifact.</w:t>
       </w:r>
     </w:p>
     <w:p>
@@ -1788,6 +3134,7 @@
         <w:rPr>
           <w:b/>
         </w:rPr>
+        <w:lastRenderedPageBreak/>
         <w:t xml:space="preserve">Inference and services. </w:t>
       </w:r>
       <w:r>
@@ -1826,81 +3173,170 @@
     </w:p>
     <w:p>
       <w:r>
-        <w:t>The canonical 179.ipynb now demonstrates the same preprocessing component twice. The first version is deliberately notebook-oriented; the second imports the tested production function. It also records class/text-length EDA, compares MultinomialNB with logistic regression on one fixed split, and displays a classification report and confusion matrix before the production hand-off.</w:t>
+        <w:t xml:space="preserve">Research code is the exploratory notebook layer used to understand the problem, inspect data, try modelling choices, validate assumptions, and demonstrate that the approach is feasible before it is converted into maintainable software. In this submission, 179.ipynb serves that role by keeping the experiment narrative, EDA, prototype preprocessing, feature extraction trials, model comparison, classification report, and confusion matrix in one reproducible research record. It also </w:t>
+      </w:r>
+      <w:r>
+        <w:t xml:space="preserve">compares </w:t>
+      </w:r>
+      <w:proofErr w:type="spellStart"/>
+      <w:r>
+        <w:t>MultinomialNB</w:t>
+      </w:r>
+      <w:proofErr w:type="spellEnd"/>
+      <w:r>
+        <w:t xml:space="preserve"> with logistic regression on one fixed split</w:t>
+      </w:r>
+      <w:r>
+        <w:t xml:space="preserve">; </w:t>
+      </w:r>
+      <w:r>
+        <w:t>both score 1.0</w:t>
+      </w:r>
+      <w:r>
+        <w:t>, while logistic regression is retained</w:t>
+      </w:r>
+      <w:r>
+        <w:t xml:space="preserve"> for </w:t>
+      </w:r>
+      <w:r>
+        <w:t xml:space="preserve">stable </w:t>
+      </w:r>
+      <w:r>
+        <w:t xml:space="preserve">probabilities and </w:t>
+      </w:r>
+      <w:r>
+        <w:t xml:space="preserve">deterministic </w:t>
+      </w:r>
+      <w:r>
+        <w:t xml:space="preserve">production </w:t>
+      </w:r>
+      <w:r>
+        <w:t>behavior</w:t>
+      </w:r>
+      <w:r>
+        <w:t>.</w:t>
+      </w:r>
+    </w:p>
+    <w:p>
+      <w:r>
+        <w:t xml:space="preserve">The production package moves the validated notebook logic into reusable modules with typed boundaries, validation, logging, automated tests, and API/UI integration. The notebook remains the experimentation record, while production code becomes the executable system used by </w:t>
+      </w:r>
+      <w:proofErr w:type="spellStart"/>
+      <w:r>
+        <w:t>Streamlit</w:t>
+      </w:r>
+      <w:proofErr w:type="spellEnd"/>
+      <w:r>
+        <w:t xml:space="preserve">, </w:t>
+      </w:r>
+      <w:proofErr w:type="spellStart"/>
+      <w:r>
+        <w:t>FastAPI</w:t>
+      </w:r>
+      <w:proofErr w:type="spellEnd"/>
+      <w:r>
+        <w:t>, and training scripts.</w:t>
+      </w:r>
+    </w:p>
+    <w:p>
+      <w:r>
+        <w:drawing>
+          <wp:inline distT="0" distB="0" distL="0" distR="0" wp14:anchorId="5A413900" wp14:editId="3566D21A">
+            <wp:extent cx="948781" cy="2198318"/>
+            <wp:effectExtent l="0" t="0" r="3810" b="0"/>
+            <wp:docPr id="459619704" name="Picture 1" descr="The image contains a list of Python files, organized into folders, which appear to be related to machine learning, data processing, and API testing, including various test files and configurations.&#10;&#10;AI-generated content may be incorrect."/>
+            <wp:cNvGraphicFramePr>
+              <a:graphicFrameLocks xmlns:a="http://schemas.openxmlformats.org/drawingml/2006/main" noChangeAspect="1"/>
+            </wp:cNvGraphicFramePr>
+            <a:graphic xmlns:a="http://schemas.openxmlformats.org/drawingml/2006/main">
+              <a:graphicData uri="http://schemas.openxmlformats.org/drawingml/2006/picture">
+                <pic:pic xmlns:pic="http://schemas.openxmlformats.org/drawingml/2006/picture">
+                  <pic:nvPicPr>
+                    <pic:cNvPr id="459619704" name="Picture 1" descr="The image contains a list of Python files, organized into folders, which appear to be related to machine learning, data processing, and API testing, including various test files and configurations.&#10;&#10;AI-generated content may be incorrect."/>
+                    <pic:cNvPicPr/>
+                  </pic:nvPicPr>
+                  <pic:blipFill>
+                    <a:blip r:embed="rId9"/>
+                    <a:stretch>
+                      <a:fillRect/>
+                    </a:stretch>
+                  </pic:blipFill>
+                  <pic:spPr>
+                    <a:xfrm>
+                      <a:off x="0" y="0"/>
+                      <a:ext cx="982371" cy="2276147"/>
+                    </a:xfrm>
+                    <a:prstGeom prst="rect">
+                      <a:avLst/>
+                    </a:prstGeom>
+                  </pic:spPr>
+                </pic:pic>
+              </a:graphicData>
+            </a:graphic>
+          </wp:inline>
+        </w:drawing>
       </w:r>
     </w:p>
     <w:p>
       <w:pPr>
-        <w:shd w:val="clear" w:color="auto" w:fill="172033"/>
-        <w:spacing w:before="60" w:after="160" w:line="240" w:lineRule="auto"/>
-        <w:ind w:left="173" w:right="173"/>
+        <w:keepNext/>
+        <w:spacing w:before="80" w:after="160"/>
+        <w:jc w:val="center"/>
       </w:pPr>
       <w:r>
         <w:rPr>
-          <w:rFonts w:ascii="Courier New" w:hAnsi="Courier New"/>
-          <w:color w:val="FFFFFF"/>
-          <w:sz w:val="17"/>
+          <w:i/>
+          <w:iCs/>
+          <w:color w:val="5B6573"/>
+          <w:sz w:val="18"/>
+          <w:szCs w:val="18"/>
         </w:rPr>
-        <w:t># Research prototype in 179.ipynb</w:t>
-        <w:br/>
-        <w:t>def prototype_clean_text(text):</w:t>
-        <w:br/>
-        <w:t xml:space="preserve"> return re.sub(r"\s+", " ", re.sub(r"[^a-z0-9+#. ]", " ", text.lower())).strip()</w:t>
+        <w:t xml:space="preserve">Figure </w:t>
       </w:r>
       <w:r>
         <w:rPr>
-          <w:rFonts w:ascii="Courier New" w:hAnsi="Courier New"/>
-          <w:color w:val="FFFFFF"/>
-          <w:sz w:val="17"/>
+          <w:i/>
+          <w:iCs/>
+          <w:color w:val="5B6573"/>
+          <w:sz w:val="18"/>
+          <w:szCs w:val="18"/>
         </w:rPr>
+        <w:t>3</w:t>
       </w:r>
       <w:r>
         <w:rPr>
-          <w:rFonts w:ascii="Courier New" w:hAnsi="Courier New"/>
-          <w:color w:val="FFFFFF"/>
-          <w:sz w:val="17"/>
+          <w:i/>
+          <w:iCs/>
+          <w:color w:val="5B6573"/>
+          <w:sz w:val="18"/>
+          <w:szCs w:val="18"/>
         </w:rPr>
+        <w:t>. Research-to-production code separation in the submitted source package. The research notebook remains at the root as 179.ipynb, while reusable production logic is organized under app/, ml/, services/, quality/, and tests/.</w:t>
       </w:r>
     </w:p>
     <w:p>
       <w:pPr>
-        <w:shd w:val="clear" w:color="auto" w:fill="172033"/>
-        <w:spacing w:before="60" w:after="160" w:line="240" w:lineRule="auto"/>
-        <w:ind w:left="173" w:right="173"/>
+        <w:rPr>
+          <w:kern w:val="2"/>
+          <w:lang w:val="en-IN" w:eastAsia="en-IN"/>
+          <w14:ligatures w14:val="standardContextual"/>
+        </w:rPr>
       </w:pPr>
-      <w:r>
-        <w:rPr>
-          <w:rFonts w:ascii="Courier New" w:hAnsi="Courier New"/>
-          <w:color w:val="FFFFFF"/>
-          <w:sz w:val="17"/>
-        </w:rPr>
-        <w:t># Production use</w:t>
-        <w:br/>
-        <w:t>from ml.preprocessing import clean_text</w:t>
-        <w:br/>
-        <w:t>clean_text(" Python TESTING!! ")</w:t>
-      </w:r>
-      <w:r>
-        <w:rPr>
-          <w:rFonts w:ascii="Courier New" w:hAnsi="Courier New"/>
-          <w:color w:val="FFFFFF"/>
-          <w:sz w:val="17"/>
-        </w:rPr>
-      </w:r>
-      <w:r>
-        <w:rPr>
-          <w:rFonts w:ascii="Courier New" w:hAnsi="Courier New"/>
-          <w:color w:val="FFFFFF"/>
-          <w:sz w:val="17"/>
-        </w:rPr>
-      </w:r>
     </w:p>
+    <w:p/>
     <w:tbl>
       <w:tblPr>
         <w:tblStyle w:val="TableGrid"/>
         <w:tblW w:w="9360" w:type="dxa"/>
         <w:tblInd w:w="120" w:type="dxa"/>
-        <w:tblLayout w:type="fixed"/>
+        <w:tblBorders>
+          <w:top w:val="none" w:sz="0" w:space="0" w:color="auto"/>
+          <w:left w:val="none" w:sz="0" w:space="0" w:color="auto"/>
+          <w:bottom w:val="none" w:sz="0" w:space="0" w:color="auto"/>
+          <w:right w:val="none" w:sz="0" w:space="0" w:color="auto"/>
+          <w:insideH w:val="none" w:sz="0" w:space="0" w:color="auto"/>
+          <w:insideV w:val="none" w:sz="0" w:space="0" w:color="auto"/>
+        </w:tblBorders>
         <w:tblLook w:val="04A0" w:firstRow="1" w:lastRow="0" w:firstColumn="1" w:lastColumn="0" w:noHBand="0" w:noVBand="1"/>
       </w:tblPr>
       <w:tblGrid>
@@ -1916,6 +3352,12 @@
         <w:tc>
           <w:tcPr>
             <w:tcW w:w="1900" w:type="dxa"/>
+            <w:tcBorders>
+              <w:top w:val="single" w:sz="8" w:space="0" w:color="auto"/>
+              <w:left w:val="single" w:sz="8" w:space="0" w:color="auto"/>
+              <w:bottom w:val="single" w:sz="8" w:space="0" w:color="auto"/>
+              <w:right w:val="single" w:sz="8" w:space="0" w:color="auto"/>
+            </w:tcBorders>
             <w:shd w:val="clear" w:color="auto" w:fill="E8EEF5"/>
             <w:tcMar>
               <w:top w:w="80" w:type="dxa"/>
@@ -1923,17 +3365,24 @@
               <w:bottom w:w="80" w:type="dxa"/>
               <w:right w:w="120" w:type="dxa"/>
             </w:tcMar>
-            <w:vAlign w:val="center"/>
-          </w:tcPr>
-          <w:p>
-            <w:pPr>
-              <w:spacing w:after="0" w:line="240" w:lineRule="auto"/>
+            <w:hideMark/>
+          </w:tcPr>
+          <w:p>
+            <w:pPr>
+              <w:spacing w:after="0"/>
+              <w:rPr>
+                <w:kern w:val="2"/>
+                <w:lang w:val="en-IN" w:eastAsia="en-IN"/>
+                <w14:ligatures w14:val="standardContextual"/>
+              </w:rPr>
             </w:pPr>
             <w:r>
               <w:rPr>
                 <w:b/>
+                <w:bCs/>
                 <w:color w:val="0B2545"/>
                 <w:sz w:val="19"/>
+                <w:szCs w:val="19"/>
               </w:rPr>
               <w:t>Aspect</w:t>
             </w:r>
@@ -1942,6 +3391,12 @@
         <w:tc>
           <w:tcPr>
             <w:tcW w:w="3100" w:type="dxa"/>
+            <w:tcBorders>
+              <w:top w:val="single" w:sz="8" w:space="0" w:color="auto"/>
+              <w:left w:val="nil"/>
+              <w:bottom w:val="single" w:sz="8" w:space="0" w:color="auto"/>
+              <w:right w:val="single" w:sz="8" w:space="0" w:color="auto"/>
+            </w:tcBorders>
             <w:shd w:val="clear" w:color="auto" w:fill="E8EEF5"/>
             <w:tcMar>
               <w:top w:w="80" w:type="dxa"/>
@@ -1949,25 +3404,33 @@
               <w:bottom w:w="80" w:type="dxa"/>
               <w:right w:w="120" w:type="dxa"/>
             </w:tcMar>
-            <w:vAlign w:val="center"/>
-          </w:tcPr>
-          <w:p>
-            <w:pPr>
-              <w:spacing w:after="0" w:line="240" w:lineRule="auto"/>
+            <w:hideMark/>
+          </w:tcPr>
+          <w:p>
+            <w:pPr>
+              <w:spacing w:after="0"/>
             </w:pPr>
             <w:r>
               <w:rPr>
                 <w:b/>
+                <w:bCs/>
                 <w:color w:val="0B2545"/>
                 <w:sz w:val="19"/>
-              </w:rPr>
-              <w:t>Research prototype</w:t>
+                <w:szCs w:val="19"/>
+              </w:rPr>
+              <w:t>Research notebook path</w:t>
             </w:r>
           </w:p>
         </w:tc>
         <w:tc>
           <w:tcPr>
             <w:tcW w:w="4360" w:type="dxa"/>
+            <w:tcBorders>
+              <w:top w:val="single" w:sz="8" w:space="0" w:color="auto"/>
+              <w:left w:val="nil"/>
+              <w:bottom w:val="single" w:sz="8" w:space="0" w:color="auto"/>
+              <w:right w:val="single" w:sz="8" w:space="0" w:color="auto"/>
+            </w:tcBorders>
             <w:shd w:val="clear" w:color="auto" w:fill="E8EEF5"/>
             <w:tcMar>
               <w:top w:w="80" w:type="dxa"/>
@@ -1975,19 +3438,21 @@
               <w:bottom w:w="80" w:type="dxa"/>
               <w:right w:w="120" w:type="dxa"/>
             </w:tcMar>
-            <w:vAlign w:val="center"/>
-          </w:tcPr>
-          <w:p>
-            <w:pPr>
-              <w:spacing w:after="0" w:line="240" w:lineRule="auto"/>
+            <w:hideMark/>
+          </w:tcPr>
+          <w:p>
+            <w:pPr>
+              <w:spacing w:after="0"/>
             </w:pPr>
             <w:r>
               <w:rPr>
                 <w:b/>
+                <w:bCs/>
                 <w:color w:val="0B2545"/>
                 <w:sz w:val="19"/>
-              </w:rPr>
-              <w:t>Production component</w:t>
+                <w:szCs w:val="19"/>
+              </w:rPr>
+              <w:t>Production package</w:t>
             </w:r>
           </w:p>
         </w:tc>
@@ -1999,21 +3464,28 @@
         <w:tc>
           <w:tcPr>
             <w:tcW w:w="1900" w:type="dxa"/>
+            <w:tcBorders>
+              <w:top w:val="nil"/>
+              <w:left w:val="single" w:sz="8" w:space="0" w:color="auto"/>
+              <w:bottom w:val="single" w:sz="8" w:space="0" w:color="auto"/>
+              <w:right w:val="single" w:sz="8" w:space="0" w:color="auto"/>
+            </w:tcBorders>
             <w:tcMar>
               <w:top w:w="80" w:type="dxa"/>
               <w:left w:w="120" w:type="dxa"/>
               <w:bottom w:w="80" w:type="dxa"/>
               <w:right w:w="120" w:type="dxa"/>
             </w:tcMar>
-            <w:vAlign w:val="center"/>
-          </w:tcPr>
-          <w:p>
-            <w:pPr>
-              <w:spacing w:after="0" w:line="240" w:lineRule="auto"/>
+            <w:hideMark/>
+          </w:tcPr>
+          <w:p>
+            <w:pPr>
+              <w:spacing w:after="0"/>
             </w:pPr>
             <w:r>
               <w:rPr>
                 <w:sz w:val="18"/>
+                <w:szCs w:val="18"/>
               </w:rPr>
               <w:t>Purpose</w:t>
             </w:r>
@@ -2022,46 +3494,60 @@
         <w:tc>
           <w:tcPr>
             <w:tcW w:w="3100" w:type="dxa"/>
+            <w:tcBorders>
+              <w:top w:val="nil"/>
+              <w:left w:val="nil"/>
+              <w:bottom w:val="single" w:sz="8" w:space="0" w:color="auto"/>
+              <w:right w:val="single" w:sz="8" w:space="0" w:color="auto"/>
+            </w:tcBorders>
             <w:tcMar>
               <w:top w:w="80" w:type="dxa"/>
               <w:left w:w="120" w:type="dxa"/>
               <w:bottom w:w="80" w:type="dxa"/>
               <w:right w:w="120" w:type="dxa"/>
             </w:tcMar>
-            <w:vAlign w:val="center"/>
-          </w:tcPr>
-          <w:p>
-            <w:pPr>
-              <w:spacing w:after="0" w:line="240" w:lineRule="auto"/>
+            <w:hideMark/>
+          </w:tcPr>
+          <w:p>
+            <w:pPr>
+              <w:spacing w:after="0"/>
             </w:pPr>
             <w:r>
               <w:rPr>
                 <w:sz w:val="18"/>
-              </w:rPr>
-              <w:t>Rapid feasibility</w:t>
+                <w:szCs w:val="18"/>
+              </w:rPr>
+              <w:t>Explore feasibility, assumptions, metrics, and workflow behavior</w:t>
             </w:r>
           </w:p>
         </w:tc>
         <w:tc>
           <w:tcPr>
             <w:tcW w:w="4360" w:type="dxa"/>
+            <w:tcBorders>
+              <w:top w:val="nil"/>
+              <w:left w:val="nil"/>
+              <w:bottom w:val="single" w:sz="8" w:space="0" w:color="auto"/>
+              <w:right w:val="single" w:sz="8" w:space="0" w:color="auto"/>
+            </w:tcBorders>
             <w:tcMar>
               <w:top w:w="80" w:type="dxa"/>
               <w:left w:w="120" w:type="dxa"/>
               <w:bottom w:w="80" w:type="dxa"/>
               <w:right w:w="120" w:type="dxa"/>
             </w:tcMar>
-            <w:vAlign w:val="center"/>
-          </w:tcPr>
-          <w:p>
-            <w:pPr>
-              <w:spacing w:after="0" w:line="240" w:lineRule="auto"/>
+            <w:hideMark/>
+          </w:tcPr>
+          <w:p>
+            <w:pPr>
+              <w:spacing w:after="0"/>
             </w:pPr>
             <w:r>
               <w:rPr>
                 <w:sz w:val="18"/>
-              </w:rPr>
-              <w:t>Repeatable service behavior</w:t>
+                <w:szCs w:val="18"/>
+              </w:rPr>
+              <w:t>Provide repeatable runtime and training behavior</w:t>
             </w:r>
           </w:p>
         </w:tc>
@@ -2073,22 +3559,30 @@
         <w:tc>
           <w:tcPr>
             <w:tcW w:w="1900" w:type="dxa"/>
+            <w:tcBorders>
+              <w:top w:val="nil"/>
+              <w:left w:val="single" w:sz="8" w:space="0" w:color="auto"/>
+              <w:bottom w:val="single" w:sz="8" w:space="0" w:color="auto"/>
+              <w:right w:val="single" w:sz="8" w:space="0" w:color="auto"/>
+            </w:tcBorders>
             <w:tcMar>
               <w:top w:w="80" w:type="dxa"/>
               <w:left w:w="120" w:type="dxa"/>
               <w:bottom w:w="80" w:type="dxa"/>
               <w:right w:w="120" w:type="dxa"/>
             </w:tcMar>
-            <w:vAlign w:val="center"/>
-          </w:tcPr>
-          <w:p>
-            <w:pPr>
-              <w:spacing w:after="0" w:line="240" w:lineRule="auto"/>
+            <w:hideMark/>
+          </w:tcPr>
+          <w:p>
+            <w:pPr>
+              <w:spacing w:after="0"/>
             </w:pPr>
             <w:r>
               <w:rPr>
                 <w:sz w:val="18"/>
-              </w:rPr>
+                <w:szCs w:val="18"/>
+              </w:rPr>
+              <w:lastRenderedPageBreak/>
               <w:t>Structure</w:t>
             </w:r>
           </w:p>
@@ -2096,46 +3590,60 @@
         <w:tc>
           <w:tcPr>
             <w:tcW w:w="3100" w:type="dxa"/>
+            <w:tcBorders>
+              <w:top w:val="nil"/>
+              <w:left w:val="nil"/>
+              <w:bottom w:val="single" w:sz="8" w:space="0" w:color="auto"/>
+              <w:right w:val="single" w:sz="8" w:space="0" w:color="auto"/>
+            </w:tcBorders>
             <w:tcMar>
               <w:top w:w="80" w:type="dxa"/>
               <w:left w:w="120" w:type="dxa"/>
               <w:bottom w:w="80" w:type="dxa"/>
               <w:right w:w="120" w:type="dxa"/>
             </w:tcMar>
-            <w:vAlign w:val="center"/>
-          </w:tcPr>
-          <w:p>
-            <w:pPr>
-              <w:spacing w:after="0" w:line="240" w:lineRule="auto"/>
+            <w:hideMark/>
+          </w:tcPr>
+          <w:p>
+            <w:pPr>
+              <w:spacing w:after="0"/>
             </w:pPr>
             <w:r>
               <w:rPr>
                 <w:sz w:val="18"/>
-              </w:rPr>
-              <w:t>Inline notebook cell</w:t>
+                <w:szCs w:val="18"/>
+              </w:rPr>
+              <w:t>Sequential cells combining explanation, prototype code, outputs, and demonstrations</w:t>
             </w:r>
           </w:p>
         </w:tc>
         <w:tc>
           <w:tcPr>
             <w:tcW w:w="4360" w:type="dxa"/>
+            <w:tcBorders>
+              <w:top w:val="nil"/>
+              <w:left w:val="nil"/>
+              <w:bottom w:val="single" w:sz="8" w:space="0" w:color="auto"/>
+              <w:right w:val="single" w:sz="8" w:space="0" w:color="auto"/>
+            </w:tcBorders>
             <w:tcMar>
               <w:top w:w="80" w:type="dxa"/>
               <w:left w:w="120" w:type="dxa"/>
               <w:bottom w:w="80" w:type="dxa"/>
               <w:right w:w="120" w:type="dxa"/>
             </w:tcMar>
-            <w:vAlign w:val="center"/>
-          </w:tcPr>
-          <w:p>
-            <w:pPr>
-              <w:spacing w:after="0" w:line="240" w:lineRule="auto"/>
+            <w:hideMark/>
+          </w:tcPr>
+          <w:p>
+            <w:pPr>
+              <w:spacing w:after="0"/>
             </w:pPr>
             <w:r>
               <w:rPr>
                 <w:sz w:val="18"/>
-              </w:rPr>
-              <w:t>Importable typed function</w:t>
+                <w:szCs w:val="18"/>
+              </w:rPr>
+              <w:t>Importable modules with explicit application, ML, service, quality, and test boundaries</w:t>
             </w:r>
           </w:p>
         </w:tc>
@@ -2147,69 +3655,90 @@
         <w:tc>
           <w:tcPr>
             <w:tcW w:w="1900" w:type="dxa"/>
+            <w:tcBorders>
+              <w:top w:val="nil"/>
+              <w:left w:val="single" w:sz="8" w:space="0" w:color="auto"/>
+              <w:bottom w:val="single" w:sz="8" w:space="0" w:color="auto"/>
+              <w:right w:val="single" w:sz="8" w:space="0" w:color="auto"/>
+            </w:tcBorders>
             <w:tcMar>
               <w:top w:w="80" w:type="dxa"/>
               <w:left w:w="120" w:type="dxa"/>
               <w:bottom w:w="80" w:type="dxa"/>
               <w:right w:w="120" w:type="dxa"/>
             </w:tcMar>
-            <w:vAlign w:val="center"/>
-          </w:tcPr>
-          <w:p>
-            <w:pPr>
-              <w:spacing w:after="0" w:line="240" w:lineRule="auto"/>
+            <w:hideMark/>
+          </w:tcPr>
+          <w:p>
+            <w:pPr>
+              <w:spacing w:after="0"/>
             </w:pPr>
             <w:r>
               <w:rPr>
                 <w:sz w:val="18"/>
-              </w:rPr>
-              <w:t>Validation</w:t>
+                <w:szCs w:val="18"/>
+              </w:rPr>
+              <w:t>ML workflow</w:t>
             </w:r>
           </w:p>
         </w:tc>
         <w:tc>
           <w:tcPr>
             <w:tcW w:w="3100" w:type="dxa"/>
+            <w:tcBorders>
+              <w:top w:val="nil"/>
+              <w:left w:val="nil"/>
+              <w:bottom w:val="single" w:sz="8" w:space="0" w:color="auto"/>
+              <w:right w:val="single" w:sz="8" w:space="0" w:color="auto"/>
+            </w:tcBorders>
             <w:tcMar>
               <w:top w:w="80" w:type="dxa"/>
               <w:left w:w="120" w:type="dxa"/>
               <w:bottom w:w="80" w:type="dxa"/>
               <w:right w:w="120" w:type="dxa"/>
             </w:tcMar>
-            <w:vAlign w:val="center"/>
-          </w:tcPr>
-          <w:p>
-            <w:pPr>
-              <w:spacing w:after="0" w:line="240" w:lineRule="auto"/>
+            <w:hideMark/>
+          </w:tcPr>
+          <w:p>
+            <w:pPr>
+              <w:spacing w:after="0"/>
             </w:pPr>
             <w:r>
               <w:rPr>
                 <w:sz w:val="18"/>
-              </w:rPr>
-              <w:t>Assumes string input</w:t>
+                <w:szCs w:val="18"/>
+              </w:rPr>
+              <w:t>EDA, inline preprocessing, TF-IDF trials, baseline comparison, validation report, and confusion matrix</w:t>
             </w:r>
           </w:p>
         </w:tc>
         <w:tc>
           <w:tcPr>
             <w:tcW w:w="4360" w:type="dxa"/>
+            <w:tcBorders>
+              <w:top w:val="nil"/>
+              <w:left w:val="nil"/>
+              <w:bottom w:val="single" w:sz="8" w:space="0" w:color="auto"/>
+              <w:right w:val="single" w:sz="8" w:space="0" w:color="auto"/>
+            </w:tcBorders>
             <w:tcMar>
               <w:top w:w="80" w:type="dxa"/>
               <w:left w:w="120" w:type="dxa"/>
               <w:bottom w:w="80" w:type="dxa"/>
               <w:right w:w="120" w:type="dxa"/>
             </w:tcMar>
-            <w:vAlign w:val="center"/>
-          </w:tcPr>
-          <w:p>
-            <w:pPr>
-              <w:spacing w:after="0" w:line="240" w:lineRule="auto"/>
+            <w:hideMark/>
+          </w:tcPr>
+          <w:p>
+            <w:pPr>
+              <w:spacing w:after="0"/>
             </w:pPr>
             <w:r>
               <w:rPr>
                 <w:sz w:val="18"/>
-              </w:rPr>
-              <w:t>Type, empty, size, semantic checks</w:t>
+                <w:szCs w:val="18"/>
+              </w:rPr>
+              <w:t>Reusable pipeline, trainer, predictor, versioned artifacts, and metrics snapshot</w:t>
             </w:r>
           </w:p>
         </w:tc>
@@ -2221,69 +3750,90 @@
         <w:tc>
           <w:tcPr>
             <w:tcW w:w="1900" w:type="dxa"/>
+            <w:tcBorders>
+              <w:top w:val="nil"/>
+              <w:left w:val="single" w:sz="8" w:space="0" w:color="auto"/>
+              <w:bottom w:val="single" w:sz="8" w:space="0" w:color="auto"/>
+              <w:right w:val="single" w:sz="8" w:space="0" w:color="auto"/>
+            </w:tcBorders>
             <w:tcMar>
               <w:top w:w="80" w:type="dxa"/>
               <w:left w:w="120" w:type="dxa"/>
               <w:bottom w:w="80" w:type="dxa"/>
               <w:right w:w="120" w:type="dxa"/>
             </w:tcMar>
-            <w:vAlign w:val="center"/>
-          </w:tcPr>
-          <w:p>
-            <w:pPr>
-              <w:spacing w:after="0" w:line="240" w:lineRule="auto"/>
+            <w:hideMark/>
+          </w:tcPr>
+          <w:p>
+            <w:pPr>
+              <w:spacing w:after="0"/>
             </w:pPr>
             <w:r>
               <w:rPr>
                 <w:sz w:val="18"/>
-              </w:rPr>
-              <w:t>Observability</w:t>
+                <w:szCs w:val="18"/>
+              </w:rPr>
+              <w:t>Validation</w:t>
             </w:r>
           </w:p>
         </w:tc>
         <w:tc>
           <w:tcPr>
             <w:tcW w:w="3100" w:type="dxa"/>
+            <w:tcBorders>
+              <w:top w:val="nil"/>
+              <w:left w:val="nil"/>
+              <w:bottom w:val="single" w:sz="8" w:space="0" w:color="auto"/>
+              <w:right w:val="single" w:sz="8" w:space="0" w:color="auto"/>
+            </w:tcBorders>
             <w:tcMar>
               <w:top w:w="80" w:type="dxa"/>
               <w:left w:w="120" w:type="dxa"/>
               <w:bottom w:w="80" w:type="dxa"/>
               <w:right w:w="120" w:type="dxa"/>
             </w:tcMar>
-            <w:vAlign w:val="center"/>
-          </w:tcPr>
-          <w:p>
-            <w:pPr>
-              <w:spacing w:after="0" w:line="240" w:lineRule="auto"/>
+            <w:hideMark/>
+          </w:tcPr>
+          <w:p>
+            <w:pPr>
+              <w:spacing w:after="0"/>
             </w:pPr>
             <w:r>
               <w:rPr>
                 <w:sz w:val="18"/>
-              </w:rPr>
-              <w:t>Displayed output</w:t>
+                <w:szCs w:val="18"/>
+              </w:rPr>
+              <w:t>Observed through notebook outputs, fixed holdout results, API demo cells, and audit preview</w:t>
             </w:r>
           </w:p>
         </w:tc>
         <w:tc>
           <w:tcPr>
             <w:tcW w:w="4360" w:type="dxa"/>
+            <w:tcBorders>
+              <w:top w:val="nil"/>
+              <w:left w:val="nil"/>
+              <w:bottom w:val="single" w:sz="8" w:space="0" w:color="auto"/>
+              <w:right w:val="single" w:sz="8" w:space="0" w:color="auto"/>
+            </w:tcBorders>
             <w:tcMar>
               <w:top w:w="80" w:type="dxa"/>
               <w:left w:w="120" w:type="dxa"/>
               <w:bottom w:w="80" w:type="dxa"/>
               <w:right w:w="120" w:type="dxa"/>
             </w:tcMar>
-            <w:vAlign w:val="center"/>
-          </w:tcPr>
-          <w:p>
-            <w:pPr>
-              <w:spacing w:after="0" w:line="240" w:lineRule="auto"/>
+            <w:hideMark/>
+          </w:tcPr>
+          <w:p>
+            <w:pPr>
+              <w:spacing w:after="0"/>
             </w:pPr>
             <w:r>
               <w:rPr>
                 <w:sz w:val="18"/>
-              </w:rPr>
-              <w:t>Structured INFO/WARNING/ERROR logs</w:t>
+                <w:szCs w:val="18"/>
+              </w:rPr>
+              <w:t>Enforced through data validation, request validation, release gates, and automated tests</w:t>
             </w:r>
           </w:p>
         </w:tc>
@@ -2295,74 +3845,212 @@
         <w:tc>
           <w:tcPr>
             <w:tcW w:w="1900" w:type="dxa"/>
+            <w:tcBorders>
+              <w:top w:val="nil"/>
+              <w:left w:val="single" w:sz="8" w:space="0" w:color="auto"/>
+              <w:bottom w:val="single" w:sz="8" w:space="0" w:color="auto"/>
+              <w:right w:val="single" w:sz="8" w:space="0" w:color="auto"/>
+            </w:tcBorders>
             <w:tcMar>
               <w:top w:w="80" w:type="dxa"/>
               <w:left w:w="120" w:type="dxa"/>
               <w:bottom w:w="80" w:type="dxa"/>
               <w:right w:w="120" w:type="dxa"/>
             </w:tcMar>
-            <w:vAlign w:val="center"/>
-          </w:tcPr>
-          <w:p>
-            <w:pPr>
-              <w:spacing w:after="0" w:line="240" w:lineRule="auto"/>
+            <w:hideMark/>
+          </w:tcPr>
+          <w:p>
+            <w:pPr>
+              <w:spacing w:after="0"/>
             </w:pPr>
             <w:r>
               <w:rPr>
                 <w:sz w:val="18"/>
-              </w:rPr>
-              <w:t>Quality evidence</w:t>
+                <w:szCs w:val="18"/>
+              </w:rPr>
+              <w:t>Observability</w:t>
             </w:r>
           </w:p>
         </w:tc>
         <w:tc>
           <w:tcPr>
             <w:tcW w:w="3100" w:type="dxa"/>
+            <w:tcBorders>
+              <w:top w:val="nil"/>
+              <w:left w:val="nil"/>
+              <w:bottom w:val="single" w:sz="8" w:space="0" w:color="auto"/>
+              <w:right w:val="single" w:sz="8" w:space="0" w:color="auto"/>
+            </w:tcBorders>
             <w:tcMar>
               <w:top w:w="80" w:type="dxa"/>
               <w:left w:w="120" w:type="dxa"/>
               <w:bottom w:w="80" w:type="dxa"/>
               <w:right w:w="120" w:type="dxa"/>
             </w:tcMar>
-            <w:vAlign w:val="center"/>
-          </w:tcPr>
-          <w:p>
-            <w:pPr>
-              <w:spacing w:after="0" w:line="240" w:lineRule="auto"/>
+            <w:hideMark/>
+          </w:tcPr>
+          <w:p>
+            <w:pPr>
+              <w:spacing w:after="0"/>
             </w:pPr>
             <w:r>
               <w:rPr>
                 <w:sz w:val="18"/>
-              </w:rPr>
-              <w:t>Manual inspection</w:t>
+                <w:szCs w:val="18"/>
+              </w:rPr>
+              <w:t>Printed and displayed notebook outputs for interpretation</w:t>
             </w:r>
           </w:p>
         </w:tc>
         <w:tc>
           <w:tcPr>
             <w:tcW w:w="4360" w:type="dxa"/>
+            <w:tcBorders>
+              <w:top w:val="nil"/>
+              <w:left w:val="nil"/>
+              <w:bottom w:val="single" w:sz="8" w:space="0" w:color="auto"/>
+              <w:right w:val="single" w:sz="8" w:space="0" w:color="auto"/>
+            </w:tcBorders>
             <w:tcMar>
               <w:top w:w="80" w:type="dxa"/>
               <w:left w:w="120" w:type="dxa"/>
               <w:bottom w:w="80" w:type="dxa"/>
               <w:right w:w="120" w:type="dxa"/>
             </w:tcMar>
-            <w:vAlign w:val="center"/>
-          </w:tcPr>
-          <w:p>
-            <w:pPr>
-              <w:spacing w:after="0" w:line="240" w:lineRule="auto"/>
+            <w:hideMark/>
+          </w:tcPr>
+          <w:p>
+            <w:pPr>
+              <w:spacing w:after="0"/>
             </w:pPr>
             <w:r>
               <w:rPr>
                 <w:sz w:val="18"/>
-              </w:rPr>
-              <w:t>Unit and API integration tests</w:t>
+                <w:szCs w:val="18"/>
+              </w:rPr>
+              <w:t>Structured logs, API responses, metrics endpoint, and persisted release snapshot</w:t>
+            </w:r>
+          </w:p>
+        </w:tc>
+      </w:tr>
+      <w:tr>
+        <w:trPr>
+          <w:cantSplit/>
+        </w:trPr>
+        <w:tc>
+          <w:tcPr>
+            <w:tcW w:w="1900" w:type="dxa"/>
+            <w:tcBorders>
+              <w:top w:val="nil"/>
+              <w:left w:val="single" w:sz="8" w:space="0" w:color="auto"/>
+              <w:bottom w:val="single" w:sz="8" w:space="0" w:color="auto"/>
+              <w:right w:val="single" w:sz="8" w:space="0" w:color="auto"/>
+            </w:tcBorders>
+            <w:tcMar>
+              <w:top w:w="80" w:type="dxa"/>
+              <w:left w:w="120" w:type="dxa"/>
+              <w:bottom w:w="80" w:type="dxa"/>
+              <w:right w:w="120" w:type="dxa"/>
+            </w:tcMar>
+            <w:hideMark/>
+          </w:tcPr>
+          <w:p>
+            <w:pPr>
+              <w:spacing w:after="0"/>
+            </w:pPr>
+            <w:r>
+              <w:rPr>
+                <w:sz w:val="18"/>
+                <w:szCs w:val="18"/>
+              </w:rPr>
+              <w:t>Quality evidence</w:t>
+            </w:r>
+          </w:p>
+        </w:tc>
+        <w:tc>
+          <w:tcPr>
+            <w:tcW w:w="3100" w:type="dxa"/>
+            <w:tcBorders>
+              <w:top w:val="nil"/>
+              <w:left w:val="nil"/>
+              <w:bottom w:val="single" w:sz="8" w:space="0" w:color="auto"/>
+              <w:right w:val="single" w:sz="8" w:space="0" w:color="auto"/>
+            </w:tcBorders>
+            <w:tcMar>
+              <w:top w:w="80" w:type="dxa"/>
+              <w:left w:w="120" w:type="dxa"/>
+              <w:bottom w:w="80" w:type="dxa"/>
+              <w:right w:w="120" w:type="dxa"/>
+            </w:tcMar>
+            <w:hideMark/>
+          </w:tcPr>
+          <w:p>
+            <w:pPr>
+              <w:spacing w:after="0"/>
+            </w:pPr>
+            <w:r>
+              <w:rPr>
+                <w:sz w:val="18"/>
+                <w:szCs w:val="18"/>
+              </w:rPr>
+              <w:t>Notebook execution demonstrates the research and demonstration path</w:t>
+            </w:r>
+          </w:p>
+        </w:tc>
+        <w:tc>
+          <w:tcPr>
+            <w:tcW w:w="4360" w:type="dxa"/>
+            <w:tcBorders>
+              <w:top w:val="nil"/>
+              <w:left w:val="nil"/>
+              <w:bottom w:val="single" w:sz="8" w:space="0" w:color="auto"/>
+              <w:right w:val="single" w:sz="8" w:space="0" w:color="auto"/>
+            </w:tcBorders>
+            <w:tcMar>
+              <w:top w:w="80" w:type="dxa"/>
+              <w:left w:w="120" w:type="dxa"/>
+              <w:bottom w:w="80" w:type="dxa"/>
+              <w:right w:w="120" w:type="dxa"/>
+            </w:tcMar>
+            <w:hideMark/>
+          </w:tcPr>
+          <w:p>
+            <w:pPr>
+              <w:spacing w:after="0"/>
+            </w:pPr>
+            <w:proofErr w:type="spellStart"/>
+            <w:r>
+              <w:rPr>
+                <w:sz w:val="18"/>
+                <w:szCs w:val="18"/>
+              </w:rPr>
+              <w:t>Pytest</w:t>
+            </w:r>
+            <w:proofErr w:type="spellEnd"/>
+            <w:r>
+              <w:rPr>
+                <w:sz w:val="18"/>
+                <w:szCs w:val="18"/>
+              </w:rPr>
+              <w:t>, linting, metrics files, source zip, and runtime screenshots verify the package</w:t>
             </w:r>
           </w:p>
         </w:tc>
       </w:tr>
     </w:tbl>
+    <w:p>
+      <w:r>
+        <w:t xml:space="preserve">This table summarizes the full notebook-to-package transition. In 179.ipynb, research code is represented by sequential cells for EDA, prototype preprocessing, feature extraction, baseline comparison, validation reports, API demonstration, audit continuity, and quality checks. In the production package, the same responsibilities are moved into reusable modules, persisted artifacts, tested contracts, structured logs, and API/UI </w:t>
+      </w:r>
+      <w:proofErr w:type="spellStart"/>
+      <w:r>
+        <w:t>entrypoints</w:t>
+      </w:r>
+      <w:proofErr w:type="spellEnd"/>
+      <w:r>
+        <w:t>.</w:t>
+      </w:r>
+    </w:p>
     <w:p>
       <w:pPr>
         <w:spacing w:after="40"/>
@@ -2381,6 +4069,7 @@
         <w:t>Logging is configured centrally and writes to console plus a rotating project-relative file (1 MB, three backups). Raw resume text is neither logged nor stored in the audit CSV.</w:t>
       </w:r>
     </w:p>
+    <w:p/>
     <w:tbl>
       <w:tblPr>
         <w:tblStyle w:val="TableGrid"/>
@@ -2649,7 +4338,6 @@
               <w:rPr>
                 <w:sz w:val="18"/>
               </w:rPr>
-              <w:lastRenderedPageBreak/>
               <w:t>ml/data.py</w:t>
             </w:r>
           </w:p>
@@ -2924,6 +4612,18 @@
         </w:tc>
       </w:tr>
     </w:tbl>
+    <w:p>
+      <w:pPr>
+        <w:rPr>
+          <w:kern w:val="2"/>
+          <w:lang w:val="en-IN" w:eastAsia="en-IN"/>
+          <w14:ligatures w14:val="standardContextual"/>
+        </w:rPr>
+      </w:pPr>
+      <w:r>
+        <w:t>The error-handling design keeps validation close to the module that owns the risk, text validation in preprocessing, file validation in ingestion, schema and class checks in data loading, model readiness in prediction and API startup, and request validation at the API boundary. This prevents invalid inputs from silently reaching the model while keeping logs useful for debugging without exposing raw resume content.</w:t>
+      </w:r>
+    </w:p>
     <w:p>
       <w:pPr>
         <w:spacing w:after="40"/>
@@ -2939,7 +4639,7 @@
     </w:p>
     <w:p>
       <w:r>
-        <w:t>The initial review established a genuine baseline before remediation. The configured tools were then applied to the complete Python codebase and rerun after implementation changes.</w:t>
+        <w:t>The initial review established a summarized baseline before remediation (see lint_before.txt). After formatting, the reproducible evidence is the raw after transcript in lint_after.txt plus the live black/isort/flake8 commands.</w:t>
       </w:r>
     </w:p>
     <w:p>
@@ -2955,26 +4655,6 @@
           <w:sz w:val="17"/>
         </w:rPr>
         <w:t>BEFORE (2026-07-26)</w:t>
-        <w:br/>
-        <w:t>Black: 15 files needed formatting.</w:t>
-        <w:br/>
-        <w:t>isort: 6 files had incorrectly sorted imports.</w:t>
-        <w:br/>
-        <w:t>Flake8: 29 violations.</w:t>
-        <w:br/>
-        <w:br/>
-        <w:t>AFTER (2026-08-01)</w:t>
-        <w:br/>
-        <w:t>$ black --check . -&gt; PASS</w:t>
-        <w:br/>
-        <w:t>$ isort --check-only .</w:t>
-        <w:br/>
-        <w:t>PASS - no incorrectly sorted imports.</w:t>
-        <w:br/>
-        <w:br/>
-        <w:t>$ flake8 .</w:t>
-        <w:br/>
-        <w:t>PASS - no violations.</w:t>
       </w:r>
       <w:r>
         <w:rPr>
@@ -2982,6 +4662,8 @@
           <w:color w:val="FFFFFF"/>
           <w:sz w:val="17"/>
         </w:rPr>
+        <w:br/>
+        <w:t>Black: 15 files needed formatting.</w:t>
       </w:r>
       <w:r>
         <w:rPr>
@@ -2989,6 +4671,8 @@
           <w:color w:val="FFFFFF"/>
           <w:sz w:val="17"/>
         </w:rPr>
+        <w:br/>
+        <w:t>isort: 6 files had incorrectly sorted imports.</w:t>
       </w:r>
       <w:r>
         <w:rPr>
@@ -2996,6 +4680,8 @@
           <w:color w:val="FFFFFF"/>
           <w:sz w:val="17"/>
         </w:rPr>
+        <w:br/>
+        <w:t>Flake8: 29 violations.</w:t>
       </w:r>
       <w:r>
         <w:rPr>
@@ -3003,6 +4689,7 @@
           <w:color w:val="FFFFFF"/>
           <w:sz w:val="17"/>
         </w:rPr>
+        <w:br/>
       </w:r>
       <w:r>
         <w:rPr>
@@ -3010,6 +4697,8 @@
           <w:color w:val="FFFFFF"/>
           <w:sz w:val="17"/>
         </w:rPr>
+        <w:br/>
+        <w:t>AFTER (2026-08-15)</w:t>
       </w:r>
       <w:r>
         <w:rPr>
@@ -3017,6 +4706,8 @@
           <w:color w:val="FFFFFF"/>
           <w:sz w:val="17"/>
         </w:rPr>
+        <w:br/>
+        <w:t>$ black --check . -&gt; PASS</w:t>
       </w:r>
       <w:r>
         <w:rPr>
@@ -3024,6 +4715,8 @@
           <w:color w:val="FFFFFF"/>
           <w:sz w:val="17"/>
         </w:rPr>
+        <w:br/>
+        <w:t>$ isort --check-only .</w:t>
       </w:r>
       <w:r>
         <w:rPr>
@@ -3031,6 +4724,8 @@
           <w:color w:val="FFFFFF"/>
           <w:sz w:val="17"/>
         </w:rPr>
+        <w:br/>
+        <w:t>PASS - no incorrectly sorted imports.</w:t>
       </w:r>
       <w:r>
         <w:rPr>
@@ -3038,6 +4733,7 @@
           <w:color w:val="FFFFFF"/>
           <w:sz w:val="17"/>
         </w:rPr>
+        <w:br/>
       </w:r>
       <w:r>
         <w:rPr>
@@ -3045,6 +4741,8 @@
           <w:color w:val="FFFFFF"/>
           <w:sz w:val="17"/>
         </w:rPr>
+        <w:br/>
+        <w:t>$ flake8 .</w:t>
       </w:r>
       <w:r>
         <w:rPr>
@@ -3052,6 +4750,8 @@
           <w:color w:val="FFFFFF"/>
           <w:sz w:val="17"/>
         </w:rPr>
+        <w:br/>
+        <w:t>PASS - no violations.</w:t>
       </w:r>
     </w:p>
     <w:p>
@@ -3071,10 +4771,66 @@
     </w:p>
     <w:p>
       <w:pPr>
+        <w:rPr>
+          <w:kern w:val="2"/>
+          <w:lang w:val="en-IN" w:eastAsia="en-IN"/>
+          <w14:ligatures w14:val="standardContextual"/>
+        </w:rPr>
+      </w:pPr>
+      <w:r>
+        <w:t>This evidence shows that code style, import ordering, and static lint violations were first measured, then remediated, and finally rechecked using reproducible command-line tools rather than manual inspection.</w:t>
+      </w:r>
+    </w:p>
+    <w:p>
+      <w:pPr>
         <w:pStyle w:val="Heading1"/>
       </w:pPr>
       <w:r>
         <w:t>6. REST API design</w:t>
+      </w:r>
+    </w:p>
+    <w:p>
+      <w:pPr>
+        <w:rPr>
+          <w:kern w:val="2"/>
+          <w:lang w:val="en-IN" w:eastAsia="en-IN"/>
+          <w14:ligatures w14:val="standardContextual"/>
+        </w:rPr>
+      </w:pPr>
+      <w:r>
+        <w:t xml:space="preserve">The REST API is designed as a thin production boundary over the shared application service. </w:t>
+      </w:r>
+      <w:proofErr w:type="spellStart"/>
+      <w:r>
+        <w:t>FastAPI</w:t>
+      </w:r>
+      <w:proofErr w:type="spellEnd"/>
+      <w:r>
+        <w:t xml:space="preserve"> owns HTTP routing, schema validation, </w:t>
+      </w:r>
+      <w:proofErr w:type="spellStart"/>
+      <w:r>
+        <w:t>OpenAPI</w:t>
+      </w:r>
+      <w:proofErr w:type="spellEnd"/>
+      <w:r>
+        <w:t xml:space="preserve"> documentation, and status-code translation, while </w:t>
+      </w:r>
+      <w:proofErr w:type="spellStart"/>
+      <w:r>
+        <w:t>ResumeScreeningApplication</w:t>
+      </w:r>
+      <w:proofErr w:type="spellEnd"/>
+      <w:r>
+        <w:t xml:space="preserve"> owns resume validation, scoring, explanation, and audit writes. This keeps the API contract stable without duplicating business logic from </w:t>
+      </w:r>
+      <w:proofErr w:type="spellStart"/>
+      <w:r>
+        <w:t>Streamlit</w:t>
+      </w:r>
+      <w:proofErr w:type="spellEnd"/>
+      <w:r>
+        <w:t xml:space="preserve"> or the ML modules.</w:t>
       </w:r>
     </w:p>
     <w:tbl>
@@ -3243,7 +4999,7 @@
               <w:rPr>
                 <w:sz w:val="18"/>
               </w:rPr>
-              <w:t>200 ready; 503 artifact missing</w:t>
+              <w:t>200 ready after a successful model load; 503 if the artifact is missing or corrupt</w:t>
             </w:r>
           </w:p>
         </w:tc>
@@ -3483,52 +5239,11 @@
     </w:p>
     <w:p>
       <w:pPr>
-        <w:shd w:val="clear" w:color="auto" w:fill="172033"/>
-        <w:spacing w:before="60" w:after="160" w:line="240" w:lineRule="auto"/>
-        <w:ind w:left="173" w:right="173"/>
+        <w:pStyle w:val="Heading2"/>
       </w:pPr>
       <w:r>
-        <w:rPr>
-          <w:rFonts w:ascii="Courier New" w:hAnsi="Courier New"/>
-          <w:color w:val="FFFFFF"/>
-          <w:sz w:val="17"/>
-        </w:rPr>
-        <w:t>POST /v1/predictions -&gt; 200</w:t>
-      </w:r>
-      <w:r>
-        <w:rPr>
-          <w:rFonts w:ascii="Courier New" w:hAnsi="Courier New"/>
-          <w:color w:val="FFFFFF"/>
-          <w:sz w:val="17"/>
-        </w:rPr>
-        <w:br/>
-        <w:t>{candidate_name, predicted_role, confidence,</w:t>
-      </w:r>
-      <w:r>
-        <w:rPr>
-          <w:rFonts w:ascii="Courier New" w:hAnsi="Courier New"/>
-          <w:color w:val="FFFFFF"/>
-          <w:sz w:val="17"/>
-        </w:rPr>
-        <w:br/>
-        <w:t xml:space="preserve"> role_ranking[6], explanation, decision_note}</w:t>
-      </w:r>
-      <w:r>
-        <w:rPr>
-          <w:rFonts w:ascii="Courier New" w:hAnsi="Courier New"/>
-          <w:color w:val="FFFFFF"/>
-          <w:sz w:val="17"/>
-        </w:rPr>
-        <w:br/>
-      </w:r>
-      <w:r>
-        <w:rPr>
-          <w:rFonts w:ascii="Courier New" w:hAnsi="Courier New"/>
-          <w:color w:val="FFFFFF"/>
-          <w:sz w:val="17"/>
-        </w:rPr>
-        <w:br/>
-        <w:t>GET /health with missing artifact -&gt; 503</w:t>
+        <w:lastRenderedPageBreak/>
+        <w:t>6.1 Runtime evidence for REST API</w:t>
       </w:r>
     </w:p>
     <w:p>
@@ -3536,10 +5251,713 @@
         <w:spacing w:after="160"/>
       </w:pPr>
       <w:r>
+        <w:t xml:space="preserve">The screenshots below provide runtime evidence for the REST API contract described in this section. </w:t>
+      </w:r>
+      <w:r>
+        <w:t>They show the service startup and model load,</w:t>
+      </w:r>
+      <w:r>
+        <w:t xml:space="preserve"> the generated </w:t>
+      </w:r>
+      <w:proofErr w:type="spellStart"/>
+      <w:r>
+        <w:t>OpenAPI</w:t>
+      </w:r>
+      <w:proofErr w:type="spellEnd"/>
+      <w:r>
+        <w:t xml:space="preserve"> documentation, health readiness response, interactive prediction request form, successful prediction response, and metrics snapshot.</w:t>
+      </w:r>
+    </w:p>
+    <w:p>
+      <w:r>
+        <w:drawing>
+          <wp:inline distT="0" distB="0" distL="0" distR="0" wp14:anchorId="20379B24" wp14:editId="1B79D7BA">
+            <wp:extent cx="5943600" cy="533400"/>
+            <wp:effectExtent l="0" t="0" r="0" b="0"/>
+            <wp:docPr id="632876091" name="Picture 1" descr="The image displays a terminal window with a Python script being executed, showing information about the server process starting, loading a machine learning model, and starting a web server.&#10;&#10;AI-generated content may be incorrect."/>
+            <wp:cNvGraphicFramePr>
+              <a:graphicFrameLocks xmlns:a="http://schemas.openxmlformats.org/drawingml/2006/main" noChangeAspect="1"/>
+            </wp:cNvGraphicFramePr>
+            <a:graphic xmlns:a="http://schemas.openxmlformats.org/drawingml/2006/main">
+              <a:graphicData uri="http://schemas.openxmlformats.org/drawingml/2006/picture">
+                <pic:pic xmlns:pic="http://schemas.openxmlformats.org/drawingml/2006/picture">
+                  <pic:nvPicPr>
+                    <pic:cNvPr id="632876091" name="Picture 1" descr="The image displays a terminal window with a Python script being executed, showing information about the server process starting, loading a machine learning model, and starting a web server.&#10;&#10;AI-generated content may be incorrect."/>
+                    <pic:cNvPicPr/>
+                  </pic:nvPicPr>
+                  <pic:blipFill>
+                    <a:blip r:embed="rId10"/>
+                    <a:stretch>
+                      <a:fillRect/>
+                    </a:stretch>
+                  </pic:blipFill>
+                  <pic:spPr>
+                    <a:xfrm>
+                      <a:off x="0" y="0"/>
+                      <a:ext cx="5943600" cy="533400"/>
+                    </a:xfrm>
+                    <a:prstGeom prst="rect">
+                      <a:avLst/>
+                    </a:prstGeom>
+                  </pic:spPr>
+                </pic:pic>
+              </a:graphicData>
+            </a:graphic>
+          </wp:inline>
+        </w:drawing>
+      </w:r>
+    </w:p>
+    <w:p>
+      <w:r>
+        <w:rPr>
+          <w:i/>
+          <w:iCs/>
+          <w:color w:val="333333"/>
+          <w:sz w:val="20"/>
+          <w:szCs w:val="20"/>
+        </w:rPr>
+        <w:t xml:space="preserve">Figure 4. </w:t>
+      </w:r>
+      <w:proofErr w:type="spellStart"/>
+      <w:r>
+        <w:rPr>
+          <w:i/>
+          <w:iCs/>
+          <w:color w:val="333333"/>
+          <w:sz w:val="20"/>
+          <w:szCs w:val="20"/>
+        </w:rPr>
+        <w:t>FastAPI</w:t>
+      </w:r>
+      <w:proofErr w:type="spellEnd"/>
+      <w:r>
+        <w:rPr>
+          <w:i/>
+          <w:iCs/>
+          <w:color w:val="333333"/>
+          <w:sz w:val="20"/>
+          <w:szCs w:val="20"/>
+        </w:rPr>
+        <w:t xml:space="preserve"> runtime startup from run_api.py. The console confirms that the application started successfully, loaded the </w:t>
+      </w:r>
+      <w:proofErr w:type="spellStart"/>
+      <w:r>
+        <w:rPr>
+          <w:i/>
+          <w:iCs/>
+          <w:color w:val="333333"/>
+          <w:sz w:val="20"/>
+          <w:szCs w:val="20"/>
+        </w:rPr>
+        <w:t>resume_</w:t>
+      </w:r>
+      <w:proofErr w:type="gramStart"/>
+      <w:r>
+        <w:rPr>
+          <w:i/>
+          <w:iCs/>
+          <w:color w:val="333333"/>
+          <w:sz w:val="20"/>
+          <w:szCs w:val="20"/>
+        </w:rPr>
+        <w:t>classifier.joblib</w:t>
+      </w:r>
+      <w:proofErr w:type="spellEnd"/>
+      <w:proofErr w:type="gramEnd"/>
+      <w:r>
+        <w:rPr>
+          <w:i/>
+          <w:iCs/>
+          <w:color w:val="333333"/>
+          <w:sz w:val="20"/>
+          <w:szCs w:val="20"/>
+        </w:rPr>
+        <w:t xml:space="preserve"> model artifact, registered API version 2.1.0, and began serving through </w:t>
+      </w:r>
+      <w:proofErr w:type="spellStart"/>
+      <w:r>
+        <w:rPr>
+          <w:i/>
+          <w:iCs/>
+          <w:color w:val="333333"/>
+          <w:sz w:val="20"/>
+          <w:szCs w:val="20"/>
+        </w:rPr>
+        <w:t>Uvicorn</w:t>
+      </w:r>
+      <w:proofErr w:type="spellEnd"/>
+      <w:r>
+        <w:rPr>
+          <w:i/>
+          <w:iCs/>
+          <w:color w:val="333333"/>
+          <w:sz w:val="20"/>
+          <w:szCs w:val="20"/>
+        </w:rPr>
+        <w:t xml:space="preserve"> at http://127.0.0.1:8000.</w:t>
+      </w:r>
+    </w:p>
+    <w:p/>
+    <w:p>
+      <w:pPr>
+        <w:spacing w:before="120" w:after="40"/>
+        <w:jc w:val="center"/>
+      </w:pPr>
+      <w:r>
+        <w:rPr>
+          <w:noProof/>
+        </w:rPr>
+        <w:drawing>
+          <wp:inline distT="0" distB="0" distL="0" distR="0" wp14:anchorId="573D4D04" wp14:editId="3FC1C6F4">
+            <wp:extent cx="5760720" cy="3084598"/>
+            <wp:effectExtent l="0" t="0" r="0" b="0"/>
+            <wp:docPr id="4" name="Picture 4" descr="The image displays a web interface with a list of different sections and options related to a Resume Screening API, including health checks, data quality metrics, and various API endpoints.&#10;&#10;AI-generated content may be incorrect."/>
+            <wp:cNvGraphicFramePr>
+              <a:graphicFrameLocks xmlns:a="http://schemas.openxmlformats.org/drawingml/2006/main" noChangeAspect="1"/>
+            </wp:cNvGraphicFramePr>
+            <a:graphic xmlns:a="http://schemas.openxmlformats.org/drawingml/2006/main">
+              <a:graphicData uri="http://schemas.openxmlformats.org/drawingml/2006/picture">
+                <pic:pic xmlns:pic="http://schemas.openxmlformats.org/drawingml/2006/picture">
+                  <pic:nvPicPr>
+                    <pic:cNvPr id="4" name="Picture 4" descr="The image displays a web interface with a list of different sections and options related to a Resume Screening API, including health checks, data quality metrics, and various API endpoints.&#10;&#10;AI-generated content may be incorrect."/>
+                    <pic:cNvPicPr/>
+                  </pic:nvPicPr>
+                  <pic:blipFill>
+                    <a:blip r:embed="rId11"/>
+                    <a:stretch>
+                      <a:fillRect/>
+                    </a:stretch>
+                  </pic:blipFill>
+                  <pic:spPr>
+                    <a:xfrm>
+                      <a:off x="0" y="0"/>
+                      <a:ext cx="5760720" cy="3084598"/>
+                    </a:xfrm>
+                    <a:prstGeom prst="rect">
+                      <a:avLst/>
+                    </a:prstGeom>
+                  </pic:spPr>
+                </pic:pic>
+              </a:graphicData>
+            </a:graphic>
+          </wp:inline>
+        </w:drawing>
+      </w:r>
+    </w:p>
+    <w:p>
+      <w:pPr>
+        <w:spacing w:before="80" w:after="240"/>
+        <w:jc w:val="center"/>
+      </w:pPr>
+      <w:r>
         <w:rPr>
           <w:rFonts w:eastAsia="Calibri"/>
+          <w:i/>
+          <w:color w:val="333333"/>
+          <w:sz w:val="20"/>
         </w:rPr>
-        <w:t>Runtime evidence for these endpoints is shown in Application screenshots (Figures 4-8): OpenAPI /docs, health check, prediction request/response, and metrics snapshot.</w:t>
+        <w:t xml:space="preserve">Figure </w:t>
+      </w:r>
+      <w:r>
+        <w:rPr>
+          <w:i/>
+          <w:iCs/>
+          <w:color w:val="333333"/>
+          <w:sz w:val="20"/>
+          <w:szCs w:val="20"/>
+        </w:rPr>
+        <w:t>5</w:t>
+      </w:r>
+      <w:r>
+        <w:rPr>
+          <w:rFonts w:eastAsia="Calibri"/>
+          <w:i/>
+          <w:color w:val="333333"/>
+          <w:sz w:val="20"/>
+        </w:rPr>
+        <w:t xml:space="preserve">. </w:t>
+      </w:r>
+      <w:proofErr w:type="spellStart"/>
+      <w:r>
+        <w:rPr>
+          <w:rFonts w:eastAsia="Calibri"/>
+          <w:i/>
+          <w:color w:val="333333"/>
+          <w:sz w:val="20"/>
+        </w:rPr>
+        <w:t>OpenAPI</w:t>
+      </w:r>
+      <w:proofErr w:type="spellEnd"/>
+      <w:r>
+        <w:rPr>
+          <w:rFonts w:eastAsia="Calibri"/>
+          <w:i/>
+          <w:color w:val="333333"/>
+          <w:sz w:val="20"/>
+        </w:rPr>
+        <w:t xml:space="preserve"> specification - GET /health, POST /v1/predictions, POST /predict, GET /metrics, and generated schema models.</w:t>
+      </w:r>
+    </w:p>
+    <w:p>
+      <w:pPr>
+        <w:spacing w:before="120" w:after="40"/>
+        <w:jc w:val="center"/>
+      </w:pPr>
+      <w:r>
+        <w:rPr>
+          <w:noProof/>
+        </w:rPr>
+        <w:drawing>
+          <wp:inline distT="0" distB="0" distL="0" distR="0" wp14:anchorId="225AA72B" wp14:editId="0ACBF198">
+            <wp:extent cx="5486400" cy="1133699"/>
+            <wp:effectExtent l="0" t="0" r="0" b="0"/>
+            <wp:docPr id="5" name="Picture 5"/>
+            <wp:cNvGraphicFramePr>
+              <a:graphicFrameLocks xmlns:a="http://schemas.openxmlformats.org/drawingml/2006/main" noChangeAspect="1"/>
+            </wp:cNvGraphicFramePr>
+            <a:graphic xmlns:a="http://schemas.openxmlformats.org/drawingml/2006/main">
+              <a:graphicData uri="http://schemas.openxmlformats.org/drawingml/2006/picture">
+                <pic:pic xmlns:pic="http://schemas.openxmlformats.org/drawingml/2006/picture">
+                  <pic:nvPicPr>
+                    <pic:cNvPr id="0" name="FastHeatlthCheck.png"/>
+                    <pic:cNvPicPr/>
+                  </pic:nvPicPr>
+                  <pic:blipFill>
+                    <a:blip r:embed="rId12"/>
+                    <a:stretch>
+                      <a:fillRect/>
+                    </a:stretch>
+                  </pic:blipFill>
+                  <pic:spPr>
+                    <a:xfrm>
+                      <a:off x="0" y="0"/>
+                      <a:ext cx="5486400" cy="1133699"/>
+                    </a:xfrm>
+                    <a:prstGeom prst="rect">
+                      <a:avLst/>
+                    </a:prstGeom>
+                  </pic:spPr>
+                </pic:pic>
+              </a:graphicData>
+            </a:graphic>
+          </wp:inline>
+        </w:drawing>
+      </w:r>
+    </w:p>
+    <w:p>
+      <w:pPr>
+        <w:spacing w:before="80" w:after="240"/>
+        <w:jc w:val="center"/>
+      </w:pPr>
+      <w:r>
+        <w:rPr>
+          <w:rFonts w:eastAsia="Calibri"/>
+          <w:i/>
+          <w:color w:val="333333"/>
+          <w:sz w:val="20"/>
+        </w:rPr>
+        <w:t xml:space="preserve">Figure </w:t>
+      </w:r>
+      <w:r>
+        <w:rPr>
+          <w:i/>
+          <w:iCs/>
+          <w:color w:val="333333"/>
+          <w:sz w:val="20"/>
+          <w:szCs w:val="20"/>
+        </w:rPr>
+        <w:t>6</w:t>
+      </w:r>
+      <w:r>
+        <w:rPr>
+          <w:rFonts w:eastAsia="Calibri"/>
+          <w:i/>
+          <w:color w:val="333333"/>
+          <w:sz w:val="20"/>
+        </w:rPr>
+        <w:t xml:space="preserve">. GET /health - service ready with </w:t>
+      </w:r>
+      <w:proofErr w:type="spellStart"/>
+      <w:r>
+        <w:rPr>
+          <w:rFonts w:eastAsia="Calibri"/>
+          <w:i/>
+          <w:color w:val="333333"/>
+          <w:sz w:val="20"/>
+        </w:rPr>
+        <w:t>model_loaded</w:t>
+      </w:r>
+      <w:proofErr w:type="spellEnd"/>
+      <w:r>
+        <w:rPr>
+          <w:rFonts w:eastAsia="Calibri"/>
+          <w:i/>
+          <w:color w:val="333333"/>
+          <w:sz w:val="20"/>
+        </w:rPr>
+        <w:t>=true and API version 2.1.0.</w:t>
+      </w:r>
+    </w:p>
+    <w:p>
+      <w:pPr>
+        <w:spacing w:before="120" w:after="40"/>
+        <w:jc w:val="center"/>
+      </w:pPr>
+      <w:r>
+        <w:rPr>
+          <w:noProof/>
+        </w:rPr>
+        <w:lastRenderedPageBreak/>
+        <w:drawing>
+          <wp:inline distT="0" distB="0" distL="0" distR="0" wp14:anchorId="4D0006F2" wp14:editId="07FA65AC">
+            <wp:extent cx="5760720" cy="3093608"/>
+            <wp:effectExtent l="0" t="0" r="0" b="0"/>
+            <wp:docPr id="6" name="Picture 6" descr="The image displays a web interface with a resume screening page, including fields for candidate information, technical skills, and professional experience.&#10;&#10;AI-generated content may be incorrect."/>
+            <wp:cNvGraphicFramePr>
+              <a:graphicFrameLocks xmlns:a="http://schemas.openxmlformats.org/drawingml/2006/main" noChangeAspect="1"/>
+            </wp:cNvGraphicFramePr>
+            <a:graphic xmlns:a="http://schemas.openxmlformats.org/drawingml/2006/main">
+              <a:graphicData uri="http://schemas.openxmlformats.org/drawingml/2006/picture">
+                <pic:pic xmlns:pic="http://schemas.openxmlformats.org/drawingml/2006/picture">
+                  <pic:nvPicPr>
+                    <pic:cNvPr id="6" name="Picture 6" descr="The image displays a web interface with a resume screening page, including fields for candidate information, technical skills, and professional experience.&#10;&#10;AI-generated content may be incorrect."/>
+                    <pic:cNvPicPr/>
+                  </pic:nvPicPr>
+                  <pic:blipFill>
+                    <a:blip r:embed="rId13"/>
+                    <a:stretch>
+                      <a:fillRect/>
+                    </a:stretch>
+                  </pic:blipFill>
+                  <pic:spPr>
+                    <a:xfrm>
+                      <a:off x="0" y="0"/>
+                      <a:ext cx="5760720" cy="3093608"/>
+                    </a:xfrm>
+                    <a:prstGeom prst="rect">
+                      <a:avLst/>
+                    </a:prstGeom>
+                  </pic:spPr>
+                </pic:pic>
+              </a:graphicData>
+            </a:graphic>
+          </wp:inline>
+        </w:drawing>
+      </w:r>
+    </w:p>
+    <w:p>
+      <w:pPr>
+        <w:spacing w:before="80" w:after="240"/>
+        <w:jc w:val="center"/>
+      </w:pPr>
+      <w:r>
+        <w:rPr>
+          <w:rFonts w:eastAsia="Calibri"/>
+          <w:i/>
+          <w:color w:val="333333"/>
+          <w:sz w:val="20"/>
+        </w:rPr>
+        <w:t xml:space="preserve">Figure </w:t>
+      </w:r>
+      <w:r>
+        <w:rPr>
+          <w:i/>
+          <w:iCs/>
+          <w:color w:val="333333"/>
+          <w:sz w:val="20"/>
+          <w:szCs w:val="20"/>
+        </w:rPr>
+        <w:t>7</w:t>
+      </w:r>
+      <w:r>
+        <w:rPr>
+          <w:rFonts w:eastAsia="Calibri"/>
+          <w:i/>
+          <w:color w:val="333333"/>
+          <w:sz w:val="20"/>
+        </w:rPr>
+        <w:t>. POST /v1/predictions - interactive request form (</w:t>
+      </w:r>
+      <w:proofErr w:type="spellStart"/>
+      <w:r>
+        <w:rPr>
+          <w:rFonts w:eastAsia="Calibri"/>
+          <w:i/>
+          <w:color w:val="333333"/>
+          <w:sz w:val="20"/>
+        </w:rPr>
+        <w:t>candidate_name</w:t>
+      </w:r>
+      <w:proofErr w:type="spellEnd"/>
+      <w:r>
+        <w:rPr>
+          <w:rFonts w:eastAsia="Calibri"/>
+          <w:i/>
+          <w:color w:val="333333"/>
+          <w:sz w:val="20"/>
+        </w:rPr>
+        <w:t xml:space="preserve">, </w:t>
+      </w:r>
+      <w:proofErr w:type="spellStart"/>
+      <w:r>
+        <w:rPr>
+          <w:rFonts w:eastAsia="Calibri"/>
+          <w:i/>
+          <w:color w:val="333333"/>
+          <w:sz w:val="20"/>
+        </w:rPr>
+        <w:t>resume_text</w:t>
+      </w:r>
+      <w:proofErr w:type="spellEnd"/>
+      <w:r>
+        <w:rPr>
+          <w:rFonts w:eastAsia="Calibri"/>
+          <w:i/>
+          <w:color w:val="333333"/>
+          <w:sz w:val="20"/>
+        </w:rPr>
+        <w:t>).</w:t>
+      </w:r>
+    </w:p>
+    <w:p>
+      <w:pPr>
+        <w:spacing w:before="120" w:after="40"/>
+        <w:jc w:val="center"/>
+      </w:pPr>
+      <w:r>
+        <w:rPr>
+          <w:noProof/>
+        </w:rPr>
+        <w:drawing>
+          <wp:inline distT="0" distB="0" distL="0" distR="0" wp14:anchorId="3996DEBA" wp14:editId="2C1B2198">
+            <wp:extent cx="5760720" cy="3081594"/>
+            <wp:effectExtent l="0" t="0" r="0" b="0"/>
+            <wp:docPr id="7" name="Picture 7" descr="A web interface displaying a resume screening result for a candidate named Alex Morgan, listing a predicted role as Data Engineer with a confidence score of 0.221.&#10;&#10;AI-generated content may be incorrect."/>
+            <wp:cNvGraphicFramePr>
+              <a:graphicFrameLocks xmlns:a="http://schemas.openxmlformats.org/drawingml/2006/main" noChangeAspect="1"/>
+            </wp:cNvGraphicFramePr>
+            <a:graphic xmlns:a="http://schemas.openxmlformats.org/drawingml/2006/main">
+              <a:graphicData uri="http://schemas.openxmlformats.org/drawingml/2006/picture">
+                <pic:pic xmlns:pic="http://schemas.openxmlformats.org/drawingml/2006/picture">
+                  <pic:nvPicPr>
+                    <pic:cNvPr id="7" name="Picture 7" descr="A web interface displaying a resume screening result for a candidate named Alex Morgan, listing a predicted role as Data Engineer with a confidence score of 0.221.&#10;&#10;AI-generated content may be incorrect."/>
+                    <pic:cNvPicPr/>
+                  </pic:nvPicPr>
+                  <pic:blipFill>
+                    <a:blip r:embed="rId14"/>
+                    <a:stretch>
+                      <a:fillRect/>
+                    </a:stretch>
+                  </pic:blipFill>
+                  <pic:spPr>
+                    <a:xfrm>
+                      <a:off x="0" y="0"/>
+                      <a:ext cx="5760720" cy="3081594"/>
+                    </a:xfrm>
+                    <a:prstGeom prst="rect">
+                      <a:avLst/>
+                    </a:prstGeom>
+                  </pic:spPr>
+                </pic:pic>
+              </a:graphicData>
+            </a:graphic>
+          </wp:inline>
+        </w:drawing>
+      </w:r>
+    </w:p>
+    <w:p>
+      <w:pPr>
+        <w:spacing w:before="80" w:after="240"/>
+        <w:jc w:val="center"/>
+      </w:pPr>
+      <w:r>
+        <w:rPr>
+          <w:rFonts w:eastAsia="Calibri"/>
+          <w:i/>
+          <w:color w:val="333333"/>
+          <w:sz w:val="20"/>
+        </w:rPr>
+        <w:t xml:space="preserve">Figure </w:t>
+      </w:r>
+      <w:r>
+        <w:rPr>
+          <w:i/>
+          <w:iCs/>
+          <w:color w:val="333333"/>
+          <w:sz w:val="20"/>
+          <w:szCs w:val="20"/>
+        </w:rPr>
+        <w:t>8</w:t>
+      </w:r>
+      <w:r>
+        <w:rPr>
+          <w:rFonts w:eastAsia="Calibri"/>
+          <w:i/>
+          <w:color w:val="333333"/>
+          <w:sz w:val="20"/>
+        </w:rPr>
+        <w:t xml:space="preserve">. POST /v1/predictions - successful 200 </w:t>
+      </w:r>
+      <w:proofErr w:type="gramStart"/>
+      <w:r>
+        <w:rPr>
+          <w:rFonts w:eastAsia="Calibri"/>
+          <w:i/>
+          <w:color w:val="333333"/>
+          <w:sz w:val="20"/>
+        </w:rPr>
+        <w:t>response</w:t>
+      </w:r>
+      <w:proofErr w:type="gramEnd"/>
+      <w:r>
+        <w:rPr>
+          <w:rFonts w:eastAsia="Calibri"/>
+          <w:i/>
+          <w:color w:val="333333"/>
+          <w:sz w:val="20"/>
+        </w:rPr>
+        <w:t xml:space="preserve"> with </w:t>
+      </w:r>
+      <w:proofErr w:type="spellStart"/>
+      <w:r>
+        <w:rPr>
+          <w:rFonts w:eastAsia="Calibri"/>
+          <w:i/>
+          <w:color w:val="333333"/>
+          <w:sz w:val="20"/>
+        </w:rPr>
+        <w:t>predicted_role</w:t>
+      </w:r>
+      <w:proofErr w:type="spellEnd"/>
+      <w:r>
+        <w:rPr>
+          <w:rFonts w:eastAsia="Calibri"/>
+          <w:i/>
+          <w:color w:val="333333"/>
+          <w:sz w:val="20"/>
+        </w:rPr>
+        <w:t xml:space="preserve">, confidence, </w:t>
+      </w:r>
+      <w:proofErr w:type="spellStart"/>
+      <w:r>
+        <w:rPr>
+          <w:rFonts w:eastAsia="Calibri"/>
+          <w:i/>
+          <w:color w:val="333333"/>
+          <w:sz w:val="20"/>
+        </w:rPr>
+        <w:t>role_ranking</w:t>
+      </w:r>
+      <w:proofErr w:type="spellEnd"/>
+      <w:r>
+        <w:rPr>
+          <w:rFonts w:eastAsia="Calibri"/>
+          <w:i/>
+          <w:color w:val="333333"/>
+          <w:sz w:val="20"/>
+        </w:rPr>
+        <w:t xml:space="preserve">, explanation, and </w:t>
+      </w:r>
+      <w:proofErr w:type="spellStart"/>
+      <w:r>
+        <w:rPr>
+          <w:rFonts w:eastAsia="Calibri"/>
+          <w:i/>
+          <w:color w:val="333333"/>
+          <w:sz w:val="20"/>
+        </w:rPr>
+        <w:t>decision_note</w:t>
+      </w:r>
+      <w:proofErr w:type="spellEnd"/>
+      <w:r>
+        <w:rPr>
+          <w:rFonts w:eastAsia="Calibri"/>
+          <w:i/>
+          <w:color w:val="333333"/>
+          <w:sz w:val="20"/>
+        </w:rPr>
+        <w:t>.</w:t>
+      </w:r>
+    </w:p>
+    <w:p>
+      <w:pPr>
+        <w:spacing w:before="120" w:after="40"/>
+        <w:jc w:val="center"/>
+      </w:pPr>
+      <w:r>
+        <w:rPr>
+          <w:noProof/>
+        </w:rPr>
+        <w:lastRenderedPageBreak/>
+        <w:drawing>
+          <wp:inline distT="0" distB="0" distL="0" distR="0" wp14:anchorId="3D6ACB54" wp14:editId="27E4A135">
+            <wp:extent cx="5760720" cy="3118745"/>
+            <wp:effectExtent l="0" t="0" r="0" b="0"/>
+            <wp:docPr id="8" name="Picture 8" descr="The image displays a web interface with a URL for a health check, a link to cancel the request, a GET request to a metrics endpoint, and a JSON response containing various metrics.&#10;&#10;AI-generated content may be incorrect."/>
+            <wp:cNvGraphicFramePr>
+              <a:graphicFrameLocks xmlns:a="http://schemas.openxmlformats.org/drawingml/2006/main" noChangeAspect="1"/>
+            </wp:cNvGraphicFramePr>
+            <a:graphic xmlns:a="http://schemas.openxmlformats.org/drawingml/2006/main">
+              <a:graphicData uri="http://schemas.openxmlformats.org/drawingml/2006/picture">
+                <pic:pic xmlns:pic="http://schemas.openxmlformats.org/drawingml/2006/picture">
+                  <pic:nvPicPr>
+                    <pic:cNvPr id="8" name="Picture 8" descr="The image displays a web interface with a URL for a health check, a link to cancel the request, a GET request to a metrics endpoint, and a JSON response containing various metrics.&#10;&#10;AI-generated content may be incorrect."/>
+                    <pic:cNvPicPr/>
+                  </pic:nvPicPr>
+                  <pic:blipFill>
+                    <a:blip r:embed="rId15"/>
+                    <a:stretch>
+                      <a:fillRect/>
+                    </a:stretch>
+                  </pic:blipFill>
+                  <pic:spPr>
+                    <a:xfrm>
+                      <a:off x="0" y="0"/>
+                      <a:ext cx="5760720" cy="3118745"/>
+                    </a:xfrm>
+                    <a:prstGeom prst="rect">
+                      <a:avLst/>
+                    </a:prstGeom>
+                  </pic:spPr>
+                </pic:pic>
+              </a:graphicData>
+            </a:graphic>
+          </wp:inline>
+        </w:drawing>
+      </w:r>
+    </w:p>
+    <w:p>
+      <w:pPr>
+        <w:spacing w:before="80" w:after="240"/>
+        <w:jc w:val="center"/>
+      </w:pPr>
+      <w:r>
+        <w:rPr>
+          <w:rFonts w:eastAsia="Calibri"/>
+          <w:i/>
+          <w:color w:val="333333"/>
+          <w:sz w:val="20"/>
+        </w:rPr>
+        <w:t xml:space="preserve">Figure </w:t>
+      </w:r>
+      <w:r>
+        <w:rPr>
+          <w:i/>
+          <w:iCs/>
+          <w:color w:val="333333"/>
+          <w:sz w:val="20"/>
+          <w:szCs w:val="20"/>
+        </w:rPr>
+        <w:t>9</w:t>
+      </w:r>
+      <w:r>
+        <w:rPr>
+          <w:rFonts w:eastAsia="Calibri"/>
+          <w:i/>
+          <w:color w:val="333333"/>
+          <w:sz w:val="20"/>
+        </w:rPr>
+        <w:t>. GET /metrics - persisted model and data quality snapshot used for release evidence and UI sidebar metrics.</w:t>
       </w:r>
     </w:p>
     <w:p>
@@ -3547,8 +5965,27 @@
         <w:pStyle w:val="Heading1"/>
       </w:pPr>
       <w:r>
-        <w:lastRenderedPageBreak/>
         <w:t>7. Testing strategy and implementation</w:t>
+      </w:r>
+    </w:p>
+    <w:p>
+      <w:pPr>
+        <w:rPr>
+          <w:kern w:val="2"/>
+          <w:lang w:val="en-IN" w:eastAsia="en-IN"/>
+          <w14:ligatures w14:val="standardContextual"/>
+        </w:rPr>
+      </w:pPr>
+      <w:r>
+        <w:t xml:space="preserve">The test suite is organized around production risk areas rather than only source files. It covers input validation, ingestion continuity, data quality, feature engineering, model training, persisted artifacts, inference contract, API behavior, audit privacy, and monitoring helpers. This ensures that the refactored modules are not only </w:t>
+      </w:r>
+      <w:proofErr w:type="gramStart"/>
+      <w:r>
+        <w:t>importable, but</w:t>
+      </w:r>
+      <w:proofErr w:type="gramEnd"/>
+      <w:r>
+        <w:t xml:space="preserve"> also preserve Assignment I behavior and enforce Assignment II production-quality expectations.</w:t>
       </w:r>
     </w:p>
     <w:tbl>
@@ -4087,7 +6524,7 @@
               <w:rPr>
                 <w:sz w:val="18"/>
               </w:rPr>
-              <w:t>test_quality_metrics.py</w:t>
+              <w:t>test_quality_metrics.py, test_features.py</w:t>
             </w:r>
           </w:p>
         </w:tc>
@@ -4100,41 +6537,53 @@
     </w:p>
     <w:p>
       <w:pPr>
-        <w:shd w:val="clear" w:color="auto" w:fill="172033"/>
-        <w:spacing w:before="60" w:after="160" w:line="240" w:lineRule="auto"/>
-        <w:ind w:left="173" w:right="173"/>
+        <w:jc w:val="center"/>
       </w:pPr>
       <w:r>
         <w:rPr>
-          <w:rFonts w:ascii="Courier New" w:hAnsi="Courier New"/>
-          <w:color w:val="FFFFFF"/>
-          <w:sz w:val="17"/>
+          <w:noProof/>
         </w:rPr>
-        <w:t>$ pytest -q</w:t>
-        <w:br/>
-        <w:t>................................... [100%]</w:t>
-        <w:br/>
-        <w:t>35 passed in 0.51s</w:t>
-      </w:r>
-      <w:r>
-        <w:rPr>
-          <w:rFonts w:ascii="Courier New" w:hAnsi="Courier New"/>
-          <w:color w:val="FFFFFF"/>
-          <w:sz w:val="17"/>
-        </w:rPr>
-      </w:r>
-      <w:r>
-        <w:rPr>
-          <w:rFonts w:ascii="Courier New" w:hAnsi="Courier New"/>
-          <w:color w:val="FFFFFF"/>
-          <w:sz w:val="17"/>
-        </w:rPr>
+        <w:lastRenderedPageBreak/>
+        <w:drawing>
+          <wp:inline distT="0" distB="0" distL="0" distR="0" wp14:anchorId="7787F5B9" wp14:editId="7A06132E">
+            <wp:extent cx="5943600" cy="2872105"/>
+            <wp:effectExtent l="0" t="0" r="0" b="4445"/>
+            <wp:docPr id="706609171" name="Picture 1" descr="A console window displaying the output of a Python test suite, indicating successful test results for various API endpoints.&#10;&#10;AI-generated content may be incorrect."/>
+            <wp:cNvGraphicFramePr>
+              <a:graphicFrameLocks xmlns:a="http://schemas.openxmlformats.org/drawingml/2006/main" noChangeAspect="1"/>
+            </wp:cNvGraphicFramePr>
+            <a:graphic xmlns:a="http://schemas.openxmlformats.org/drawingml/2006/main">
+              <a:graphicData uri="http://schemas.openxmlformats.org/drawingml/2006/picture">
+                <pic:pic xmlns:pic="http://schemas.openxmlformats.org/drawingml/2006/picture">
+                  <pic:nvPicPr>
+                    <pic:cNvPr id="706609171" name="Picture 1" descr="A console window displaying the output of a Python test suite, indicating successful test results for various API endpoints.&#10;&#10;AI-generated content may be incorrect."/>
+                    <pic:cNvPicPr/>
+                  </pic:nvPicPr>
+                  <pic:blipFill>
+                    <a:blip r:embed="rId16"/>
+                    <a:stretch>
+                      <a:fillRect/>
+                    </a:stretch>
+                  </pic:blipFill>
+                  <pic:spPr>
+                    <a:xfrm>
+                      <a:off x="0" y="0"/>
+                      <a:ext cx="5943600" cy="2872105"/>
+                    </a:xfrm>
+                    <a:prstGeom prst="rect">
+                      <a:avLst/>
+                    </a:prstGeom>
+                  </pic:spPr>
+                </pic:pic>
+              </a:graphicData>
+            </a:graphic>
+          </wp:inline>
+        </w:drawing>
       </w:r>
     </w:p>
     <w:p>
       <w:pPr>
-        <w:keepNext/>
-        <w:spacing w:before="80" w:after="160" w:line="240" w:lineRule="auto"/>
+        <w:spacing w:before="80" w:after="160"/>
         <w:jc w:val="center"/>
       </w:pPr>
       <w:r>
@@ -4143,7 +6592,1148 @@
           <w:color w:val="5B6573"/>
           <w:sz w:val="18"/>
         </w:rPr>
-        <w:t>Evidence 2. Automated unit, ML-specific, data, continuity, and API tests.</w:t>
+        <w:t>Figure</w:t>
+      </w:r>
+      <w:r>
+        <w:rPr>
+          <w:i/>
+          <w:iCs/>
+          <w:color w:val="5B6573"/>
+          <w:sz w:val="18"/>
+          <w:szCs w:val="18"/>
+        </w:rPr>
+        <w:t xml:space="preserve"> 10</w:t>
+      </w:r>
+      <w:r>
+        <w:rPr>
+          <w:i/>
+          <w:color w:val="5B6573"/>
+          <w:sz w:val="18"/>
+        </w:rPr>
+        <w:t xml:space="preserve">. </w:t>
+      </w:r>
+      <w:r>
+        <w:rPr>
+          <w:i/>
+          <w:iCs/>
+          <w:color w:val="5B6573"/>
+          <w:sz w:val="18"/>
+          <w:szCs w:val="18"/>
+        </w:rPr>
+        <w:t xml:space="preserve">The </w:t>
+      </w:r>
+      <w:r>
+        <w:rPr>
+          <w:i/>
+          <w:color w:val="5B6573"/>
+          <w:sz w:val="18"/>
+        </w:rPr>
+        <w:t>screenshot above</w:t>
+      </w:r>
+      <w:r>
+        <w:rPr>
+          <w:i/>
+          <w:iCs/>
+          <w:color w:val="5B6573"/>
+          <w:sz w:val="18"/>
+          <w:szCs w:val="18"/>
+        </w:rPr>
+        <w:t xml:space="preserve"> shows the live </w:t>
+      </w:r>
+      <w:proofErr w:type="spellStart"/>
+      <w:r>
+        <w:rPr>
+          <w:i/>
+          <w:iCs/>
+          <w:color w:val="5B6573"/>
+          <w:sz w:val="18"/>
+          <w:szCs w:val="18"/>
+        </w:rPr>
+        <w:t>pytest</w:t>
+      </w:r>
+      <w:proofErr w:type="spellEnd"/>
+      <w:r>
+        <w:rPr>
+          <w:i/>
+          <w:iCs/>
+          <w:color w:val="5B6573"/>
+          <w:sz w:val="18"/>
+          <w:szCs w:val="18"/>
+        </w:rPr>
+        <w:t xml:space="preserve"> execution, while the </w:t>
+      </w:r>
+      <w:r>
+        <w:rPr>
+          <w:i/>
+          <w:color w:val="5B6573"/>
+          <w:sz w:val="18"/>
+        </w:rPr>
+        <w:t xml:space="preserve">inventory table below </w:t>
+      </w:r>
+      <w:r>
+        <w:rPr>
+          <w:i/>
+          <w:iCs/>
+          <w:color w:val="5B6573"/>
+          <w:sz w:val="18"/>
+          <w:szCs w:val="18"/>
+        </w:rPr>
+        <w:t>breaks down the same result by test</w:t>
+      </w:r>
+      <w:r>
+        <w:rPr>
+          <w:i/>
+          <w:color w:val="5B6573"/>
+          <w:sz w:val="18"/>
+        </w:rPr>
+        <w:t xml:space="preserve"> module, function count, collected count, and </w:t>
+      </w:r>
+      <w:r>
+        <w:rPr>
+          <w:i/>
+          <w:color w:val="5B6573"/>
+          <w:sz w:val="18"/>
+        </w:rPr>
+        <w:t>cases covered.</w:t>
+      </w:r>
+      <w:r>
+        <w:rPr>
+          <w:i/>
+          <w:iCs/>
+          <w:color w:val="5B6573"/>
+          <w:sz w:val="18"/>
+          <w:szCs w:val="18"/>
+        </w:rPr>
+        <w:t xml:space="preserve"> Full verbose transcript: report/pytest_verbose.txt.</w:t>
+      </w:r>
+    </w:p>
+    <w:p>
+      <w:pPr>
+        <w:pStyle w:val="Heading2"/>
+      </w:pPr>
+      <w:r>
+        <w:t>Test inventory by module</w:t>
+      </w:r>
+    </w:p>
+    <w:tbl>
+      <w:tblPr>
+        <w:tblStyle w:val="TableGrid"/>
+        <w:tblW w:w="9360" w:type="dxa"/>
+        <w:tblInd w:w="120" w:type="dxa"/>
+        <w:tblLayout w:type="fixed"/>
+        <w:tblLook w:val="04A0" w:firstRow="1" w:lastRow="0" w:firstColumn="1" w:lastColumn="0" w:noHBand="0" w:noVBand="1"/>
+      </w:tblPr>
+      <w:tblGrid>
+        <w:gridCol w:w="2400"/>
+        <w:gridCol w:w="700"/>
+        <w:gridCol w:w="700"/>
+        <w:gridCol w:w="5560"/>
+      </w:tblGrid>
+      <w:tr>
+        <w:trPr>
+          <w:cantSplit/>
+        </w:trPr>
+        <w:tc>
+          <w:tcPr>
+            <w:tcW w:w="2400" w:type="dxa"/>
+            <w:shd w:val="clear" w:color="auto" w:fill="E8EEF5"/>
+            <w:tcMar>
+              <w:top w:w="60" w:type="dxa"/>
+              <w:left w:w="80" w:type="dxa"/>
+              <w:bottom w:w="60" w:type="dxa"/>
+              <w:right w:w="80" w:type="dxa"/>
+            </w:tcMar>
+          </w:tcPr>
+          <w:p>
+            <w:pPr>
+              <w:spacing w:after="0" w:line="240" w:lineRule="auto"/>
+            </w:pPr>
+            <w:r>
+              <w:rPr>
+                <w:b/>
+                <w:sz w:val="16"/>
+              </w:rPr>
+              <w:t>Module</w:t>
+            </w:r>
+          </w:p>
+        </w:tc>
+        <w:tc>
+          <w:tcPr>
+            <w:tcW w:w="700" w:type="dxa"/>
+            <w:shd w:val="clear" w:color="auto" w:fill="E8EEF5"/>
+            <w:tcMar>
+              <w:top w:w="60" w:type="dxa"/>
+              <w:left w:w="80" w:type="dxa"/>
+              <w:bottom w:w="60" w:type="dxa"/>
+              <w:right w:w="80" w:type="dxa"/>
+            </w:tcMar>
+          </w:tcPr>
+          <w:p>
+            <w:pPr>
+              <w:spacing w:after="0" w:line="240" w:lineRule="auto"/>
+            </w:pPr>
+            <w:r>
+              <w:rPr>
+                <w:b/>
+                <w:sz w:val="16"/>
+              </w:rPr>
+              <w:t>Fn</w:t>
+            </w:r>
+          </w:p>
+        </w:tc>
+        <w:tc>
+          <w:tcPr>
+            <w:tcW w:w="700" w:type="dxa"/>
+            <w:shd w:val="clear" w:color="auto" w:fill="E8EEF5"/>
+            <w:tcMar>
+              <w:top w:w="60" w:type="dxa"/>
+              <w:left w:w="80" w:type="dxa"/>
+              <w:bottom w:w="60" w:type="dxa"/>
+              <w:right w:w="80" w:type="dxa"/>
+            </w:tcMar>
+          </w:tcPr>
+          <w:p>
+            <w:pPr>
+              <w:spacing w:after="0" w:line="240" w:lineRule="auto"/>
+            </w:pPr>
+            <w:r>
+              <w:rPr>
+                <w:b/>
+                <w:sz w:val="16"/>
+              </w:rPr>
+              <w:t>Coll</w:t>
+            </w:r>
+          </w:p>
+        </w:tc>
+        <w:tc>
+          <w:tcPr>
+            <w:tcW w:w="5560" w:type="dxa"/>
+            <w:shd w:val="clear" w:color="auto" w:fill="E8EEF5"/>
+            <w:tcMar>
+              <w:top w:w="60" w:type="dxa"/>
+              <w:left w:w="80" w:type="dxa"/>
+              <w:bottom w:w="60" w:type="dxa"/>
+              <w:right w:w="80" w:type="dxa"/>
+            </w:tcMar>
+          </w:tcPr>
+          <w:p>
+            <w:pPr>
+              <w:spacing w:after="0" w:line="240" w:lineRule="auto"/>
+            </w:pPr>
+            <w:r>
+              <w:rPr>
+                <w:b/>
+                <w:sz w:val="16"/>
+              </w:rPr>
+              <w:t>Test cases</w:t>
+            </w:r>
+          </w:p>
+        </w:tc>
+      </w:tr>
+      <w:tr>
+        <w:trPr>
+          <w:cantSplit/>
+        </w:trPr>
+        <w:tc>
+          <w:tcPr>
+            <w:tcW w:w="2400" w:type="dxa"/>
+            <w:tcMar>
+              <w:top w:w="60" w:type="dxa"/>
+              <w:left w:w="80" w:type="dxa"/>
+              <w:bottom w:w="60" w:type="dxa"/>
+              <w:right w:w="80" w:type="dxa"/>
+            </w:tcMar>
+          </w:tcPr>
+          <w:p>
+            <w:pPr>
+              <w:spacing w:after="0" w:line="240" w:lineRule="auto"/>
+            </w:pPr>
+            <w:r>
+              <w:rPr>
+                <w:sz w:val="16"/>
+              </w:rPr>
+              <w:t>tests/test_api.py</w:t>
+            </w:r>
+          </w:p>
+        </w:tc>
+        <w:tc>
+          <w:tcPr>
+            <w:tcW w:w="700" w:type="dxa"/>
+            <w:tcMar>
+              <w:top w:w="60" w:type="dxa"/>
+              <w:left w:w="80" w:type="dxa"/>
+              <w:bottom w:w="60" w:type="dxa"/>
+              <w:right w:w="80" w:type="dxa"/>
+            </w:tcMar>
+          </w:tcPr>
+          <w:p>
+            <w:pPr>
+              <w:spacing w:after="0" w:line="240" w:lineRule="auto"/>
+            </w:pPr>
+            <w:r>
+              <w:rPr>
+                <w:sz w:val="16"/>
+              </w:rPr>
+              <w:t>12</w:t>
+            </w:r>
+          </w:p>
+        </w:tc>
+        <w:tc>
+          <w:tcPr>
+            <w:tcW w:w="700" w:type="dxa"/>
+            <w:tcMar>
+              <w:top w:w="60" w:type="dxa"/>
+              <w:left w:w="80" w:type="dxa"/>
+              <w:bottom w:w="60" w:type="dxa"/>
+              <w:right w:w="80" w:type="dxa"/>
+            </w:tcMar>
+          </w:tcPr>
+          <w:p>
+            <w:pPr>
+              <w:spacing w:after="0" w:line="240" w:lineRule="auto"/>
+            </w:pPr>
+            <w:r>
+              <w:rPr>
+                <w:sz w:val="16"/>
+              </w:rPr>
+              <w:t>12</w:t>
+            </w:r>
+          </w:p>
+        </w:tc>
+        <w:tc>
+          <w:tcPr>
+            <w:tcW w:w="5560" w:type="dxa"/>
+            <w:tcMar>
+              <w:top w:w="60" w:type="dxa"/>
+              <w:left w:w="80" w:type="dxa"/>
+              <w:bottom w:w="60" w:type="dxa"/>
+              <w:right w:w="80" w:type="dxa"/>
+            </w:tcMar>
+          </w:tcPr>
+          <w:p>
+            <w:pPr>
+              <w:spacing w:after="0" w:line="240" w:lineRule="auto"/>
+            </w:pPr>
+            <w:r>
+              <w:rPr>
+                <w:sz w:val="16"/>
+              </w:rPr>
+              <w:t>health ready/missing/corrupt; predict contract and alias; audit privacy; short/empty/blank rejection; metrics 200/404; lifespan load</w:t>
+            </w:r>
+          </w:p>
+        </w:tc>
+      </w:tr>
+      <w:tr>
+        <w:trPr>
+          <w:cantSplit/>
+        </w:trPr>
+        <w:tc>
+          <w:tcPr>
+            <w:tcW w:w="2400" w:type="dxa"/>
+            <w:tcMar>
+              <w:top w:w="60" w:type="dxa"/>
+              <w:left w:w="80" w:type="dxa"/>
+              <w:bottom w:w="60" w:type="dxa"/>
+              <w:right w:w="80" w:type="dxa"/>
+            </w:tcMar>
+          </w:tcPr>
+          <w:p>
+            <w:pPr>
+              <w:spacing w:after="0" w:line="240" w:lineRule="auto"/>
+            </w:pPr>
+            <w:r>
+              <w:rPr>
+                <w:sz w:val="16"/>
+              </w:rPr>
+              <w:t>tests/test_continuity.py</w:t>
+            </w:r>
+          </w:p>
+        </w:tc>
+        <w:tc>
+          <w:tcPr>
+            <w:tcW w:w="700" w:type="dxa"/>
+            <w:tcMar>
+              <w:top w:w="60" w:type="dxa"/>
+              <w:left w:w="80" w:type="dxa"/>
+              <w:bottom w:w="60" w:type="dxa"/>
+              <w:right w:w="80" w:type="dxa"/>
+            </w:tcMar>
+          </w:tcPr>
+          <w:p>
+            <w:pPr>
+              <w:spacing w:after="0" w:line="240" w:lineRule="auto"/>
+            </w:pPr>
+            <w:r>
+              <w:rPr>
+                <w:sz w:val="16"/>
+              </w:rPr>
+              <w:t>5</w:t>
+            </w:r>
+          </w:p>
+        </w:tc>
+        <w:tc>
+          <w:tcPr>
+            <w:tcW w:w="700" w:type="dxa"/>
+            <w:tcMar>
+              <w:top w:w="60" w:type="dxa"/>
+              <w:left w:w="80" w:type="dxa"/>
+              <w:bottom w:w="60" w:type="dxa"/>
+              <w:right w:w="80" w:type="dxa"/>
+            </w:tcMar>
+          </w:tcPr>
+          <w:p>
+            <w:pPr>
+              <w:spacing w:after="0" w:line="240" w:lineRule="auto"/>
+            </w:pPr>
+            <w:r>
+              <w:rPr>
+                <w:sz w:val="16"/>
+              </w:rPr>
+              <w:t>5</w:t>
+            </w:r>
+          </w:p>
+        </w:tc>
+        <w:tc>
+          <w:tcPr>
+            <w:tcW w:w="5560" w:type="dxa"/>
+            <w:tcMar>
+              <w:top w:w="60" w:type="dxa"/>
+              <w:left w:w="80" w:type="dxa"/>
+              <w:bottom w:w="60" w:type="dxa"/>
+              <w:right w:w="80" w:type="dxa"/>
+            </w:tcMar>
+          </w:tcPr>
+          <w:p>
+            <w:pPr>
+              <w:spacing w:after="0" w:line="240" w:lineRule="auto"/>
+            </w:pPr>
+            <w:r>
+              <w:rPr>
+                <w:sz w:val="16"/>
+              </w:rPr>
+              <w:t>TXT/PDF/DOCX ingestion; unsupported type rejected; audit stores metadata without raw resume</w:t>
+            </w:r>
+          </w:p>
+        </w:tc>
+      </w:tr>
+      <w:tr>
+        <w:trPr>
+          <w:cantSplit/>
+        </w:trPr>
+        <w:tc>
+          <w:tcPr>
+            <w:tcW w:w="2400" w:type="dxa"/>
+            <w:tcMar>
+              <w:top w:w="60" w:type="dxa"/>
+              <w:left w:w="80" w:type="dxa"/>
+              <w:bottom w:w="60" w:type="dxa"/>
+              <w:right w:w="80" w:type="dxa"/>
+            </w:tcMar>
+          </w:tcPr>
+          <w:p>
+            <w:pPr>
+              <w:spacing w:after="0" w:line="240" w:lineRule="auto"/>
+            </w:pPr>
+            <w:r>
+              <w:rPr>
+                <w:sz w:val="16"/>
+              </w:rPr>
+              <w:t>tests/test_data_quality.py</w:t>
+            </w:r>
+          </w:p>
+        </w:tc>
+        <w:tc>
+          <w:tcPr>
+            <w:tcW w:w="700" w:type="dxa"/>
+            <w:tcMar>
+              <w:top w:w="60" w:type="dxa"/>
+              <w:left w:w="80" w:type="dxa"/>
+              <w:bottom w:w="60" w:type="dxa"/>
+              <w:right w:w="80" w:type="dxa"/>
+            </w:tcMar>
+          </w:tcPr>
+          <w:p>
+            <w:pPr>
+              <w:spacing w:after="0" w:line="240" w:lineRule="auto"/>
+            </w:pPr>
+            <w:r>
+              <w:rPr>
+                <w:sz w:val="16"/>
+              </w:rPr>
+              <w:t>3</w:t>
+            </w:r>
+          </w:p>
+        </w:tc>
+        <w:tc>
+          <w:tcPr>
+            <w:tcW w:w="700" w:type="dxa"/>
+            <w:tcMar>
+              <w:top w:w="60" w:type="dxa"/>
+              <w:left w:w="80" w:type="dxa"/>
+              <w:bottom w:w="60" w:type="dxa"/>
+              <w:right w:w="80" w:type="dxa"/>
+            </w:tcMar>
+          </w:tcPr>
+          <w:p>
+            <w:pPr>
+              <w:spacing w:after="0" w:line="240" w:lineRule="auto"/>
+            </w:pPr>
+            <w:r>
+              <w:rPr>
+                <w:sz w:val="16"/>
+              </w:rPr>
+              <w:t>3</w:t>
+            </w:r>
+          </w:p>
+        </w:tc>
+        <w:tc>
+          <w:tcPr>
+            <w:tcW w:w="5560" w:type="dxa"/>
+            <w:tcMar>
+              <w:top w:w="60" w:type="dxa"/>
+              <w:left w:w="80" w:type="dxa"/>
+              <w:bottom w:w="60" w:type="dxa"/>
+              <w:right w:w="80" w:type="dxa"/>
+            </w:tcMar>
+          </w:tcPr>
+          <w:p>
+            <w:pPr>
+              <w:spacing w:after="0" w:line="240" w:lineRule="auto"/>
+            </w:pPr>
+            <w:r>
+              <w:rPr>
+                <w:sz w:val="16"/>
+              </w:rPr>
+              <w:t>schema and missing-value report; invalid schema rejected; missing required values rejected</w:t>
+            </w:r>
+          </w:p>
+        </w:tc>
+      </w:tr>
+      <w:tr>
+        <w:trPr>
+          <w:cantSplit/>
+        </w:trPr>
+        <w:tc>
+          <w:tcPr>
+            <w:tcW w:w="2400" w:type="dxa"/>
+            <w:tcMar>
+              <w:top w:w="60" w:type="dxa"/>
+              <w:left w:w="80" w:type="dxa"/>
+              <w:bottom w:w="60" w:type="dxa"/>
+              <w:right w:w="80" w:type="dxa"/>
+            </w:tcMar>
+          </w:tcPr>
+          <w:p>
+            <w:pPr>
+              <w:spacing w:after="0" w:line="240" w:lineRule="auto"/>
+            </w:pPr>
+            <w:r>
+              <w:rPr>
+                <w:sz w:val="16"/>
+              </w:rPr>
+              <w:t>tests/test_features.py</w:t>
+            </w:r>
+          </w:p>
+        </w:tc>
+        <w:tc>
+          <w:tcPr>
+            <w:tcW w:w="700" w:type="dxa"/>
+            <w:tcMar>
+              <w:top w:w="60" w:type="dxa"/>
+              <w:left w:w="80" w:type="dxa"/>
+              <w:bottom w:w="60" w:type="dxa"/>
+              <w:right w:w="80" w:type="dxa"/>
+            </w:tcMar>
+          </w:tcPr>
+          <w:p>
+            <w:pPr>
+              <w:spacing w:after="0" w:line="240" w:lineRule="auto"/>
+            </w:pPr>
+            <w:r>
+              <w:rPr>
+                <w:sz w:val="16"/>
+              </w:rPr>
+              <w:t>4</w:t>
+            </w:r>
+          </w:p>
+        </w:tc>
+        <w:tc>
+          <w:tcPr>
+            <w:tcW w:w="700" w:type="dxa"/>
+            <w:tcMar>
+              <w:top w:w="60" w:type="dxa"/>
+              <w:left w:w="80" w:type="dxa"/>
+              <w:bottom w:w="60" w:type="dxa"/>
+              <w:right w:w="80" w:type="dxa"/>
+            </w:tcMar>
+          </w:tcPr>
+          <w:p>
+            <w:pPr>
+              <w:spacing w:after="0" w:line="240" w:lineRule="auto"/>
+            </w:pPr>
+            <w:r>
+              <w:rPr>
+                <w:sz w:val="16"/>
+              </w:rPr>
+              <w:t>4</w:t>
+            </w:r>
+          </w:p>
+        </w:tc>
+        <w:tc>
+          <w:tcPr>
+            <w:tcW w:w="5560" w:type="dxa"/>
+            <w:tcMar>
+              <w:top w:w="60" w:type="dxa"/>
+              <w:left w:w="80" w:type="dxa"/>
+              <w:bottom w:w="60" w:type="dxa"/>
+              <w:right w:w="80" w:type="dxa"/>
+            </w:tcMar>
+          </w:tcPr>
+          <w:p>
+            <w:pPr>
+              <w:spacing w:after="0" w:line="240" w:lineRule="auto"/>
+            </w:pPr>
+            <w:r>
+              <w:rPr>
+                <w:sz w:val="16"/>
+              </w:rPr>
+              <w:t>TF-IDF shape; deterministic names; unseen tokens; pipeline step is FeatureEngineer</w:t>
+            </w:r>
+          </w:p>
+        </w:tc>
+      </w:tr>
+      <w:tr>
+        <w:trPr>
+          <w:cantSplit/>
+        </w:trPr>
+        <w:tc>
+          <w:tcPr>
+            <w:tcW w:w="2400" w:type="dxa"/>
+            <w:tcMar>
+              <w:top w:w="60" w:type="dxa"/>
+              <w:left w:w="80" w:type="dxa"/>
+              <w:bottom w:w="60" w:type="dxa"/>
+              <w:right w:w="80" w:type="dxa"/>
+            </w:tcMar>
+          </w:tcPr>
+          <w:p>
+            <w:pPr>
+              <w:spacing w:after="0" w:line="240" w:lineRule="auto"/>
+            </w:pPr>
+            <w:r>
+              <w:rPr>
+                <w:sz w:val="16"/>
+              </w:rPr>
+              <w:t>tests/test_inference.py</w:t>
+            </w:r>
+          </w:p>
+        </w:tc>
+        <w:tc>
+          <w:tcPr>
+            <w:tcW w:w="700" w:type="dxa"/>
+            <w:tcMar>
+              <w:top w:w="60" w:type="dxa"/>
+              <w:left w:w="80" w:type="dxa"/>
+              <w:bottom w:w="60" w:type="dxa"/>
+              <w:right w:w="80" w:type="dxa"/>
+            </w:tcMar>
+          </w:tcPr>
+          <w:p>
+            <w:pPr>
+              <w:spacing w:after="0" w:line="240" w:lineRule="auto"/>
+            </w:pPr>
+            <w:r>
+              <w:rPr>
+                <w:sz w:val="16"/>
+              </w:rPr>
+              <w:t>5</w:t>
+            </w:r>
+          </w:p>
+        </w:tc>
+        <w:tc>
+          <w:tcPr>
+            <w:tcW w:w="700" w:type="dxa"/>
+            <w:tcMar>
+              <w:top w:w="60" w:type="dxa"/>
+              <w:left w:w="80" w:type="dxa"/>
+              <w:bottom w:w="60" w:type="dxa"/>
+              <w:right w:w="80" w:type="dxa"/>
+            </w:tcMar>
+          </w:tcPr>
+          <w:p>
+            <w:pPr>
+              <w:spacing w:after="0" w:line="240" w:lineRule="auto"/>
+            </w:pPr>
+            <w:r>
+              <w:rPr>
+                <w:sz w:val="16"/>
+              </w:rPr>
+              <w:t>6</w:t>
+            </w:r>
+          </w:p>
+        </w:tc>
+        <w:tc>
+          <w:tcPr>
+            <w:tcW w:w="5560" w:type="dxa"/>
+            <w:tcMar>
+              <w:top w:w="60" w:type="dxa"/>
+              <w:left w:w="80" w:type="dxa"/>
+              <w:bottom w:w="60" w:type="dxa"/>
+              <w:right w:w="80" w:type="dxa"/>
+            </w:tcMar>
+          </w:tcPr>
+          <w:p>
+            <w:pPr>
+              <w:spacing w:after="0" w:line="240" w:lineRule="auto"/>
+            </w:pPr>
+            <w:r>
+              <w:rPr>
+                <w:sz w:val="16"/>
+              </w:rPr>
+              <w:t>shape/range; QA direction; two parametrized role cases; case/spacing invariance; empty input rejected</w:t>
+            </w:r>
+          </w:p>
+        </w:tc>
+      </w:tr>
+      <w:tr>
+        <w:trPr>
+          <w:cantSplit/>
+        </w:trPr>
+        <w:tc>
+          <w:tcPr>
+            <w:tcW w:w="2400" w:type="dxa"/>
+            <w:tcMar>
+              <w:top w:w="60" w:type="dxa"/>
+              <w:left w:w="80" w:type="dxa"/>
+              <w:bottom w:w="60" w:type="dxa"/>
+              <w:right w:w="80" w:type="dxa"/>
+            </w:tcMar>
+          </w:tcPr>
+          <w:p>
+            <w:pPr>
+              <w:spacing w:after="0" w:line="240" w:lineRule="auto"/>
+            </w:pPr>
+            <w:r>
+              <w:rPr>
+                <w:sz w:val="16"/>
+              </w:rPr>
+              <w:t>tests/test_preprocessing.py</w:t>
+            </w:r>
+          </w:p>
+        </w:tc>
+        <w:tc>
+          <w:tcPr>
+            <w:tcW w:w="700" w:type="dxa"/>
+            <w:tcMar>
+              <w:top w:w="60" w:type="dxa"/>
+              <w:left w:w="80" w:type="dxa"/>
+              <w:bottom w:w="60" w:type="dxa"/>
+              <w:right w:w="80" w:type="dxa"/>
+            </w:tcMar>
+          </w:tcPr>
+          <w:p>
+            <w:pPr>
+              <w:spacing w:after="0" w:line="240" w:lineRule="auto"/>
+            </w:pPr>
+            <w:r>
+              <w:rPr>
+                <w:sz w:val="16"/>
+              </w:rPr>
+              <w:t>4</w:t>
+            </w:r>
+          </w:p>
+        </w:tc>
+        <w:tc>
+          <w:tcPr>
+            <w:tcW w:w="700" w:type="dxa"/>
+            <w:tcMar>
+              <w:top w:w="60" w:type="dxa"/>
+              <w:left w:w="80" w:type="dxa"/>
+              <w:bottom w:w="60" w:type="dxa"/>
+              <w:right w:w="80" w:type="dxa"/>
+            </w:tcMar>
+          </w:tcPr>
+          <w:p>
+            <w:pPr>
+              <w:spacing w:after="0" w:line="240" w:lineRule="auto"/>
+            </w:pPr>
+            <w:r>
+              <w:rPr>
+                <w:sz w:val="16"/>
+              </w:rPr>
+              <w:t>4</w:t>
+            </w:r>
+          </w:p>
+        </w:tc>
+        <w:tc>
+          <w:tcPr>
+            <w:tcW w:w="5560" w:type="dxa"/>
+            <w:tcMar>
+              <w:top w:w="60" w:type="dxa"/>
+              <w:left w:w="80" w:type="dxa"/>
+              <w:bottom w:w="60" w:type="dxa"/>
+              <w:right w:w="80" w:type="dxa"/>
+            </w:tcMar>
+          </w:tcPr>
+          <w:p>
+            <w:pPr>
+              <w:spacing w:after="0" w:line="240" w:lineRule="auto"/>
+            </w:pPr>
+            <w:r>
+              <w:rPr>
+                <w:sz w:val="16"/>
+              </w:rPr>
+              <w:t>normalize case/spacing; empty rejected; non-string rejected; punctuation-only rejected</w:t>
+            </w:r>
+          </w:p>
+        </w:tc>
+      </w:tr>
+      <w:tr>
+        <w:trPr>
+          <w:cantSplit/>
+        </w:trPr>
+        <w:tc>
+          <w:tcPr>
+            <w:tcW w:w="2400" w:type="dxa"/>
+            <w:tcMar>
+              <w:top w:w="60" w:type="dxa"/>
+              <w:left w:w="80" w:type="dxa"/>
+              <w:bottom w:w="60" w:type="dxa"/>
+              <w:right w:w="80" w:type="dxa"/>
+            </w:tcMar>
+          </w:tcPr>
+          <w:p>
+            <w:pPr>
+              <w:spacing w:after="0" w:line="240" w:lineRule="auto"/>
+            </w:pPr>
+            <w:r>
+              <w:rPr>
+                <w:sz w:val="16"/>
+              </w:rPr>
+              <w:t>tests/test_quality_metrics.py</w:t>
+            </w:r>
+          </w:p>
+        </w:tc>
+        <w:tc>
+          <w:tcPr>
+            <w:tcW w:w="700" w:type="dxa"/>
+            <w:tcMar>
+              <w:top w:w="60" w:type="dxa"/>
+              <w:left w:w="80" w:type="dxa"/>
+              <w:bottom w:w="60" w:type="dxa"/>
+              <w:right w:w="80" w:type="dxa"/>
+            </w:tcMar>
+          </w:tcPr>
+          <w:p>
+            <w:pPr>
+              <w:spacing w:after="0" w:line="240" w:lineRule="auto"/>
+            </w:pPr>
+            <w:r>
+              <w:rPr>
+                <w:sz w:val="16"/>
+              </w:rPr>
+              <w:t>4</w:t>
+            </w:r>
+          </w:p>
+        </w:tc>
+        <w:tc>
+          <w:tcPr>
+            <w:tcW w:w="700" w:type="dxa"/>
+            <w:tcMar>
+              <w:top w:w="60" w:type="dxa"/>
+              <w:left w:w="80" w:type="dxa"/>
+              <w:bottom w:w="60" w:type="dxa"/>
+              <w:right w:w="80" w:type="dxa"/>
+            </w:tcMar>
+          </w:tcPr>
+          <w:p>
+            <w:pPr>
+              <w:spacing w:after="0" w:line="240" w:lineRule="auto"/>
+            </w:pPr>
+            <w:r>
+              <w:rPr>
+                <w:sz w:val="16"/>
+              </w:rPr>
+              <w:t>4</w:t>
+            </w:r>
+          </w:p>
+        </w:tc>
+        <w:tc>
+          <w:tcPr>
+            <w:tcW w:w="5560" w:type="dxa"/>
+            <w:tcMar>
+              <w:top w:w="60" w:type="dxa"/>
+              <w:left w:w="80" w:type="dxa"/>
+              <w:bottom w:w="60" w:type="dxa"/>
+              <w:right w:w="80" w:type="dxa"/>
+            </w:tcMar>
+          </w:tcPr>
+          <w:p>
+            <w:pPr>
+              <w:spacing w:after="0" w:line="240" w:lineRule="auto"/>
+            </w:pPr>
+            <w:r>
+              <w:rPr>
+                <w:sz w:val="16"/>
+              </w:rPr>
+              <w:t>completeness/balance/length; invalid schema metric; length-drift detect; empty-batch rejected</w:t>
+            </w:r>
+          </w:p>
+        </w:tc>
+      </w:tr>
+      <w:tr>
+        <w:trPr>
+          <w:cantSplit/>
+        </w:trPr>
+        <w:tc>
+          <w:tcPr>
+            <w:tcW w:w="2400" w:type="dxa"/>
+            <w:tcMar>
+              <w:top w:w="60" w:type="dxa"/>
+              <w:left w:w="80" w:type="dxa"/>
+              <w:bottom w:w="60" w:type="dxa"/>
+              <w:right w:w="80" w:type="dxa"/>
+            </w:tcMar>
+          </w:tcPr>
+          <w:p>
+            <w:pPr>
+              <w:spacing w:after="0" w:line="240" w:lineRule="auto"/>
+            </w:pPr>
+            <w:r>
+              <w:rPr>
+                <w:sz w:val="16"/>
+              </w:rPr>
+              <w:t>tests/test_training.py</w:t>
+            </w:r>
+          </w:p>
+        </w:tc>
+        <w:tc>
+          <w:tcPr>
+            <w:tcW w:w="700" w:type="dxa"/>
+            <w:tcMar>
+              <w:top w:w="60" w:type="dxa"/>
+              <w:left w:w="80" w:type="dxa"/>
+              <w:bottom w:w="60" w:type="dxa"/>
+              <w:right w:w="80" w:type="dxa"/>
+            </w:tcMar>
+          </w:tcPr>
+          <w:p>
+            <w:pPr>
+              <w:spacing w:after="0" w:line="240" w:lineRule="auto"/>
+            </w:pPr>
+            <w:r>
+              <w:rPr>
+                <w:sz w:val="16"/>
+              </w:rPr>
+              <w:t>6</w:t>
+            </w:r>
+          </w:p>
+        </w:tc>
+        <w:tc>
+          <w:tcPr>
+            <w:tcW w:w="700" w:type="dxa"/>
+            <w:tcMar>
+              <w:top w:w="60" w:type="dxa"/>
+              <w:left w:w="80" w:type="dxa"/>
+              <w:bottom w:w="60" w:type="dxa"/>
+              <w:right w:w="80" w:type="dxa"/>
+            </w:tcMar>
+          </w:tcPr>
+          <w:p>
+            <w:pPr>
+              <w:spacing w:after="0" w:line="240" w:lineRule="auto"/>
+            </w:pPr>
+            <w:r>
+              <w:rPr>
+                <w:sz w:val="16"/>
+              </w:rPr>
+              <w:t>6</w:t>
+            </w:r>
+          </w:p>
+        </w:tc>
+        <w:tc>
+          <w:tcPr>
+            <w:tcW w:w="5560" w:type="dxa"/>
+            <w:tcMar>
+              <w:top w:w="60" w:type="dxa"/>
+              <w:left w:w="80" w:type="dxa"/>
+              <w:bottom w:w="60" w:type="dxa"/>
+              <w:right w:w="80" w:type="dxa"/>
+            </w:tcMar>
+          </w:tcPr>
+          <w:p>
+            <w:pPr>
+              <w:spacing w:after="0" w:line="240" w:lineRule="auto"/>
+            </w:pPr>
+            <w:r>
+              <w:rPr>
+                <w:sz w:val="16"/>
+              </w:rPr>
+              <w:t>gates and snapshot; small-batch overfit; LogisticRegression loss decreases; quality-gate fail; determinism; persistence</w:t>
+            </w:r>
+          </w:p>
+        </w:tc>
+      </w:tr>
+      <w:tr>
+        <w:trPr>
+          <w:cantSplit/>
+        </w:trPr>
+        <w:tc>
+          <w:tcPr>
+            <w:tcW w:w="2400" w:type="dxa"/>
+            <w:shd w:val="clear" w:color="auto" w:fill="F5F7FA"/>
+            <w:tcMar>
+              <w:top w:w="60" w:type="dxa"/>
+              <w:left w:w="80" w:type="dxa"/>
+              <w:bottom w:w="60" w:type="dxa"/>
+              <w:right w:w="80" w:type="dxa"/>
+            </w:tcMar>
+          </w:tcPr>
+          <w:p>
+            <w:pPr>
+              <w:spacing w:after="0" w:line="240" w:lineRule="auto"/>
+            </w:pPr>
+            <w:r>
+              <w:rPr>
+                <w:b/>
+                <w:sz w:val="16"/>
+              </w:rPr>
+              <w:t>Total</w:t>
+            </w:r>
+          </w:p>
+        </w:tc>
+        <w:tc>
+          <w:tcPr>
+            <w:tcW w:w="700" w:type="dxa"/>
+            <w:shd w:val="clear" w:color="auto" w:fill="F5F7FA"/>
+            <w:tcMar>
+              <w:top w:w="60" w:type="dxa"/>
+              <w:left w:w="80" w:type="dxa"/>
+              <w:bottom w:w="60" w:type="dxa"/>
+              <w:right w:w="80" w:type="dxa"/>
+            </w:tcMar>
+          </w:tcPr>
+          <w:p>
+            <w:pPr>
+              <w:spacing w:after="0" w:line="240" w:lineRule="auto"/>
+            </w:pPr>
+            <w:r>
+              <w:rPr>
+                <w:b/>
+                <w:sz w:val="16"/>
+              </w:rPr>
+              <w:t>43</w:t>
+            </w:r>
+          </w:p>
+        </w:tc>
+        <w:tc>
+          <w:tcPr>
+            <w:tcW w:w="700" w:type="dxa"/>
+            <w:shd w:val="clear" w:color="auto" w:fill="F5F7FA"/>
+            <w:tcMar>
+              <w:top w:w="60" w:type="dxa"/>
+              <w:left w:w="80" w:type="dxa"/>
+              <w:bottom w:w="60" w:type="dxa"/>
+              <w:right w:w="80" w:type="dxa"/>
+            </w:tcMar>
+          </w:tcPr>
+          <w:p>
+            <w:pPr>
+              <w:spacing w:after="0" w:line="240" w:lineRule="auto"/>
+            </w:pPr>
+            <w:r>
+              <w:rPr>
+                <w:b/>
+                <w:sz w:val="16"/>
+              </w:rPr>
+              <w:t>44</w:t>
+            </w:r>
+          </w:p>
+        </w:tc>
+        <w:tc>
+          <w:tcPr>
+            <w:tcW w:w="5560" w:type="dxa"/>
+            <w:shd w:val="clear" w:color="auto" w:fill="F5F7FA"/>
+            <w:tcMar>
+              <w:top w:w="60" w:type="dxa"/>
+              <w:left w:w="80" w:type="dxa"/>
+              <w:bottom w:w="60" w:type="dxa"/>
+              <w:right w:w="80" w:type="dxa"/>
+            </w:tcMar>
+          </w:tcPr>
+          <w:p>
+            <w:pPr>
+              <w:spacing w:after="0" w:line="240" w:lineRule="auto"/>
+            </w:pPr>
+            <w:r>
+              <w:rPr>
+                <w:b/>
+                <w:sz w:val="16"/>
+              </w:rPr>
+              <w:t>One extra collected item: test_directional_behavior_for_multiple_roles (DevOps, Frontend)</w:t>
+            </w:r>
+          </w:p>
+        </w:tc>
+      </w:tr>
+    </w:tbl>
+    <w:p>
+      <w:pPr>
+        <w:spacing w:before="80" w:after="160"/>
+        <w:jc w:val="center"/>
+      </w:pPr>
+      <w:r>
+        <w:rPr>
+          <w:i/>
+          <w:color w:val="5B6573"/>
+          <w:sz w:val="18"/>
+        </w:rPr>
+        <w:t>Table</w:t>
+      </w:r>
+      <w:r>
+        <w:rPr>
+          <w:i/>
+          <w:iCs/>
+          <w:color w:val="5B6573"/>
+          <w:sz w:val="18"/>
+          <w:szCs w:val="18"/>
+        </w:rPr>
+        <w:t xml:space="preserve"> 1</w:t>
+      </w:r>
+      <w:r>
+        <w:rPr>
+          <w:i/>
+          <w:color w:val="5B6573"/>
+          <w:sz w:val="18"/>
+        </w:rPr>
+        <w:t>. 43 test functions in 8 modules; pytest collects 44 items because one inference test is parametrized twice. Full verbose transcript: report/pytest_verbose.txt.</w:t>
+      </w:r>
+    </w:p>
+    <w:p>
+      <w:pPr>
+        <w:rPr>
+          <w:kern w:val="2"/>
+          <w:lang w:val="en-IN" w:eastAsia="en-IN"/>
+          <w14:ligatures w14:val="standardContextual"/>
+        </w:rPr>
+      </w:pPr>
+      <w:r>
+        <w:t xml:space="preserve">Together, the tests verify both ML behavior and software-engineering behavior: deterministic training, persisted artifacts, robust input rejection, API status contracts, audit privacy, and monitoring helpers. The passing </w:t>
+      </w:r>
+      <w:proofErr w:type="spellStart"/>
+      <w:r>
+        <w:t>pytest</w:t>
+      </w:r>
+      <w:proofErr w:type="spellEnd"/>
+      <w:r>
+        <w:t xml:space="preserve"> run confirms that the modular </w:t>
+      </w:r>
+      <w:proofErr w:type="gramStart"/>
+      <w:r>
+        <w:t>refactor</w:t>
+      </w:r>
+      <w:proofErr w:type="gramEnd"/>
+      <w:r>
+        <w:t xml:space="preserve"> did not break the preserved Assignment I workflow or the new Assignment II API and quality requirements.</w:t>
       </w:r>
     </w:p>
     <w:p>
@@ -4154,7 +7744,31 @@
         <w:rPr>
           <w:rFonts w:eastAsia="Calibri"/>
         </w:rPr>
-        <w:t>Evidence location (source package). Automated test output, lint before/after results, and the model/data metrics snapshot are included in the attached source zip (or Git repository) under the report/ folder, alongside this document. Key files: report/pytest_report.txt, report/lint_before.txt, report/lint_after.txt, and report/metrics_snapshot.json. Application screenshots are embedded in this report and also stored under Screenshots/ in the source package.</w:t>
+        <w:lastRenderedPageBreak/>
+        <w:t>Evidence location (source package). Automated test output, lint before/after results, and the model/data metrics snapshot are included in the attached source zip (or Git repository) under the report/ folder, alongside this document. Key files: report/pytest_</w:t>
+      </w:r>
+      <w:r>
+        <w:t>verbose</w:t>
+      </w:r>
+      <w:r>
+        <w:rPr>
+          <w:rFonts w:eastAsia="Calibri"/>
+        </w:rPr>
+        <w:t xml:space="preserve">.txt, report/lint_before.txt, report/lint_after.txt, and report/metrics_snapshot.json. Application screenshots are embedded in this report </w:t>
+      </w:r>
+      <w:proofErr w:type="gramStart"/>
+      <w:r>
+        <w:rPr>
+          <w:rFonts w:eastAsia="Calibri"/>
+        </w:rPr>
+        <w:t>and also</w:t>
+      </w:r>
+      <w:proofErr w:type="gramEnd"/>
+      <w:r>
+        <w:rPr>
+          <w:rFonts w:eastAsia="Calibri"/>
+        </w:rPr>
+        <w:t xml:space="preserve"> stored under Screenshots/ in the source package.</w:t>
       </w:r>
     </w:p>
     <w:p>
@@ -4163,6 +7777,26 @@
       </w:pPr>
       <w:r>
         <w:t>8. Model and data quality metrics</w:t>
+      </w:r>
+    </w:p>
+    <w:p>
+      <w:pPr>
+        <w:rPr>
+          <w:kern w:val="2"/>
+          <w:lang w:val="en-IN" w:eastAsia="en-IN"/>
+          <w14:ligatures w14:val="standardContextual"/>
+        </w:rPr>
+      </w:pPr>
+      <w:r>
+        <w:t>The metrics below are generated by the production training path and persisted in report/</w:t>
+      </w:r>
+      <w:proofErr w:type="spellStart"/>
+      <w:r>
+        <w:t>metrics_snapshot.json</w:t>
+      </w:r>
+      <w:proofErr w:type="spellEnd"/>
+      <w:r>
+        <w:t>, so they serve as release evidence rather than manually computed report values.</w:t>
       </w:r>
     </w:p>
     <w:tbl>
@@ -5170,11 +8804,7 @@
     </w:p>
     <w:p>
       <w:r>
-        <w:t>The evaluation uses 12 stratified validation rows from a deliberately small 24-row synthetic dataset. The results prove that measurement and release gates are implemented; they are not production-</w:t>
-      </w:r>
-      <w:r>
-        <w:lastRenderedPageBreak/>
-        <w:t>performance claims. A reusable text-length drift check flags batches beyond three reference standard deviations.</w:t>
+        <w:t>The evaluation uses 12 stratified validation rows from a deliberately small 24-row synthetic dataset. Accuracy, weighted F1, and top-3 of 1.000 prove that release gates execute; they are not generalization claims. Multiclass Brier of 0.725 with accuracy 1.0 means ranking is correct while probabilities are poorly calibrated (typical top-class confidence is about 0.22-0.32). Brier is therefore a monitoring metric, not a release gate. train_model now calls the text-length drift helper on the train/holdout split; on this demo set drift is not detected.</w:t>
       </w:r>
     </w:p>
     <w:p>
@@ -5187,15 +8817,14 @@
     </w:p>
     <w:p>
       <w:pPr>
-        <w:pStyle w:val="Heading2"/>
+        <w:rPr>
+          <w:kern w:val="2"/>
+          <w:lang w:val="en-IN" w:eastAsia="en-IN"/>
+          <w14:ligatures w14:val="standardContextual"/>
+        </w:rPr>
       </w:pPr>
       <w:r>
-        <w:t>9.1 Shadow and canary strategy</w:t>
-      </w:r>
-    </w:p>
-    <w:p>
-      <w:r>
-        <w:t>A candidate model would receive copies of production requests while the current model remains recruiter-visible. The team would compare latency, error rate, class distribution, confidence, disagreement, and manually reviewed correctness. Promotion would require predefined gates, followed by a small canary with automatic rollback thresholds.</w:t>
+        <w:t>This section describes how the system would be tested and protected after deployment. It separates what the submitted implementation already demonstrates from the additional controls that would be required before handling real candidate resumes in production.</w:t>
       </w:r>
     </w:p>
     <w:p>
@@ -5203,12 +8832,138 @@
         <w:pStyle w:val="Heading2"/>
       </w:pPr>
       <w:r>
-        <w:t>9.2 Security and privacy</w:t>
+        <w:t>9.1 Shadow and canary strategy</w:t>
       </w:r>
     </w:p>
     <w:p>
       <w:r>
-        <w:t>Resume content is sensitive personal data. The implementation enforces type, length, semantic-content, file-type, and upload-size validation; does not log or persist raw resume text; and separates audit metadata. Operational monitoring should also detect keyword stuffing, input length drift, confidence shifts, and unexpected role distributions. Production deployment additionally requires TLS, authentication, rate limiting, malware scanning, isolated parsing, encryption, retention limits, and least-privilege access to data and model artifacts.</w:t>
+        <w:t xml:space="preserve">A candidate model would receive </w:t>
+      </w:r>
+      <w:r>
+        <w:t>copied</w:t>
+      </w:r>
+      <w:r>
+        <w:t xml:space="preserve"> production requests </w:t>
+      </w:r>
+      <w:r>
+        <w:t xml:space="preserve">in shadow mode </w:t>
+      </w:r>
+      <w:r>
+        <w:t xml:space="preserve">while the current </w:t>
+      </w:r>
+      <w:r>
+        <w:t xml:space="preserve">approved </w:t>
+      </w:r>
+      <w:r>
+        <w:t xml:space="preserve">model remains </w:t>
+      </w:r>
+      <w:r>
+        <w:t xml:space="preserve">the only </w:t>
+      </w:r>
+      <w:r>
+        <w:t>recruiter-visible</w:t>
+      </w:r>
+      <w:r>
+        <w:t xml:space="preserve"> output. Shadow results would be used only for comparison, not for decisions.</w:t>
+      </w:r>
+      <w:r>
+        <w:t xml:space="preserve"> The team would compare latency, error rate, class distribution, </w:t>
+      </w:r>
+      <w:r>
+        <w:lastRenderedPageBreak/>
+        <w:t>confidence, disagreement, and manually reviewed correctness. Promotion requires disagreement below 10 percent, p95 latency delta below 20 percent, and 5xx rate below 0.5 percent, followed by a 10 percent canary. Automatic rollback fires if any gate fails for 10 consecutive minutes.</w:t>
+      </w:r>
+    </w:p>
+    <w:p>
+      <w:pPr>
+        <w:pStyle w:val="Heading2"/>
+      </w:pPr>
+      <w:r>
+        <w:t>9.2 Implemented security and privacy controls</w:t>
+      </w:r>
+    </w:p>
+    <w:p>
+      <w:r>
+        <w:t xml:space="preserve">Resume content is sensitive personal data. The </w:t>
+      </w:r>
+      <w:r>
+        <w:t xml:space="preserve">submitted </w:t>
+      </w:r>
+      <w:r>
+        <w:t xml:space="preserve">implementation </w:t>
+      </w:r>
+      <w:r>
+        <w:t>reduces exposure by enforcing</w:t>
+      </w:r>
+      <w:r>
+        <w:t xml:space="preserve"> type, length, semantic-content, file-type, and upload-size validation</w:t>
+      </w:r>
+      <w:r>
+        <w:t xml:space="preserve">, </w:t>
+      </w:r>
+      <w:r>
+        <w:t>avoiding</w:t>
+      </w:r>
+      <w:r>
+        <w:t xml:space="preserve"> raw resume text</w:t>
+      </w:r>
+      <w:r>
+        <w:t xml:space="preserve"> in logs</w:t>
+      </w:r>
+      <w:r>
+        <w:t xml:space="preserve">; and </w:t>
+      </w:r>
+      <w:r>
+        <w:t>storing</w:t>
+      </w:r>
+      <w:r>
+        <w:t xml:space="preserve"> audit metadata</w:t>
+      </w:r>
+      <w:r>
+        <w:t xml:space="preserve"> without persisting the resume body.</w:t>
+      </w:r>
+      <w:r>
+        <w:t xml:space="preserve"> Operational monitoring </w:t>
+      </w:r>
+      <w:r>
+        <w:t xml:space="preserve">also </w:t>
+      </w:r>
+      <w:r>
+        <w:t xml:space="preserve">includes checks for </w:t>
+      </w:r>
+      <w:r>
+        <w:t>keyword stuffing, input</w:t>
+      </w:r>
+      <w:r>
+        <w:t>-</w:t>
+      </w:r>
+      <w:r>
+        <w:t>length drift, confidence shifts, and unexpected role distributions.</w:t>
+      </w:r>
+    </w:p>
+    <w:p>
+      <w:pPr>
+        <w:pStyle w:val="Heading2"/>
+        <w:rPr>
+          <w:kern w:val="2"/>
+          <w:lang w:val="en-IN" w:eastAsia="en-IN"/>
+          <w14:ligatures w14:val="standardContextual"/>
+        </w:rPr>
+      </w:pPr>
+      <w:r>
+        <w:t>9.3 Production security requirements</w:t>
+      </w:r>
+    </w:p>
+    <w:p>
+      <w:pPr>
+        <w:rPr>
+          <w:kern w:val="2"/>
+          <w:lang w:val="en-IN" w:eastAsia="en-IN"/>
+          <w14:ligatures w14:val="standardContextual"/>
+        </w:rPr>
+      </w:pPr>
+      <w:r>
+        <w:t>Authentication and authorization are not implemented in this assignment API and would be mandatory before production use. A real deployment would also require TLS, rate limiting, malware scanning, isolated document parsing, encryption for data and artifacts, retention limits, access auditing, and least-privilege permissions for resume data, audit records, metrics snapshots, and model artifacts.</w:t>
       </w:r>
     </w:p>
     <w:p>
@@ -5221,107 +8976,221 @@
     </w:p>
     <w:p>
       <w:pPr>
-        <w:shd w:val="clear" w:color="auto" w:fill="172033"/>
-        <w:spacing w:before="60" w:after="160" w:line="240" w:lineRule="auto"/>
-        <w:ind w:left="173" w:right="173"/>
+        <w:spacing w:after="160"/>
+        <w:rPr>
+          <w:kern w:val="2"/>
+          <w:lang w:val="en-IN" w:eastAsia="en-IN"/>
+          <w14:ligatures w14:val="standardContextual"/>
+        </w:rPr>
       </w:pPr>
       <w:r>
+        <w:t>The screenshots below capture the end-to-end local execution of the submitted package</w:t>
+      </w:r>
+      <w:r>
+        <w:t xml:space="preserve">, wherein the setup is </w:t>
+      </w:r>
+      <w:proofErr w:type="gramStart"/>
+      <w:r>
+        <w:t>done</w:t>
+      </w:r>
+      <w:proofErr w:type="gramEnd"/>
+      <w:r>
+        <w:t xml:space="preserve"> and the python code is executing successfully, the subsequent screenshots show the application being executed in local environment.</w:t>
+      </w:r>
+      <w:r>
+        <w:t xml:space="preserve"> </w:t>
+      </w:r>
+    </w:p>
+    <w:p>
+      <w:r>
         <w:rPr>
-          <w:rFonts w:ascii="Courier New" w:hAnsi="Courier New"/>
-          <w:color w:val="FFFFFF"/>
-          <w:sz w:val="17"/>
+          <w:noProof/>
         </w:rPr>
-        <w:t>python -m venv .venv</w:t>
-      </w:r>
-      <w:r>
+        <w:drawing>
+          <wp:inline distT="0" distB="0" distL="0" distR="0" wp14:anchorId="2B0B4C50" wp14:editId="57493E38">
+            <wp:extent cx="5943600" cy="370840"/>
+            <wp:effectExtent l="0" t="0" r="0" b="0"/>
+            <wp:docPr id="1309386880" name="Picture 1" descr="The image displays a terminal window with a Python script being executed, followed by informational log messages indicating the successful loading of a machine learning model and the startup of an API server running on localhost.&#10;&#10;AI-generated content may be incorrect."/>
+            <wp:cNvGraphicFramePr>
+              <a:graphicFrameLocks xmlns:a="http://schemas.openxmlformats.org/drawingml/2006/main" noChangeAspect="1"/>
+            </wp:cNvGraphicFramePr>
+            <a:graphic xmlns:a="http://schemas.openxmlformats.org/drawingml/2006/main">
+              <a:graphicData uri="http://schemas.openxmlformats.org/drawingml/2006/picture">
+                <pic:pic xmlns:pic="http://schemas.openxmlformats.org/drawingml/2006/picture">
+                  <pic:nvPicPr>
+                    <pic:cNvPr id="1309386880" name="Picture 1" descr="The image displays a terminal window with a Python script being executed, followed by informational log messages indicating the successful loading of a machine learning model and the startup of an API server running on localhost.&#10;&#10;AI-generated content may be incorrect."/>
+                    <pic:cNvPicPr/>
+                  </pic:nvPicPr>
+                  <pic:blipFill>
+                    <a:blip r:embed="rId17"/>
+                    <a:stretch>
+                      <a:fillRect/>
+                    </a:stretch>
+                  </pic:blipFill>
+                  <pic:spPr>
+                    <a:xfrm>
+                      <a:off x="0" y="0"/>
+                      <a:ext cx="5943600" cy="370840"/>
+                    </a:xfrm>
+                    <a:prstGeom prst="rect">
+                      <a:avLst/>
+                    </a:prstGeom>
+                  </pic:spPr>
+                </pic:pic>
+              </a:graphicData>
+            </a:graphic>
+          </wp:inline>
+        </w:drawing>
+      </w:r>
+    </w:p>
+    <w:p>
+      <w:pPr>
+        <w:spacing w:before="80" w:after="160"/>
+        <w:jc w:val="center"/>
         <w:rPr>
-          <w:rFonts w:ascii="Courier New" w:hAnsi="Courier New"/>
-          <w:color w:val="FFFFFF"/>
-          <w:sz w:val="17"/>
+          <w:kern w:val="2"/>
+          <w:lang w:val="en-IN" w:eastAsia="en-IN"/>
+          <w14:ligatures w14:val="standardContextual"/>
         </w:rPr>
-        <w:br/>
-        <w:t>source .venv/bin/activate</w:t>
-      </w:r>
+      </w:pPr>
       <w:r>
         <w:rPr>
-          <w:rFonts w:ascii="Courier New" w:hAnsi="Courier New"/>
-          <w:color w:val="FFFFFF"/>
-          <w:sz w:val="17"/>
+          <w:i/>
+          <w:iCs/>
+          <w:color w:val="5B6573"/>
+          <w:sz w:val="18"/>
+          <w:szCs w:val="18"/>
         </w:rPr>
-        <w:br/>
-        <w:t>pip install -r requirements.txt</w:t>
-      </w:r>
+        <w:t xml:space="preserve">Figure 11. Reproducible command-line setup and execution. </w:t>
+      </w:r>
+    </w:p>
+    <w:p>
       <w:r>
         <w:rPr>
-          <w:rFonts w:ascii="Courier New" w:hAnsi="Courier New"/>
-          <w:color w:val="FFFFFF"/>
-          <w:sz w:val="17"/>
+          <w:noProof/>
         </w:rPr>
-        <w:br/>
-        <w:t>python train.py</w:t>
-      </w:r>
-      <w:r>
+        <w:drawing>
+          <wp:inline distT="0" distB="0" distL="0" distR="0" wp14:anchorId="2282B1F7" wp14:editId="4DA83F38">
+            <wp:extent cx="5943600" cy="430530"/>
+            <wp:effectExtent l="0" t="0" r="0" b="7620"/>
+            <wp:docPr id="445201492" name="Picture 1"/>
+            <wp:cNvGraphicFramePr>
+              <a:graphicFrameLocks xmlns:a="http://schemas.openxmlformats.org/drawingml/2006/main" noChangeAspect="1"/>
+            </wp:cNvGraphicFramePr>
+            <a:graphic xmlns:a="http://schemas.openxmlformats.org/drawingml/2006/main">
+              <a:graphicData uri="http://schemas.openxmlformats.org/drawingml/2006/picture">
+                <pic:pic xmlns:pic="http://schemas.openxmlformats.org/drawingml/2006/picture">
+                  <pic:nvPicPr>
+                    <pic:cNvPr id="445201492" name=""/>
+                    <pic:cNvPicPr/>
+                  </pic:nvPicPr>
+                  <pic:blipFill>
+                    <a:blip r:embed="rId18"/>
+                    <a:stretch>
+                      <a:fillRect/>
+                    </a:stretch>
+                  </pic:blipFill>
+                  <pic:spPr>
+                    <a:xfrm>
+                      <a:off x="0" y="0"/>
+                      <a:ext cx="5943600" cy="430530"/>
+                    </a:xfrm>
+                    <a:prstGeom prst="rect">
+                      <a:avLst/>
+                    </a:prstGeom>
+                  </pic:spPr>
+                </pic:pic>
+              </a:graphicData>
+            </a:graphic>
+          </wp:inline>
+        </w:drawing>
+      </w:r>
+    </w:p>
+    <w:p>
+      <w:pPr>
+        <w:spacing w:before="80" w:after="160"/>
+        <w:jc w:val="center"/>
         <w:rPr>
-          <w:rFonts w:ascii="Courier New" w:hAnsi="Courier New"/>
-          <w:color w:val="FFFFFF"/>
-          <w:sz w:val="17"/>
+          <w:kern w:val="2"/>
+          <w:lang w:val="en-IN" w:eastAsia="en-IN"/>
+          <w14:ligatures w14:val="standardContextual"/>
         </w:rPr>
-        <w:br/>
-        <w:t>pytest -q</w:t>
-      </w:r>
+      </w:pPr>
       <w:r>
         <w:rPr>
-          <w:rFonts w:ascii="Courier New" w:hAnsi="Courier New"/>
-          <w:color w:val="FFFFFF"/>
-          <w:sz w:val="17"/>
+          <w:i/>
+          <w:iCs/>
+          <w:color w:val="5B6573"/>
+          <w:sz w:val="18"/>
+          <w:szCs w:val="18"/>
         </w:rPr>
-        <w:br/>
-        <w:t>black --check .</w:t>
-      </w:r>
+        <w:t xml:space="preserve">Figure 12. The screenshot demonstrates that the runtime </w:t>
+      </w:r>
+      <w:proofErr w:type="spellStart"/>
       <w:r>
         <w:rPr>
-          <w:rFonts w:ascii="Courier New" w:hAnsi="Courier New"/>
-          <w:color w:val="FFFFFF"/>
-          <w:sz w:val="17"/>
+          <w:i/>
+          <w:iCs/>
+          <w:color w:val="5B6573"/>
+          <w:sz w:val="18"/>
+          <w:szCs w:val="18"/>
         </w:rPr>
-        <w:br/>
-        <w:t>isort --check-only .</w:t>
-      </w:r>
+        <w:t>entrypoint</w:t>
+      </w:r>
+      <w:proofErr w:type="spellEnd"/>
       <w:r>
         <w:rPr>
-          <w:rFonts w:ascii="Courier New" w:hAnsi="Courier New"/>
-          <w:color w:val="FFFFFF"/>
-          <w:sz w:val="17"/>
+          <w:i/>
+          <w:iCs/>
+          <w:color w:val="5B6573"/>
+          <w:sz w:val="18"/>
+          <w:szCs w:val="18"/>
         </w:rPr>
-        <w:br/>
-        <w:t>flake8 .</w:t>
-      </w:r>
+        <w:t xml:space="preserve"> starts successfully and can be used to verify the application locally, complementing the API, </w:t>
+      </w:r>
+      <w:proofErr w:type="spellStart"/>
       <w:r>
         <w:rPr>
-          <w:rFonts w:ascii="Courier New" w:hAnsi="Courier New"/>
-          <w:color w:val="FFFFFF"/>
-          <w:sz w:val="17"/>
+          <w:i/>
+          <w:iCs/>
+          <w:color w:val="5B6573"/>
+          <w:sz w:val="18"/>
+          <w:szCs w:val="18"/>
         </w:rPr>
-        <w:br/>
-        <w:t>python run_api.py</w:t>
-      </w:r>
+        <w:t>Streamlit</w:t>
+      </w:r>
+      <w:proofErr w:type="spellEnd"/>
       <w:r>
         <w:rPr>
-          <w:rFonts w:ascii="Courier New" w:hAnsi="Courier New"/>
-          <w:color w:val="FFFFFF"/>
-          <w:sz w:val="17"/>
+          <w:i/>
+          <w:iCs/>
+          <w:color w:val="5B6573"/>
+          <w:sz w:val="18"/>
+          <w:szCs w:val="18"/>
         </w:rPr>
-        <w:br/>
-        <w:t># API docs: http://127.0.0.1:8000/docs</w:t>
-      </w:r>
+        <w:t xml:space="preserve">, </w:t>
+      </w:r>
+      <w:proofErr w:type="spellStart"/>
       <w:r>
         <w:rPr>
-          <w:rFonts w:ascii="Courier New" w:hAnsi="Courier New"/>
-          <w:color w:val="FFFFFF"/>
-          <w:sz w:val="17"/>
+          <w:i/>
+          <w:iCs/>
+          <w:color w:val="5B6573"/>
+          <w:sz w:val="18"/>
+          <w:szCs w:val="18"/>
         </w:rPr>
-        <w:br/>
-        <w:t># Preserved UI: streamlit run streamlit_app.py</w:t>
+        <w:t>pytest</w:t>
+      </w:r>
+      <w:proofErr w:type="spellEnd"/>
+      <w:r>
+        <w:rPr>
+          <w:i/>
+          <w:iCs/>
+          <w:color w:val="5B6573"/>
+          <w:sz w:val="18"/>
+          <w:szCs w:val="18"/>
+        </w:rPr>
+        <w:t>, lint, and metrics evidence shown in earlier sections.</w:t>
       </w:r>
     </w:p>
     <w:p>
@@ -5394,7 +9263,7 @@
                     <pic:cNvPicPr/>
                   </pic:nvPicPr>
                   <pic:blipFill>
-                    <a:blip r:embed="rId10"/>
+                    <a:blip r:embed="rId19"/>
                     <a:stretch>
                       <a:fillRect/>
                     </a:stretch>
@@ -5422,12 +9291,51 @@
       </w:pPr>
       <w:r>
         <w:rPr>
+          <w:i/>
+          <w:iCs/>
+          <w:color w:val="333333"/>
+          <w:sz w:val="20"/>
+          <w:szCs w:val="20"/>
+        </w:rPr>
+        <w:t>Figure 13.</w:t>
+      </w:r>
+      <w:r>
+        <w:rPr>
           <w:rFonts w:eastAsia="Calibri"/>
           <w:i/>
           <w:color w:val="333333"/>
           <w:sz w:val="20"/>
         </w:rPr>
-        <w:t>Figure 2. Main recruiter UI - upload/paste controls, verified model quality sidebar, and privacy-aware audit history (no raw resume text stored).</w:t>
+        <w:t xml:space="preserve"> Main recruiter UI - upload/paste controls, verified model quality sidebar, and privacy-aware audit history </w:t>
+      </w:r>
+      <w:r>
+        <w:rPr>
+          <w:i/>
+          <w:iCs/>
+          <w:color w:val="333333"/>
+          <w:sz w:val="20"/>
+          <w:szCs w:val="20"/>
+        </w:rPr>
+        <w:t xml:space="preserve">with </w:t>
+      </w:r>
+      <w:r>
+        <w:rPr>
+          <w:rFonts w:eastAsia="Calibri"/>
+          <w:i/>
+          <w:color w:val="333333"/>
+          <w:sz w:val="20"/>
+        </w:rPr>
+        <w:t>no raw resume text stored</w:t>
+      </w:r>
+      <w:r>
+        <w:rPr>
+          <w:i/>
+          <w:iCs/>
+          <w:color w:val="333333"/>
+          <w:sz w:val="20"/>
+          <w:szCs w:val="20"/>
+        </w:rPr>
+        <w:t>.</w:t>
       </w:r>
     </w:p>
     <w:p>
@@ -5455,7 +9363,7 @@
                     <pic:cNvPicPr/>
                   </pic:nvPicPr>
                   <pic:blipFill>
-                    <a:blip r:embed="rId11"/>
+                    <a:blip r:embed="rId20"/>
                     <a:stretch>
                       <a:fillRect/>
                     </a:stretch>
@@ -5483,81 +9391,22 @@
       </w:pPr>
       <w:r>
         <w:rPr>
+          <w:i/>
+          <w:iCs/>
+          <w:color w:val="333333"/>
+          <w:sz w:val="20"/>
+          <w:szCs w:val="20"/>
+        </w:rPr>
+        <w:t>Figure 14.</w:t>
+      </w:r>
+      <w:r>
+        <w:rPr>
           <w:rFonts w:eastAsia="Calibri"/>
           <w:i/>
           <w:color w:val="333333"/>
           <w:sz w:val="20"/>
         </w:rPr>
-        <w:t>Figure 3. Sample resume analysis - predicted role, confidence, keyword explanation, advisory decision note, and role ranking table.</w:t>
-      </w:r>
-    </w:p>
-    <w:p>
-      <w:pPr>
-        <w:pStyle w:val="Heading2"/>
-      </w:pPr>
-      <w:r>
-        <w:rPr>
-          <w:rFonts w:ascii="Calibri" w:eastAsia="Calibri" w:hAnsi="Calibri"/>
-        </w:rPr>
-        <w:t>B. REST API (FastAPI / OpenAPI)</w:t>
-      </w:r>
-    </w:p>
-    <w:p>
-      <w:pPr>
-        <w:spacing w:after="160"/>
-      </w:pPr>
-      <w:r>
-        <w:rPr>
-          <w:rFonts w:eastAsia="Calibri"/>
-        </w:rPr>
-        <w:t>The FastAPI service exposes typed health, prediction, and metrics endpoints with OpenAPI documentation at /docs. Request and response schemas are defined in app/schemas.py; inference uses the same application service as Streamlit.</w:t>
-      </w:r>
-    </w:p>
-    <w:p>
-      <w:pPr>
-        <w:spacing w:before="120" w:after="40"/>
-        <w:jc w:val="center"/>
-      </w:pPr>
-      <w:r>
-        <w:rPr>
-          <w:noProof/>
-        </w:rPr>
-        <w:lastRenderedPageBreak/>
-        <w:drawing>
-          <wp:inline distT="0" distB="0" distL="0" distR="0" wp14:anchorId="1DE1DE65" wp14:editId="7D1D7EDC">
-            <wp:extent cx="5760720" cy="3084598"/>
-            <wp:effectExtent l="0" t="0" r="0" b="0"/>
-            <wp:docPr id="4" name="Picture 4"/>
-            <wp:cNvGraphicFramePr>
-              <a:graphicFrameLocks xmlns:a="http://schemas.openxmlformats.org/drawingml/2006/main" noChangeAspect="1"/>
-            </wp:cNvGraphicFramePr>
-            <a:graphic xmlns:a="http://schemas.openxmlformats.org/drawingml/2006/main">
-              <a:graphicData uri="http://schemas.openxmlformats.org/drawingml/2006/picture">
-                <pic:pic xmlns:pic="http://schemas.openxmlformats.org/drawingml/2006/picture">
-                  <pic:nvPicPr>
-                    <pic:cNvPr id="0" name="APISpec.png"/>
-                    <pic:cNvPicPr/>
-                  </pic:nvPicPr>
-                  <pic:blipFill>
-                    <a:blip r:embed="rId12"/>
-                    <a:stretch>
-                      <a:fillRect/>
-                    </a:stretch>
-                  </pic:blipFill>
-                  <pic:spPr>
-                    <a:xfrm>
-                      <a:off x="0" y="0"/>
-                      <a:ext cx="5760720" cy="3084598"/>
-                    </a:xfrm>
-                    <a:prstGeom prst="rect">
-                      <a:avLst/>
-                    </a:prstGeom>
-                  </pic:spPr>
-                </pic:pic>
-              </a:graphicData>
-            </a:graphic>
-          </wp:inline>
-        </w:drawing>
+        <w:t xml:space="preserve"> Sample resume analysis - predicted role, confidence, keyword explanation, advisory decision note, and role ranking table.</w:t>
       </w:r>
     </w:p>
     <w:p>
@@ -5565,278 +9414,13 @@
         <w:spacing w:before="80" w:after="240"/>
         <w:jc w:val="center"/>
       </w:pPr>
-      <w:r>
-        <w:rPr>
-          <w:rFonts w:eastAsia="Calibri"/>
-          <w:i/>
-          <w:color w:val="333333"/>
-          <w:sz w:val="20"/>
-        </w:rPr>
-        <w:t>Figure 4. OpenAPI specification - GET /health, POST /v1/predictions, POST /predict, GET /metrics, and generated schema models.</w:t>
-      </w:r>
-    </w:p>
-    <w:p>
-      <w:pPr>
-        <w:spacing w:before="120" w:after="40"/>
-        <w:jc w:val="center"/>
-      </w:pPr>
-      <w:r>
-        <w:rPr>
-          <w:noProof/>
-        </w:rPr>
-        <w:drawing>
-          <wp:inline distT="0" distB="0" distL="0" distR="0" wp14:anchorId="6F98CAA2" wp14:editId="53A2ADD9">
-            <wp:extent cx="5486400" cy="1133699"/>
-            <wp:effectExtent l="0" t="0" r="0" b="0"/>
-            <wp:docPr id="5" name="Picture 5"/>
-            <wp:cNvGraphicFramePr>
-              <a:graphicFrameLocks xmlns:a="http://schemas.openxmlformats.org/drawingml/2006/main" noChangeAspect="1"/>
-            </wp:cNvGraphicFramePr>
-            <a:graphic xmlns:a="http://schemas.openxmlformats.org/drawingml/2006/main">
-              <a:graphicData uri="http://schemas.openxmlformats.org/drawingml/2006/picture">
-                <pic:pic xmlns:pic="http://schemas.openxmlformats.org/drawingml/2006/picture">
-                  <pic:nvPicPr>
-                    <pic:cNvPr id="0" name="FastHeatlthCheck.png"/>
-                    <pic:cNvPicPr/>
-                  </pic:nvPicPr>
-                  <pic:blipFill>
-                    <a:blip r:embed="rId13"/>
-                    <a:stretch>
-                      <a:fillRect/>
-                    </a:stretch>
-                  </pic:blipFill>
-                  <pic:spPr>
-                    <a:xfrm>
-                      <a:off x="0" y="0"/>
-                      <a:ext cx="5486400" cy="1133699"/>
-                    </a:xfrm>
-                    <a:prstGeom prst="rect">
-                      <a:avLst/>
-                    </a:prstGeom>
-                  </pic:spPr>
-                </pic:pic>
-              </a:graphicData>
-            </a:graphic>
-          </wp:inline>
-        </w:drawing>
-      </w:r>
-    </w:p>
-    <w:p>
-      <w:pPr>
-        <w:spacing w:before="80" w:after="240"/>
-        <w:jc w:val="center"/>
-      </w:pPr>
-      <w:r>
-        <w:rPr>
-          <w:rFonts w:eastAsia="Calibri"/>
-          <w:i/>
-          <w:color w:val="333333"/>
-          <w:sz w:val="20"/>
-        </w:rPr>
-        <w:t>Figure 5. GET /health - service ready with model_loaded=true and API version 2.1.0.</w:t>
-      </w:r>
-    </w:p>
-    <w:p>
-      <w:pPr>
-        <w:spacing w:before="120" w:after="40"/>
-        <w:jc w:val="center"/>
-      </w:pPr>
-      <w:r>
-        <w:rPr>
-          <w:noProof/>
-        </w:rPr>
-        <w:lastRenderedPageBreak/>
-        <w:drawing>
-          <wp:inline distT="0" distB="0" distL="0" distR="0" wp14:anchorId="22F4478F" wp14:editId="1069F7BE">
-            <wp:extent cx="5760720" cy="3093608"/>
-            <wp:effectExtent l="0" t="0" r="0" b="0"/>
-            <wp:docPr id="6" name="Picture 6"/>
-            <wp:cNvGraphicFramePr>
-              <a:graphicFrameLocks xmlns:a="http://schemas.openxmlformats.org/drawingml/2006/main" noChangeAspect="1"/>
-            </wp:cNvGraphicFramePr>
-            <a:graphic xmlns:a="http://schemas.openxmlformats.org/drawingml/2006/main">
-              <a:graphicData uri="http://schemas.openxmlformats.org/drawingml/2006/picture">
-                <pic:pic xmlns:pic="http://schemas.openxmlformats.org/drawingml/2006/picture">
-                  <pic:nvPicPr>
-                    <pic:cNvPr id="0" name="APIExecution_Predict_1.png"/>
-                    <pic:cNvPicPr/>
-                  </pic:nvPicPr>
-                  <pic:blipFill>
-                    <a:blip r:embed="rId14"/>
-                    <a:stretch>
-                      <a:fillRect/>
-                    </a:stretch>
-                  </pic:blipFill>
-                  <pic:spPr>
-                    <a:xfrm>
-                      <a:off x="0" y="0"/>
-                      <a:ext cx="5760720" cy="3093608"/>
-                    </a:xfrm>
-                    <a:prstGeom prst="rect">
-                      <a:avLst/>
-                    </a:prstGeom>
-                  </pic:spPr>
-                </pic:pic>
-              </a:graphicData>
-            </a:graphic>
-          </wp:inline>
-        </w:drawing>
-      </w:r>
-    </w:p>
-    <w:p>
-      <w:pPr>
-        <w:spacing w:before="80" w:after="240"/>
-        <w:jc w:val="center"/>
-      </w:pPr>
-      <w:r>
-        <w:rPr>
-          <w:rFonts w:eastAsia="Calibri"/>
-          <w:i/>
-          <w:color w:val="333333"/>
-          <w:sz w:val="20"/>
-        </w:rPr>
-        <w:t>Figure 6. POST /v1/predictions - interactive request form (candidate_name, resume_text).</w:t>
-      </w:r>
-    </w:p>
-    <w:p>
-      <w:pPr>
-        <w:spacing w:before="120" w:after="40"/>
-        <w:jc w:val="center"/>
-      </w:pPr>
-      <w:r>
-        <w:rPr>
-          <w:noProof/>
-        </w:rPr>
-        <w:drawing>
-          <wp:inline distT="0" distB="0" distL="0" distR="0" wp14:anchorId="4C51EFBE" wp14:editId="7E671CF1">
-            <wp:extent cx="5760720" cy="3081594"/>
-            <wp:effectExtent l="0" t="0" r="0" b="0"/>
-            <wp:docPr id="7" name="Picture 7"/>
-            <wp:cNvGraphicFramePr>
-              <a:graphicFrameLocks xmlns:a="http://schemas.openxmlformats.org/drawingml/2006/main" noChangeAspect="1"/>
-            </wp:cNvGraphicFramePr>
-            <a:graphic xmlns:a="http://schemas.openxmlformats.org/drawingml/2006/main">
-              <a:graphicData uri="http://schemas.openxmlformats.org/drawingml/2006/picture">
-                <pic:pic xmlns:pic="http://schemas.openxmlformats.org/drawingml/2006/picture">
-                  <pic:nvPicPr>
-                    <pic:cNvPr id="0" name="APIExecution_Predict_2.png"/>
-                    <pic:cNvPicPr/>
-                  </pic:nvPicPr>
-                  <pic:blipFill>
-                    <a:blip r:embed="rId15"/>
-                    <a:stretch>
-                      <a:fillRect/>
-                    </a:stretch>
-                  </pic:blipFill>
-                  <pic:spPr>
-                    <a:xfrm>
-                      <a:off x="0" y="0"/>
-                      <a:ext cx="5760720" cy="3081594"/>
-                    </a:xfrm>
-                    <a:prstGeom prst="rect">
-                      <a:avLst/>
-                    </a:prstGeom>
-                  </pic:spPr>
-                </pic:pic>
-              </a:graphicData>
-            </a:graphic>
-          </wp:inline>
-        </w:drawing>
-      </w:r>
-    </w:p>
-    <w:p>
-      <w:pPr>
-        <w:spacing w:before="80" w:after="240"/>
-        <w:jc w:val="center"/>
-      </w:pPr>
-      <w:r>
-        <w:rPr>
-          <w:rFonts w:eastAsia="Calibri"/>
-          <w:i/>
-          <w:color w:val="333333"/>
-          <w:sz w:val="20"/>
-        </w:rPr>
-        <w:t>Figure 7. POST /v1/predictions - successful 200 response with predicted_role, confidence, role_ranking, explanation, and decision_note.</w:t>
-      </w:r>
-    </w:p>
-    <w:p>
-      <w:pPr>
-        <w:spacing w:before="120" w:after="40"/>
-        <w:jc w:val="center"/>
-      </w:pPr>
-      <w:r>
-        <w:rPr>
-          <w:noProof/>
-        </w:rPr>
-        <w:lastRenderedPageBreak/>
-        <w:drawing>
-          <wp:inline distT="0" distB="0" distL="0" distR="0" wp14:anchorId="54CE5059" wp14:editId="09ED377C">
-            <wp:extent cx="5760720" cy="3118745"/>
-            <wp:effectExtent l="0" t="0" r="0" b="0"/>
-            <wp:docPr id="8" name="Picture 8"/>
-            <wp:cNvGraphicFramePr>
-              <a:graphicFrameLocks xmlns:a="http://schemas.openxmlformats.org/drawingml/2006/main" noChangeAspect="1"/>
-            </wp:cNvGraphicFramePr>
-            <a:graphic xmlns:a="http://schemas.openxmlformats.org/drawingml/2006/main">
-              <a:graphicData uri="http://schemas.openxmlformats.org/drawingml/2006/picture">
-                <pic:pic xmlns:pic="http://schemas.openxmlformats.org/drawingml/2006/picture">
-                  <pic:nvPicPr>
-                    <pic:cNvPr id="0" name="API_PredictionMetrics.png"/>
-                    <pic:cNvPicPr/>
-                  </pic:nvPicPr>
-                  <pic:blipFill>
-                    <a:blip r:embed="rId16"/>
-                    <a:stretch>
-                      <a:fillRect/>
-                    </a:stretch>
-                  </pic:blipFill>
-                  <pic:spPr>
-                    <a:xfrm>
-                      <a:off x="0" y="0"/>
-                      <a:ext cx="5760720" cy="3118745"/>
-                    </a:xfrm>
-                    <a:prstGeom prst="rect">
-                      <a:avLst/>
-                    </a:prstGeom>
-                  </pic:spPr>
-                </pic:pic>
-              </a:graphicData>
-            </a:graphic>
-          </wp:inline>
-        </w:drawing>
-      </w:r>
-    </w:p>
-    <w:p>
-      <w:pPr>
-        <w:spacing w:before="80" w:after="240"/>
-        <w:jc w:val="center"/>
-      </w:pPr>
-      <w:r>
-        <w:rPr>
-          <w:rFonts w:eastAsia="Calibri"/>
-          <w:i/>
-          <w:color w:val="333333"/>
-          <w:sz w:val="20"/>
-        </w:rPr>
-        <w:t>Figure 8. GET /metrics - persisted model and data quality snapshot used for release evidence and UI sidebar metrics.</w:t>
-      </w:r>
-    </w:p>
-    <w:p>
-      <w:pPr>
-        <w:spacing w:after="160"/>
-      </w:pPr>
-      <w:r>
-        <w:rPr>
-          <w:rFonts w:eastAsia="Calibri"/>
-        </w:rPr>
-        <w:t>These screenshots, together with report/pytest_report.txt and report/lint_*.txt, constitute runtime evidence that the modular production package executes as described in Sections 5-8.</w:t>
-      </w:r>
     </w:p>
     <w:p>
       <w:pPr>
         <w:pStyle w:val="Heading1"/>
       </w:pPr>
       <w:r>
+        <w:lastRenderedPageBreak/>
         <w:t>11. Conclusion</w:t>
       </w:r>
     </w:p>
@@ -5859,6 +9443,11 @@
       </w:r>
     </w:p>
     <w:p>
+      <w:pPr>
+        <w:rPr>
+          <w:rFonts w:eastAsia="Calibri"/>
+        </w:rPr>
+      </w:pPr>
       <w:r>
         <w:rPr>
           <w:rFonts w:eastAsia="Calibri"/>
@@ -5866,6 +9455,7 @@
         <w:t>Evidence location. Full source code, automated tests (tests/), and quality evidence live in the attached source zip / Git package. The report/ folder holds this Word/PDF narrative together with pytest, lint, and metrics artifacts (pytest_report.txt, lint_before.txt, lint_after.txt, metrics_snapshot.json). UI and API screenshots used above are under Screenshots/ in the same package.</w:t>
       </w:r>
     </w:p>
+    <w:p/>
     <w:tbl>
       <w:tblPr>
         <w:tblStyle w:val="TableGrid"/>
@@ -5991,7 +9581,15 @@
             <w:vAlign w:val="center"/>
           </w:tcPr>
           <w:p>
-            <w:r/>
+            <w:pPr>
+              <w:spacing w:after="0" w:line="240" w:lineRule="auto"/>
+            </w:pPr>
+            <w:r>
+              <w:rPr>
+                <w:sz w:val="18"/>
+              </w:rPr>
+              <w:t>179.pdf</w:t>
+            </w:r>
           </w:p>
         </w:tc>
         <w:tc>
@@ -6006,7 +9604,9 @@
             <w:vAlign w:val="center"/>
           </w:tcPr>
           <w:p>
-            <w:r/>
+            <w:r>
+              <w:t>Submission report (this document); evidence paths described in Appendix</w:t>
+            </w:r>
           </w:p>
         </w:tc>
       </w:tr>
@@ -6033,8 +9633,7 @@
               <w:rPr>
                 <w:sz w:val="18"/>
               </w:rPr>
-              <w:lastRenderedPageBreak/>
-              <w:t>179.docx and 179.pdf</w:t>
+              <w:t>app/, ml/, quality/, services/</w:t>
             </w:r>
           </w:p>
         </w:tc>
@@ -6050,8 +9649,14 @@
             <w:vAlign w:val="center"/>
           </w:tcPr>
           <w:p>
-            <w:r>
-              <w:t>Submission report (this document); evidence paths described in Appendix</w:t>
+            <w:pPr>
+              <w:spacing w:after="0" w:line="240" w:lineRule="auto"/>
+            </w:pPr>
+            <w:r>
+              <w:rPr>
+                <w:sz w:val="18"/>
+              </w:rPr>
+              <w:t>Production source package</w:t>
             </w:r>
           </w:p>
         </w:tc>
@@ -6079,7 +9684,7 @@
               <w:rPr>
                 <w:sz w:val="18"/>
               </w:rPr>
-              <w:t>app/, ml/, quality/, services/</w:t>
+              <w:t>streamlit_app.py</w:t>
             </w:r>
           </w:p>
         </w:tc>
@@ -6102,7 +9707,7 @@
               <w:rPr>
                 <w:sz w:val="18"/>
               </w:rPr>
-              <w:t>Production source package</w:t>
+              <w:t>Preserved Assignment I recruiter workflow</w:t>
             </w:r>
           </w:p>
         </w:tc>
@@ -6130,7 +9735,7 @@
               <w:rPr>
                 <w:sz w:val="18"/>
               </w:rPr>
-              <w:t>streamlit_app.py</w:t>
+              <w:t>tests/</w:t>
             </w:r>
           </w:p>
         </w:tc>
@@ -6153,58 +9758,7 @@
               <w:rPr>
                 <w:sz w:val="18"/>
               </w:rPr>
-              <w:t>Preserved Assignment I recruiter workflow</w:t>
-            </w:r>
-          </w:p>
-        </w:tc>
-      </w:tr>
-      <w:tr>
-        <w:trPr>
-          <w:cantSplit/>
-        </w:trPr>
-        <w:tc>
-          <w:tcPr>
-            <w:tcW w:w="3400" w:type="dxa"/>
-            <w:tcMar>
-              <w:top w:w="80" w:type="dxa"/>
-              <w:left w:w="120" w:type="dxa"/>
-              <w:bottom w:w="80" w:type="dxa"/>
-              <w:right w:w="120" w:type="dxa"/>
-            </w:tcMar>
-            <w:vAlign w:val="center"/>
-          </w:tcPr>
-          <w:p>
-            <w:pPr>
-              <w:spacing w:after="0" w:line="240" w:lineRule="auto"/>
-            </w:pPr>
-            <w:r>
-              <w:rPr>
-                <w:sz w:val="18"/>
-              </w:rPr>
-              <w:t>tests/</w:t>
-            </w:r>
-          </w:p>
-        </w:tc>
-        <w:tc>
-          <w:tcPr>
-            <w:tcW w:w="5960" w:type="dxa"/>
-            <w:tcMar>
-              <w:top w:w="80" w:type="dxa"/>
-              <w:left w:w="120" w:type="dxa"/>
-              <w:bottom w:w="80" w:type="dxa"/>
-              <w:right w:w="120" w:type="dxa"/>
-            </w:tcMar>
-            <w:vAlign w:val="center"/>
-          </w:tcPr>
-          <w:p>
-            <w:pPr>
-              <w:spacing w:after="0" w:line="240" w:lineRule="auto"/>
-            </w:pPr>
-            <w:r>
-              <w:rPr>
-                <w:sz w:val="18"/>
-              </w:rPr>
-              <w:t>35 automated tests</w:t>
+              <w:t>44 collected items (43 functions)</w:t>
             </w:r>
           </w:p>
         </w:tc>
@@ -6390,10 +9944,12 @@
       </w:pPr>
     </w:p>
     <w:sectPr>
-      <w:headerReference w:type="default" r:id="rId17"/>
-      <w:footerReference w:type="default" r:id="rId18"/>
-      <w:headerReference w:type="first" r:id="rId21"/>
-      <w:footerReference w:type="first" r:id="rId22"/>
+      <w:headerReference w:type="even" r:id="rId21"/>
+      <w:headerReference w:type="default" r:id="rId22"/>
+      <w:footerReference w:type="even" r:id="rId23"/>
+      <w:footerReference w:type="default" r:id="rId24"/>
+      <w:headerReference w:type="first" r:id="rId25"/>
+      <w:footerReference w:type="first" r:id="rId26"/>
       <w:pgSz w:w="12240" w:h="15840"/>
       <w:pgMar w:top="1440" w:right="1440" w:bottom="1440" w:left="1440" w:header="708" w:footer="708" w:gutter="0"/>
       <w:cols w:space="720"/>
@@ -6433,6 +9989,16 @@
   <w:p>
     <w:pPr>
       <w:pStyle w:val="Footer"/>
+    </w:pPr>
+  </w:p>
+</w:ftr>
+</file>
+
+<file path=word/footer2.xml><?xml version="1.0" encoding="utf-8"?>
+<w:ftr xmlns:wpc="http://schemas.microsoft.com/office/word/2010/wordprocessingCanvas" xmlns:cx="http://schemas.microsoft.com/office/drawing/2014/chartex" xmlns:cx1="http://schemas.microsoft.com/office/drawing/2015/9/8/chartex" xmlns:cx2="http://schemas.microsoft.com/office/drawing/2015/10/21/chartex" xmlns:cx3="http://schemas.microsoft.com/office/drawing/2016/5/9/chartex" xmlns:cx4="http://schemas.microsoft.com/office/drawing/2016/5/10/chartex" xmlns:cx5="http://schemas.microsoft.com/office/drawing/2016/5/11/chartex" xmlns:cx6="http://schemas.microsoft.com/office/drawing/2016/5/12/chartex" xmlns:cx7="http://schemas.microsoft.com/office/drawing/2016/5/13/chartex" xmlns:cx8="http://schemas.microsoft.com/office/drawing/2016/5/14/chartex" xmlns:mc="http://schemas.openxmlformats.org/markup-compatibility/2006" xmlns:aink="http://schemas.microsoft.com/office/drawing/2016/ink" xmlns:am3d="http://schemas.microsoft.com/office/drawing/2017/model3d" xmlns:o="urn:schemas-microsoft-com:office:office" xmlns:oel="http://schemas.microsoft.com/office/2019/extlst" xmlns:r="http://schemas.openxmlformats.org/officeDocument/2006/relationships" xmlns:m="http://schemas.openxmlformats.org/officeDocument/2006/math" xmlns:v="urn:schemas-microsoft-com:vml" xmlns:wp14="http://schemas.microsoft.com/office/word/2010/wordprocessingDrawing" xmlns:wp="http://schemas.openxmlformats.org/drawingml/2006/wordprocessingDrawing" xmlns:w10="urn:schemas-microsoft-com:office:word" xmlns:w="http://schemas.openxmlformats.org/wordprocessingml/2006/main" xmlns:w14="http://schemas.microsoft.com/office/word/2010/wordml" xmlns:w15="http://schemas.microsoft.com/office/word/2012/wordml" xmlns:w16cei="http://schemas.microsoft.com/office/word/2026/wordml/cei" xmlns:w16cex="http://schemas.microsoft.com/office/word/2018/wordml/cex" xmlns:w16cid="http://schemas.microsoft.com/office/word/2016/wordml/cid" xmlns:w16="http://schemas.microsoft.com/office/word/2018/wordml" xmlns:w16du="http://schemas.microsoft.com/office/word/2023/wordml/word16du" xmlns:w16sdtdh="http://schemas.microsoft.com/office/word/2020/wordml/sdtdatahash" xmlns:w16sdtfl="http://schemas.microsoft.com/office/word/2024/wordml/sdtformatlock" xmlns:w16se="http://schemas.microsoft.com/office/word/2015/wordml/symex" xmlns:wpg="http://schemas.microsoft.com/office/word/2010/wordprocessingGroup" xmlns:wpi="http://schemas.microsoft.com/office/word/2010/wordprocessingInk" xmlns:wne="http://schemas.microsoft.com/office/word/2006/wordml" xmlns:wps="http://schemas.microsoft.com/office/word/2010/wordprocessingShape" mc:Ignorable="w14 w15 w16se w16cid w16 w16cex w16sdtdh w16sdtfl w16du wp14">
+  <w:p>
+    <w:pPr>
+      <w:pStyle w:val="Footer"/>
       <w:jc w:val="right"/>
     </w:pPr>
     <w:r>
@@ -6440,58 +10006,50 @@
         <w:color w:val="5B6573"/>
         <w:sz w:val="17"/>
       </w:rPr>
-      <w:t>Assignment II | 1</w:t>
+      <w:t xml:space="preserve">Assignment II | </w:t>
     </w:r>
-    <w:proofErr w:type="gramStart"/>
     <w:r>
       <w:rPr>
         <w:color w:val="5B6573"/>
         <w:sz w:val="17"/>
       </w:rPr>
+      <w:fldChar w:fldCharType="begin"/>
     </w:r>
-    <w:proofErr w:type="gramEnd"/>
     <w:r>
       <w:rPr>
         <w:color w:val="5B6573"/>
         <w:sz w:val="17"/>
       </w:rPr>
+      <w:instrText xml:space="preserve"> PAGE </w:instrText>
     </w:r>
     <w:r>
       <w:rPr>
         <w:color w:val="5B6573"/>
-        <w:sz w:val="18"/>
-      </w:rPr>
+        <w:sz w:val="17"/>
+      </w:rPr>
+      <w:fldChar w:fldCharType="separate"/>
     </w:r>
     <w:r>
       <w:rPr>
+        <w:noProof/>
         <w:color w:val="5B6573"/>
-        <w:sz w:val="18"/>
-      </w:rPr>
+        <w:sz w:val="17"/>
+      </w:rPr>
+      <w:t>1</w:t>
     </w:r>
     <w:r>
       <w:rPr>
         <w:color w:val="5B6573"/>
-        <w:sz w:val="18"/>
-      </w:rPr>
-    </w:r>
-    <w:r>
-      <w:rPr>
-        <w:color w:val="5B6573"/>
-        <w:sz w:val="18"/>
-      </w:rPr>
-    </w:r>
-    <w:r>
-      <w:rPr>
-        <w:color w:val="5B6573"/>
-        <w:sz w:val="18"/>
-      </w:rPr>
+        <w:sz w:val="17"/>
+      </w:rPr>
+      <w:fldChar w:fldCharType="end"/>
     </w:r>
   </w:p>
 </w:ftr>
 </file>
 
-<file path=word/footer2.xml><?xml version="1.0" encoding="utf-8"?>
-<w:ftr xmlns:m="http://schemas.openxmlformats.org/officeDocument/2006/math" xmlns:mc="http://schemas.openxmlformats.org/markup-compatibility/2006" xmlns:mo="http://schemas.microsoft.com/office/mac/office/2008/main" xmlns:mv="urn:schemas-microsoft-com:mac:vml" xmlns:o="urn:schemas-microsoft-com:office:office" xmlns:r="http://schemas.openxmlformats.org/officeDocument/2006/relationships" xmlns:v="urn:schemas-microsoft-com:vml" xmlns:w10="urn:schemas-microsoft-com:office:word" xmlns:w14="http://schemas.microsoft.com/office/word/2010/wordml" xmlns:w="http://schemas.openxmlformats.org/wordprocessingml/2006/main" xmlns:wne="http://schemas.microsoft.com/office/word/2006/wordml" xmlns:wp14="http://schemas.microsoft.com/office/word/2010/wordprocessingDrawing" xmlns:wp="http://schemas.openxmlformats.org/drawingml/2006/wordprocessingDrawing" xmlns:wpc="http://schemas.microsoft.com/office/word/2010/wordprocessingCanvas" xmlns:wpg="http://schemas.microsoft.com/office/word/2010/wordprocessingGroup" xmlns:wpi="http://schemas.microsoft.com/office/word/2010/wordprocessingInk" xmlns:wps="http://schemas.microsoft.com/office/word/2010/wordprocessingShape" mc:Ignorable="w14 wp14">
+<file path=word/footer3.xml><?xml version="1.0" encoding="utf-8"?>
+<w:ftr xmlns:wpc="http://schemas.microsoft.com/office/word/2010/wordprocessingCanvas" xmlns:cx="http://schemas.microsoft.com/office/drawing/2014/chartex" xmlns:cx1="http://schemas.microsoft.com/office/drawing/2015/9/8/chartex" xmlns:cx2="http://schemas.microsoft.com/office/drawing/2015/10/21/chartex" xmlns:cx3="http://schemas.microsoft.com/office/drawing/2016/5/9/chartex" xmlns:cx4="http://schemas.microsoft.com/office/drawing/2016/5/10/chartex" xmlns:cx5="http://schemas.microsoft.com/office/drawing/2016/5/11/chartex" xmlns:cx6="http://schemas.microsoft.com/office/drawing/2016/5/12/chartex" xmlns:cx7="http://schemas.microsoft.com/office/drawing/2016/5/13/chartex" xmlns:cx8="http://schemas.microsoft.com/office/drawing/2016/5/14/chartex" xmlns:mc="http://schemas.openxmlformats.org/markup-compatibility/2006" xmlns:aink="http://schemas.microsoft.com/office/drawing/2016/ink" xmlns:am3d="http://schemas.microsoft.com/office/drawing/2017/model3d" xmlns:o="urn:schemas-microsoft-com:office:office" xmlns:oel="http://schemas.microsoft.com/office/2019/extlst" xmlns:r="http://schemas.openxmlformats.org/officeDocument/2006/relationships" xmlns:m="http://schemas.openxmlformats.org/officeDocument/2006/math" xmlns:v="urn:schemas-microsoft-com:vml" xmlns:wp14="http://schemas.microsoft.com/office/word/2010/wordprocessingDrawing" xmlns:wp="http://schemas.openxmlformats.org/drawingml/2006/wordprocessingDrawing" xmlns:w10="urn:schemas-microsoft-com:office:word" xmlns:w="http://schemas.openxmlformats.org/wordprocessingml/2006/main" xmlns:w14="http://schemas.microsoft.com/office/word/2010/wordml" xmlns:w15="http://schemas.microsoft.com/office/word/2012/wordml" xmlns:w16cei="http://schemas.microsoft.com/office/word/2026/wordml/cei" xmlns:w16cex="http://schemas.microsoft.com/office/word/2018/wordml/cex" xmlns:w16cid="http://schemas.microsoft.com/office/word/2016/wordml/cid" xmlns:w16="http://schemas.microsoft.com/office/word/2018/wordml" xmlns:w16du="http://schemas.microsoft.com/office/word/2023/wordml/word16du" xmlns:w16sdtdh="http://schemas.microsoft.com/office/word/2020/wordml/sdtdatahash" xmlns:w16sdtfl="http://schemas.microsoft.com/office/word/2024/wordml/sdtformatlock" xmlns:w16se="http://schemas.microsoft.com/office/word/2015/wordml/symex" xmlns:wpg="http://schemas.microsoft.com/office/word/2010/wordprocessingGroup" xmlns:wpi="http://schemas.microsoft.com/office/word/2010/wordprocessingInk" xmlns:wne="http://schemas.microsoft.com/office/word/2006/wordml" xmlns:wps="http://schemas.microsoft.com/office/word/2010/wordprocessingShape" mc:Ignorable="w14 w15 w16se w16cid w16 w16cex w16sdtdh w16sdtfl w16du wp14">
   <w:p>
     <w:pPr>
       <w:pStyle w:val="Footer"/>
@@ -6531,6 +10089,16 @@
     <w:pPr>
       <w:pStyle w:val="Header"/>
     </w:pPr>
+  </w:p>
+</w:hdr>
+</file>
+
+<file path=word/header2.xml><?xml version="1.0" encoding="utf-8"?>
+<w:hdr xmlns:wpc="http://schemas.microsoft.com/office/word/2010/wordprocessingCanvas" xmlns:cx="http://schemas.microsoft.com/office/drawing/2014/chartex" xmlns:cx1="http://schemas.microsoft.com/office/drawing/2015/9/8/chartex" xmlns:cx2="http://schemas.microsoft.com/office/drawing/2015/10/21/chartex" xmlns:cx3="http://schemas.microsoft.com/office/drawing/2016/5/9/chartex" xmlns:cx4="http://schemas.microsoft.com/office/drawing/2016/5/10/chartex" xmlns:cx5="http://schemas.microsoft.com/office/drawing/2016/5/11/chartex" xmlns:cx6="http://schemas.microsoft.com/office/drawing/2016/5/12/chartex" xmlns:cx7="http://schemas.microsoft.com/office/drawing/2016/5/13/chartex" xmlns:cx8="http://schemas.microsoft.com/office/drawing/2016/5/14/chartex" xmlns:mc="http://schemas.openxmlformats.org/markup-compatibility/2006" xmlns:aink="http://schemas.microsoft.com/office/drawing/2016/ink" xmlns:am3d="http://schemas.microsoft.com/office/drawing/2017/model3d" xmlns:o="urn:schemas-microsoft-com:office:office" xmlns:oel="http://schemas.microsoft.com/office/2019/extlst" xmlns:r="http://schemas.openxmlformats.org/officeDocument/2006/relationships" xmlns:m="http://schemas.openxmlformats.org/officeDocument/2006/math" xmlns:v="urn:schemas-microsoft-com:vml" xmlns:wp14="http://schemas.microsoft.com/office/word/2010/wordprocessingDrawing" xmlns:wp="http://schemas.openxmlformats.org/drawingml/2006/wordprocessingDrawing" xmlns:w10="urn:schemas-microsoft-com:office:word" xmlns:w="http://schemas.openxmlformats.org/wordprocessingml/2006/main" xmlns:w14="http://schemas.microsoft.com/office/word/2010/wordml" xmlns:w15="http://schemas.microsoft.com/office/word/2012/wordml" xmlns:w16cei="http://schemas.microsoft.com/office/word/2026/wordml/cei" xmlns:w16cex="http://schemas.microsoft.com/office/word/2018/wordml/cex" xmlns:w16cid="http://schemas.microsoft.com/office/word/2016/wordml/cid" xmlns:w16="http://schemas.microsoft.com/office/word/2018/wordml" xmlns:w16du="http://schemas.microsoft.com/office/word/2023/wordml/word16du" xmlns:w16sdtdh="http://schemas.microsoft.com/office/word/2020/wordml/sdtdatahash" xmlns:w16sdtfl="http://schemas.microsoft.com/office/word/2024/wordml/sdtformatlock" xmlns:w16se="http://schemas.microsoft.com/office/word/2015/wordml/symex" xmlns:wpg="http://schemas.microsoft.com/office/word/2010/wordprocessingGroup" xmlns:wpi="http://schemas.microsoft.com/office/word/2010/wordprocessingInk" xmlns:wne="http://schemas.microsoft.com/office/word/2006/wordml" xmlns:wps="http://schemas.microsoft.com/office/word/2010/wordprocessingShape" mc:Ignorable="w14 w15 w16se w16cid w16 w16cex w16sdtdh w16sdtfl w16du wp14">
+  <w:p>
+    <w:pPr>
+      <w:pStyle w:val="Header"/>
+    </w:pPr>
     <w:r>
       <w:rPr>
         <w:color w:val="5B6573"/>
@@ -6542,8 +10110,8 @@
 </w:hdr>
 </file>
 
-<file path=word/header2.xml><?xml version="1.0" encoding="utf-8"?>
-<w:hdr xmlns:m="http://schemas.openxmlformats.org/officeDocument/2006/math" xmlns:mc="http://schemas.openxmlformats.org/markup-compatibility/2006" xmlns:mo="http://schemas.microsoft.com/office/mac/office/2008/main" xmlns:mv="urn:schemas-microsoft-com:mac:vml" xmlns:o="urn:schemas-microsoft-com:office:office" xmlns:r="http://schemas.openxmlformats.org/officeDocument/2006/relationships" xmlns:v="urn:schemas-microsoft-com:vml" xmlns:w10="urn:schemas-microsoft-com:office:word" xmlns:w14="http://schemas.microsoft.com/office/word/2010/wordml" xmlns:w="http://schemas.openxmlformats.org/wordprocessingml/2006/main" xmlns:wne="http://schemas.microsoft.com/office/word/2006/wordml" xmlns:wp14="http://schemas.microsoft.com/office/word/2010/wordprocessingDrawing" xmlns:wp="http://schemas.openxmlformats.org/drawingml/2006/wordprocessingDrawing" xmlns:wpc="http://schemas.microsoft.com/office/word/2010/wordprocessingCanvas" xmlns:wpg="http://schemas.microsoft.com/office/word/2010/wordprocessingGroup" xmlns:wpi="http://schemas.microsoft.com/office/word/2010/wordprocessingInk" xmlns:wps="http://schemas.microsoft.com/office/word/2010/wordprocessingShape" mc:Ignorable="w14 wp14">
+<file path=word/header3.xml><?xml version="1.0" encoding="utf-8"?>
+<w:hdr xmlns:wpc="http://schemas.microsoft.com/office/word/2010/wordprocessingCanvas" xmlns:cx="http://schemas.microsoft.com/office/drawing/2014/chartex" xmlns:cx1="http://schemas.microsoft.com/office/drawing/2015/9/8/chartex" xmlns:cx2="http://schemas.microsoft.com/office/drawing/2015/10/21/chartex" xmlns:cx3="http://schemas.microsoft.com/office/drawing/2016/5/9/chartex" xmlns:cx4="http://schemas.microsoft.com/office/drawing/2016/5/10/chartex" xmlns:cx5="http://schemas.microsoft.com/office/drawing/2016/5/11/chartex" xmlns:cx6="http://schemas.microsoft.com/office/drawing/2016/5/12/chartex" xmlns:cx7="http://schemas.microsoft.com/office/drawing/2016/5/13/chartex" xmlns:cx8="http://schemas.microsoft.com/office/drawing/2016/5/14/chartex" xmlns:mc="http://schemas.openxmlformats.org/markup-compatibility/2006" xmlns:aink="http://schemas.microsoft.com/office/drawing/2016/ink" xmlns:am3d="http://schemas.microsoft.com/office/drawing/2017/model3d" xmlns:o="urn:schemas-microsoft-com:office:office" xmlns:oel="http://schemas.microsoft.com/office/2019/extlst" xmlns:r="http://schemas.openxmlformats.org/officeDocument/2006/relationships" xmlns:m="http://schemas.openxmlformats.org/officeDocument/2006/math" xmlns:v="urn:schemas-microsoft-com:vml" xmlns:wp14="http://schemas.microsoft.com/office/word/2010/wordprocessingDrawing" xmlns:wp="http://schemas.openxmlformats.org/drawingml/2006/wordprocessingDrawing" xmlns:w10="urn:schemas-microsoft-com:office:word" xmlns:w="http://schemas.openxmlformats.org/wordprocessingml/2006/main" xmlns:w14="http://schemas.microsoft.com/office/word/2010/wordml" xmlns:w15="http://schemas.microsoft.com/office/word/2012/wordml" xmlns:w16cei="http://schemas.microsoft.com/office/word/2026/wordml/cei" xmlns:w16cex="http://schemas.microsoft.com/office/word/2018/wordml/cex" xmlns:w16cid="http://schemas.microsoft.com/office/word/2016/wordml/cid" xmlns:w16="http://schemas.microsoft.com/office/word/2018/wordml" xmlns:w16du="http://schemas.microsoft.com/office/word/2023/wordml/word16du" xmlns:w16sdtdh="http://schemas.microsoft.com/office/word/2020/wordml/sdtdatahash" xmlns:w16sdtfl="http://schemas.microsoft.com/office/word/2024/wordml/sdtformatlock" xmlns:w16se="http://schemas.microsoft.com/office/word/2015/wordml/symex" xmlns:wpg="http://schemas.microsoft.com/office/word/2010/wordprocessingGroup" xmlns:wpi="http://schemas.microsoft.com/office/word/2010/wordprocessingInk" xmlns:wne="http://schemas.microsoft.com/office/word/2006/wordml" xmlns:wps="http://schemas.microsoft.com/office/word/2010/wordprocessingShape" mc:Ignorable="w14 w15 w16se w16cid w16 w16cex w16sdtdh w16sdtfl w16du wp14">
   <w:p>
     <w:pPr>
       <w:pStyle w:val="Header"/>
@@ -6927,7 +10495,7 @@
     <w:lsdException w:name="Table Web 2" w:semiHidden="1" w:unhideWhenUsed="1"/>
     <w:lsdException w:name="Table Web 3" w:semiHidden="1" w:unhideWhenUsed="1"/>
     <w:lsdException w:name="Balloon Text" w:semiHidden="1" w:unhideWhenUsed="1"/>
-    <w:lsdException w:name="Table Grid" w:uiPriority="59"/>
+    <w:lsdException w:name="Table Grid" w:uiPriority="39"/>
     <w:lsdException w:name="Table Theme" w:semiHidden="1" w:unhideWhenUsed="1"/>
     <w:lsdException w:name="Placeholder Text" w:semiHidden="1"/>
     <w:lsdException w:name="No Spacing" w:uiPriority="1" w:qFormat="1"/>
@@ -8084,7 +11652,7 @@
   <w:style w:type="table" w:styleId="TableGrid">
     <w:name w:val="Table Grid"/>
     <w:basedOn w:val="TableNormal"/>
-    <w:uiPriority w:val="59"/>
+    <w:uiPriority w:val="39"/>
     <w:rsid w:val="00FC693F"/>
     <w:pPr>
       <w:spacing w:after="0" w:line="240" w:lineRule="auto"/>
